--- a/docs/f4_s04_evaluacion_entregable_grupo6.docx
+++ b/docs/f4_s04_evaluacion_entregable_grupo6.docx
@@ -5220,6 +5220,19 @@
         <w:t>4. Cómo aporta al relato: Las conclusiones extraídas sobre las jornadas tradicionales (diurna y vespertina) mantienen una alta confiabilidad analítica debido a su bajísima tasa de imputación.</w:t>
       </w:r>
     </w:p>
+    <w:p>
+      <w:pPr>
+        <w:pStyle w:val="Heading1"/>
+      </w:pPr>
+      <w:r>
+        <w:t>Borrador Fase 4: Metodología de Estratificación (César)</w:t>
+      </w:r>
+    </w:p>
+    <w:p>
+      <w:r>
+        <w:t>Para evaluar si la diferencia de duración entre jornadas persiste al controlar por área de conocimiento —el procedimiento estándar para detectar confusión y la paradoja de Simpson—, se aplicó agregacion_anidada (desarrollada en la Fase 3) sobre cada combinación área-jornada, implementada en src/estratificacion.py (estratificar_por_area). La función compara el orden de las jornadas extremas (la de menor y la de mayor duración mediana) observado en el conjunto completo contra el mismo orden dentro de cada área, señalando como "áreas invertidas" aquellas donde ese orden cambia.</w:t>
+      </w:r>
+    </w:p>
     <w:sectPr>
       <w:footerReference w:type="default" r:id="rId9"/>
       <w:pgSz w:w="12240" w:h="15840"/>

--- a/docs/f4_s04_evaluacion_entregable_grupo6.docx
+++ b/docs/f4_s04_evaluacion_entregable_grupo6.docx
@@ -5233,6 +5233,24 @@
         <w:t>Para evaluar si la diferencia de duración entre jornadas persiste al controlar por área de conocimiento —el procedimiento estándar para detectar confusión y la paradoja de Simpson—, se aplicó agregacion_anidada (desarrollada en la Fase 3) sobre cada combinación área-jornada, implementada en src/estratificacion.py (estratificar_por_area). La función compara el orden de las jornadas extremas (la de menor y la de mayor duración mediana) observado en el conjunto completo contra el mismo orden dentro de cada área, señalando como "áreas invertidas" aquellas donde ese orden cambia.</w:t>
       </w:r>
     </w:p>
+    <w:p>
+      <w:pPr>
+        <w:pStyle w:val="Heading1"/>
+      </w:pPr>
+      <w:r>
+        <w:t>Borrador Fase 4: Sesgo, Alcance y Supuestos (César)</w:t>
+      </w:r>
+    </w:p>
+    <w:p>
+      <w:r>
+        <w:t>Sesgo de Selección: Es importante advertir la presencia de un sesgo de selección inherente al conjunto de datos utilizado, ya que el análisis se restringe exclusivamente a la población de estudiantes que lograron titularse. Al no contar con información sobre los estudiantes que abandonaron sus estudios (deserción académica), los resultados sobre la duración de las carreras podrían estar subestimando el tiempo real promedio que invierte la totalidad de los alumnos que ingresan. Las conclusiones obtenidas reflejan únicamente la trayectoria de los casos de éxito académico, ignorando las dinámicas de aquellos que no completan el plan de estudios.</w:t>
+      </w:r>
+    </w:p>
+    <w:p>
+      <w:r>
+        <w:t>Alcance, Restricciones y Supuestos: El alcance de este estudio se limita al análisis exploratorio y descriptivo de los tiempos de titulación por jornada y área de conocimiento, asumiendo que los registros proporcionados en el dataset son precisos y no contienen errores sistemáticos de digitación. Entre las restricciones principales destaca la ausencia de variables socioeconómicas y demográficas (como situación laboral durante el estudio, edad o nivel de ingresos) que podrían actuar como variables de confusión subyacentes explicando las diferencias entre jornadas. Por lo tanto, se asume que las diferencias observadas responden principalmente a las características de los programas y al perfil general de los estudiantes de cada jornada, aunque no se pueden establecer relaciones de causalidad definitivas sin incluir dichos factores externos.</w:t>
+      </w:r>
+    </w:p>
     <w:sectPr>
       <w:footerReference w:type="default" r:id="rId9"/>
       <w:pgSz w:w="12240" w:h="15840"/>

--- a/docs/f4_s04_evaluacion_entregable_grupo6.docx
+++ b/docs/f4_s04_evaluacion_entregable_grupo6.docx
@@ -22,7 +22,7 @@
     </w:p>
     <w:p>
       <w:pPr>
-        <w:spacing w:after="320"/>
+        <w:spacing w:after="280"/>
       </w:pPr>
     </w:p>
     <w:p>
@@ -33,11 +33,11 @@
         <w:rPr>
           <w:b/>
           <w:color w:val="003366"/>
-          <w:sz w:val="30"/>
+          <w:sz w:val="29"/>
         </w:rPr>
-        <w:t>INFORME TÉCNICO DE AVANCE · FASE 3 (SEMANA 2)</w:t>
+        <w:t>INFORME TÉCNICO FINAL · PROYECTO ABP (FASE 4)</w:t>
         <w:br/>
-        <w:t>NÚCLEO ALGORÍTMICO, EFICIENCIA E IMPLEMENTACIÓN ORIENTADA A OBJETOS</w:t>
+        <w:t>DURACIÓN DE LA TITULACIÓN EN EL PREGRADO UNIVERSITARIO CHILENO (2025)</w:t>
       </w:r>
     </w:p>
     <w:p>
@@ -48,16 +48,16 @@
         <w:rPr>
           <w:i/>
           <w:color w:val="555555"/>
-          <w:sz w:val="22"/>
+          <w:sz w:val="21"/>
         </w:rPr>
-        <w:t>Proyecto: Duración de la titulación en el pregrado universitario chileno (2025)</w:t>
+        <w:t>Evaluación Sumativa – Proyecto final Fase 4 (Ponderación 30%)</w:t>
         <w:br/>
-        <w:t>Evaluación Sumativa 2 (Ponderación 20%) y Evaluación Formativa 3</w:t>
+        <w:t>Consolidación Integradora de Entorno, Pipeline, Algoritmos, POO y Visualizaciones (F1–F4)</w:t>
       </w:r>
     </w:p>
     <w:p>
       <w:pPr>
-        <w:spacing w:after="440"/>
+        <w:spacing w:after="360"/>
       </w:pPr>
     </w:p>
     <w:tbl>
@@ -76,10 +76,10 @@
           <w:tcPr>
             <w:tcW w:type="dxa" w:w="3600"/>
             <w:tcMar>
-              <w:top w:w="35" w:type="dxa"/>
-              <w:bottom w:w="35" w:type="dxa"/>
-              <w:left w:w="50" w:type="dxa"/>
-              <w:right w:w="50" w:type="dxa"/>
+              <w:top w:w="25" w:type="dxa"/>
+              <w:bottom w:w="25" w:type="dxa"/>
+              <w:left w:w="45" w:type="dxa"/>
+              <w:right w:w="45" w:type="dxa"/>
             </w:tcMar>
             <w:shd w:fill="F0F4F8"/>
           </w:tcPr>
@@ -87,7 +87,7 @@
             <w:r>
               <w:rPr>
                 <w:b/>
-                <w:sz w:val="19"/>
+                <w:sz w:val="18"/>
               </w:rPr>
               <w:t>Integrantes (Grupo 6):</w:t>
             </w:r>
@@ -97,25 +97,21 @@
           <w:tcPr>
             <w:tcW w:type="dxa" w:w="5760"/>
             <w:tcMar>
-              <w:top w:w="35" w:type="dxa"/>
-              <w:bottom w:w="35" w:type="dxa"/>
-              <w:left w:w="50" w:type="dxa"/>
-              <w:right w:w="50" w:type="dxa"/>
+              <w:top w:w="25" w:type="dxa"/>
+              <w:bottom w:w="25" w:type="dxa"/>
+              <w:left w:w="45" w:type="dxa"/>
+              <w:right w:w="45" w:type="dxa"/>
             </w:tcMar>
             <w:shd w:fill="FAFAFA"/>
           </w:tcPr>
           <w:p>
             <w:r>
               <w:rPr>
-                <w:sz w:val="19"/>
+                <w:sz w:val="18"/>
               </w:rPr>
-              <w:t>Fernanda Ovalle Román</w:t>
+              <w:t>Fernanda Ovalle Román · Sebastián Cajales Cid</w:t>
               <w:br/>
-              <w:t>Sebastián Cajales Cid</w:t>
-              <w:br/>
-              <w:t>César Lorca Bacián</w:t>
-              <w:br/>
-              <w:t>Jorge Álvarez Ossandón</w:t>
+              <w:t>César Lorca Bacián · Jorge Álvarez Ossandón</w:t>
             </w:r>
           </w:p>
         </w:tc>
@@ -125,10 +121,10 @@
           <w:tcPr>
             <w:tcW w:type="dxa" w:w="3600"/>
             <w:tcMar>
-              <w:top w:w="35" w:type="dxa"/>
-              <w:bottom w:w="35" w:type="dxa"/>
-              <w:left w:w="50" w:type="dxa"/>
-              <w:right w:w="50" w:type="dxa"/>
+              <w:top w:w="25" w:type="dxa"/>
+              <w:bottom w:w="25" w:type="dxa"/>
+              <w:left w:w="45" w:type="dxa"/>
+              <w:right w:w="45" w:type="dxa"/>
             </w:tcMar>
             <w:shd w:fill="F0F4F8"/>
           </w:tcPr>
@@ -136,7 +132,7 @@
             <w:r>
               <w:rPr>
                 <w:b/>
-                <w:sz w:val="19"/>
+                <w:sz w:val="18"/>
               </w:rPr>
               <w:t>Docente responsable:</w:t>
             </w:r>
@@ -146,17 +142,17 @@
           <w:tcPr>
             <w:tcW w:type="dxa" w:w="5760"/>
             <w:tcMar>
-              <w:top w:w="35" w:type="dxa"/>
-              <w:bottom w:w="35" w:type="dxa"/>
-              <w:left w:w="50" w:type="dxa"/>
-              <w:right w:w="50" w:type="dxa"/>
+              <w:top w:w="25" w:type="dxa"/>
+              <w:bottom w:w="25" w:type="dxa"/>
+              <w:left w:w="45" w:type="dxa"/>
+              <w:right w:w="45" w:type="dxa"/>
             </w:tcMar>
             <w:shd w:fill="FAFAFA"/>
           </w:tcPr>
           <w:p>
             <w:r>
               <w:rPr>
-                <w:sz w:val="19"/>
+                <w:sz w:val="18"/>
               </w:rPr>
               <w:t>Dr. Omar Salinas Silva</w:t>
             </w:r>
@@ -168,10 +164,10 @@
           <w:tcPr>
             <w:tcW w:type="dxa" w:w="3600"/>
             <w:tcMar>
-              <w:top w:w="35" w:type="dxa"/>
-              <w:bottom w:w="35" w:type="dxa"/>
-              <w:left w:w="50" w:type="dxa"/>
-              <w:right w:w="50" w:type="dxa"/>
+              <w:top w:w="25" w:type="dxa"/>
+              <w:bottom w:w="25" w:type="dxa"/>
+              <w:left w:w="45" w:type="dxa"/>
+              <w:right w:w="45" w:type="dxa"/>
             </w:tcMar>
             <w:shd w:fill="F0F4F8"/>
           </w:tcPr>
@@ -179,7 +175,7 @@
             <w:r>
               <w:rPr>
                 <w:b/>
-                <w:sz w:val="19"/>
+                <w:sz w:val="18"/>
               </w:rPr>
               <w:t>Programa académico:</w:t>
             </w:r>
@@ -189,17 +185,17 @@
           <w:tcPr>
             <w:tcW w:type="dxa" w:w="5760"/>
             <w:tcMar>
-              <w:top w:w="35" w:type="dxa"/>
-              <w:bottom w:w="35" w:type="dxa"/>
-              <w:left w:w="50" w:type="dxa"/>
-              <w:right w:w="50" w:type="dxa"/>
+              <w:top w:w="25" w:type="dxa"/>
+              <w:bottom w:w="25" w:type="dxa"/>
+              <w:left w:w="45" w:type="dxa"/>
+              <w:right w:w="45" w:type="dxa"/>
             </w:tcMar>
             <w:shd w:fill="FAFAFA"/>
           </w:tcPr>
           <w:p>
             <w:r>
               <w:rPr>
-                <w:sz w:val="19"/>
+                <w:sz w:val="18"/>
               </w:rPr>
               <w:t>Magíster en Ciencia de Datos e Inteligencia Artificial</w:t>
             </w:r>
@@ -211,10 +207,10 @@
           <w:tcPr>
             <w:tcW w:type="dxa" w:w="3600"/>
             <w:tcMar>
-              <w:top w:w="35" w:type="dxa"/>
-              <w:bottom w:w="35" w:type="dxa"/>
-              <w:left w:w="50" w:type="dxa"/>
-              <w:right w:w="50" w:type="dxa"/>
+              <w:top w:w="25" w:type="dxa"/>
+              <w:bottom w:w="25" w:type="dxa"/>
+              <w:left w:w="45" w:type="dxa"/>
+              <w:right w:w="45" w:type="dxa"/>
             </w:tcMar>
             <w:shd w:fill="F0F4F8"/>
           </w:tcPr>
@@ -222,7 +218,7 @@
             <w:r>
               <w:rPr>
                 <w:b/>
-                <w:sz w:val="19"/>
+                <w:sz w:val="18"/>
               </w:rPr>
               <w:t>Asignatura:</w:t>
             </w:r>
@@ -232,17 +228,17 @@
           <w:tcPr>
             <w:tcW w:type="dxa" w:w="5760"/>
             <w:tcMar>
-              <w:top w:w="35" w:type="dxa"/>
-              <w:bottom w:w="35" w:type="dxa"/>
-              <w:left w:w="50" w:type="dxa"/>
-              <w:right w:w="50" w:type="dxa"/>
+              <w:top w:w="25" w:type="dxa"/>
+              <w:bottom w:w="25" w:type="dxa"/>
+              <w:left w:w="45" w:type="dxa"/>
+              <w:right w:w="45" w:type="dxa"/>
             </w:tcMar>
             <w:shd w:fill="FAFAFA"/>
           </w:tcPr>
           <w:p>
             <w:r>
               <w:rPr>
-                <w:sz w:val="19"/>
+                <w:sz w:val="18"/>
               </w:rPr>
               <w:t>MCDI500 – Programación para la Ciencia de Datos</w:t>
             </w:r>
@@ -254,10 +250,10 @@
           <w:tcPr>
             <w:tcW w:type="dxa" w:w="3600"/>
             <w:tcMar>
-              <w:top w:w="35" w:type="dxa"/>
-              <w:bottom w:w="35" w:type="dxa"/>
-              <w:left w:w="50" w:type="dxa"/>
-              <w:right w:w="50" w:type="dxa"/>
+              <w:top w:w="25" w:type="dxa"/>
+              <w:bottom w:w="25" w:type="dxa"/>
+              <w:left w:w="45" w:type="dxa"/>
+              <w:right w:w="45" w:type="dxa"/>
             </w:tcMar>
             <w:shd w:fill="F0F4F8"/>
           </w:tcPr>
@@ -265,7 +261,7 @@
             <w:r>
               <w:rPr>
                 <w:b/>
-                <w:sz w:val="19"/>
+                <w:sz w:val="18"/>
               </w:rPr>
               <w:t>Institución:</w:t>
             </w:r>
@@ -275,17 +271,17 @@
           <w:tcPr>
             <w:tcW w:type="dxa" w:w="5760"/>
             <w:tcMar>
-              <w:top w:w="35" w:type="dxa"/>
-              <w:bottom w:w="35" w:type="dxa"/>
-              <w:left w:w="50" w:type="dxa"/>
-              <w:right w:w="50" w:type="dxa"/>
+              <w:top w:w="25" w:type="dxa"/>
+              <w:bottom w:w="25" w:type="dxa"/>
+              <w:left w:w="45" w:type="dxa"/>
+              <w:right w:w="45" w:type="dxa"/>
             </w:tcMar>
             <w:shd w:fill="FAFAFA"/>
           </w:tcPr>
           <w:p>
             <w:r>
               <w:rPr>
-                <w:sz w:val="19"/>
+                <w:sz w:val="18"/>
               </w:rPr>
               <w:t>Universidad Andrés Bello · UNAB Online</w:t>
             </w:r>
@@ -297,10 +293,10 @@
           <w:tcPr>
             <w:tcW w:type="dxa" w:w="3600"/>
             <w:tcMar>
-              <w:top w:w="35" w:type="dxa"/>
-              <w:bottom w:w="35" w:type="dxa"/>
-              <w:left w:w="50" w:type="dxa"/>
-              <w:right w:w="50" w:type="dxa"/>
+              <w:top w:w="25" w:type="dxa"/>
+              <w:bottom w:w="25" w:type="dxa"/>
+              <w:left w:w="45" w:type="dxa"/>
+              <w:right w:w="45" w:type="dxa"/>
             </w:tcMar>
             <w:shd w:fill="F0F4F8"/>
           </w:tcPr>
@@ -308,7 +304,7 @@
             <w:r>
               <w:rPr>
                 <w:b/>
-                <w:sz w:val="19"/>
+                <w:sz w:val="18"/>
               </w:rPr>
               <w:t>Fecha de entrega:</w:t>
             </w:r>
@@ -318,19 +314,19 @@
           <w:tcPr>
             <w:tcW w:type="dxa" w:w="5760"/>
             <w:tcMar>
-              <w:top w:w="35" w:type="dxa"/>
-              <w:bottom w:w="35" w:type="dxa"/>
-              <w:left w:w="50" w:type="dxa"/>
-              <w:right w:w="50" w:type="dxa"/>
+              <w:top w:w="25" w:type="dxa"/>
+              <w:bottom w:w="25" w:type="dxa"/>
+              <w:left w:w="45" w:type="dxa"/>
+              <w:right w:w="45" w:type="dxa"/>
             </w:tcMar>
             <w:shd w:fill="FAFAFA"/>
           </w:tcPr>
           <w:p>
             <w:r>
               <w:rPr>
-                <w:sz w:val="19"/>
+                <w:sz w:val="18"/>
               </w:rPr>
-              <w:t>27 de septiembre de 2026</w:t>
+              <w:t>4 de octubre de 2026</w:t>
             </w:r>
           </w:p>
         </w:tc>
@@ -340,10 +336,10 @@
           <w:tcPr>
             <w:tcW w:type="dxa" w:w="3600"/>
             <w:tcMar>
-              <w:top w:w="35" w:type="dxa"/>
-              <w:bottom w:w="35" w:type="dxa"/>
-              <w:left w:w="50" w:type="dxa"/>
-              <w:right w:w="50" w:type="dxa"/>
+              <w:top w:w="25" w:type="dxa"/>
+              <w:bottom w:w="25" w:type="dxa"/>
+              <w:left w:w="45" w:type="dxa"/>
+              <w:right w:w="45" w:type="dxa"/>
             </w:tcMar>
             <w:shd w:fill="F0F4F8"/>
           </w:tcPr>
@@ -351,7 +347,7 @@
             <w:r>
               <w:rPr>
                 <w:b/>
-                <w:sz w:val="19"/>
+                <w:sz w:val="18"/>
               </w:rPr>
               <w:t>Repositorio GitHub:</w:t>
             </w:r>
@@ -361,17 +357,17 @@
           <w:tcPr>
             <w:tcW w:type="dxa" w:w="5760"/>
             <w:tcMar>
-              <w:top w:w="35" w:type="dxa"/>
-              <w:bottom w:w="35" w:type="dxa"/>
-              <w:left w:w="50" w:type="dxa"/>
-              <w:right w:w="50" w:type="dxa"/>
+              <w:top w:w="25" w:type="dxa"/>
+              <w:bottom w:w="25" w:type="dxa"/>
+              <w:left w:w="45" w:type="dxa"/>
+              <w:right w:w="45" w:type="dxa"/>
             </w:tcMar>
             <w:shd w:fill="FAFAFA"/>
           </w:tcPr>
           <w:p>
             <w:r>
               <w:rPr>
-                <w:sz w:val="19"/>
+                <w:sz w:val="18"/>
               </w:rPr>
               <w:t>https://github.com/Feroroman/proyecto-grupo6-mcdi500</w:t>
             </w:r>
@@ -392,7 +388,7 @@
         <w:rPr>
           <w:b/>
           <w:color w:val="003366"/>
-          <w:sz w:val="26"/>
+          <w:sz w:val="24"/>
         </w:rPr>
         <w:t>ÍNDICE GENERAL</w:t>
       </w:r>
@@ -412,10 +408,10 @@
           <w:tcPr>
             <w:tcW w:type="dxa" w:w="8496"/>
             <w:tcMar>
-              <w:top w:w="15" w:type="dxa"/>
-              <w:bottom w:w="15" w:type="dxa"/>
-              <w:left w:w="30" w:type="dxa"/>
-              <w:right w:w="30" w:type="dxa"/>
+              <w:top w:w="10" w:type="dxa"/>
+              <w:bottom w:w="10" w:type="dxa"/>
+              <w:left w:w="25" w:type="dxa"/>
+              <w:right w:w="25" w:type="dxa"/>
             </w:tcMar>
           </w:tcPr>
           <w:p>
@@ -427,7 +423,7 @@
                 <w:b/>
                 <w:sz w:val="17"/>
               </w:rPr>
-              <w:t>I. Introducción y contextualización del avance</w:t>
+              <w:t>I. Portada e Índice</w:t>
             </w:r>
           </w:p>
         </w:tc>
@@ -435,10 +431,10 @@
           <w:tcPr>
             <w:tcW w:type="dxa" w:w="864"/>
             <w:tcMar>
-              <w:top w:w="15" w:type="dxa"/>
-              <w:bottom w:w="15" w:type="dxa"/>
-              <w:left w:w="30" w:type="dxa"/>
-              <w:right w:w="30" w:type="dxa"/>
+              <w:top w:w="10" w:type="dxa"/>
+              <w:bottom w:w="10" w:type="dxa"/>
+              <w:left w:w="25" w:type="dxa"/>
+              <w:right w:w="25" w:type="dxa"/>
             </w:tcMar>
           </w:tcPr>
           <w:p>
@@ -461,10 +457,10 @@
           <w:tcPr>
             <w:tcW w:type="dxa" w:w="8496"/>
             <w:tcMar>
-              <w:top w:w="15" w:type="dxa"/>
-              <w:bottom w:w="15" w:type="dxa"/>
-              <w:left w:w="30" w:type="dxa"/>
-              <w:right w:w="30" w:type="dxa"/>
+              <w:top w:w="10" w:type="dxa"/>
+              <w:bottom w:w="10" w:type="dxa"/>
+              <w:left w:w="25" w:type="dxa"/>
+              <w:right w:w="25" w:type="dxa"/>
             </w:tcMar>
           </w:tcPr>
           <w:p>
@@ -476,7 +472,7 @@
                 <w:b/>
                 <w:sz w:val="17"/>
               </w:rPr>
-              <w:t>II. Diseño de soluciones algorítmicas eficientes</w:t>
+              <w:t>II. Introducción y contextualización</w:t>
             </w:r>
           </w:p>
         </w:tc>
@@ -484,10 +480,10 @@
           <w:tcPr>
             <w:tcW w:type="dxa" w:w="864"/>
             <w:tcMar>
-              <w:top w:w="15" w:type="dxa"/>
-              <w:bottom w:w="15" w:type="dxa"/>
-              <w:left w:w="30" w:type="dxa"/>
-              <w:right w:w="30" w:type="dxa"/>
+              <w:top w:w="10" w:type="dxa"/>
+              <w:bottom w:w="10" w:type="dxa"/>
+              <w:left w:w="25" w:type="dxa"/>
+              <w:right w:w="25" w:type="dxa"/>
             </w:tcMar>
           </w:tcPr>
           <w:p>
@@ -510,10 +506,10 @@
           <w:tcPr>
             <w:tcW w:type="dxa" w:w="8496"/>
             <w:tcMar>
-              <w:top w:w="15" w:type="dxa"/>
-              <w:bottom w:w="15" w:type="dxa"/>
-              <w:left w:w="30" w:type="dxa"/>
-              <w:right w:w="30" w:type="dxa"/>
+              <w:top w:w="10" w:type="dxa"/>
+              <w:bottom w:w="10" w:type="dxa"/>
+              <w:left w:w="25" w:type="dxa"/>
+              <w:right w:w="25" w:type="dxa"/>
             </w:tcMar>
           </w:tcPr>
           <w:p>
@@ -522,9 +518,10 @@
             </w:pPr>
             <w:r>
               <w:rPr>
+                <w:b/>
                 <w:sz w:val="17"/>
               </w:rPr>
-              <w:t xml:space="preserve">   2.1 Codificación funcional y arquitectura básica del script</w:t>
+              <w:t>III. Definición de la problemática y objetivos del proyecto</w:t>
             </w:r>
           </w:p>
         </w:tc>
@@ -532,10 +529,10 @@
           <w:tcPr>
             <w:tcW w:type="dxa" w:w="864"/>
             <w:tcMar>
-              <w:top w:w="15" w:type="dxa"/>
-              <w:bottom w:w="15" w:type="dxa"/>
-              <w:left w:w="30" w:type="dxa"/>
-              <w:right w:w="30" w:type="dxa"/>
+              <w:top w:w="10" w:type="dxa"/>
+              <w:bottom w:w="10" w:type="dxa"/>
+              <w:left w:w="25" w:type="dxa"/>
+              <w:right w:w="25" w:type="dxa"/>
             </w:tcMar>
           </w:tcPr>
           <w:p>
@@ -545,6 +542,7 @@
             </w:pPr>
             <w:r>
               <w:rPr>
+                <w:b/>
                 <w:sz w:val="17"/>
               </w:rPr>
               <w:t>3</w:t>
@@ -557,10 +555,10 @@
           <w:tcPr>
             <w:tcW w:type="dxa" w:w="8496"/>
             <w:tcMar>
-              <w:top w:w="15" w:type="dxa"/>
-              <w:bottom w:w="15" w:type="dxa"/>
-              <w:left w:w="30" w:type="dxa"/>
-              <w:right w:w="30" w:type="dxa"/>
+              <w:top w:w="10" w:type="dxa"/>
+              <w:bottom w:w="10" w:type="dxa"/>
+              <w:left w:w="25" w:type="dxa"/>
+              <w:right w:w="25" w:type="dxa"/>
             </w:tcMar>
           </w:tcPr>
           <w:p>
@@ -569,9 +567,10 @@
             </w:pPr>
             <w:r>
               <w:rPr>
+                <w:b/>
                 <w:sz w:val="17"/>
               </w:rPr>
-              <w:t xml:space="preserve">   2.2 Preprocesamiento y transformación del dataset</w:t>
+              <w:t>IV. Aplicación de herramientas científicas y reproducibilidad</w:t>
             </w:r>
           </w:p>
         </w:tc>
@@ -579,10 +578,10 @@
           <w:tcPr>
             <w:tcW w:type="dxa" w:w="864"/>
             <w:tcMar>
-              <w:top w:w="15" w:type="dxa"/>
-              <w:bottom w:w="15" w:type="dxa"/>
-              <w:left w:w="30" w:type="dxa"/>
-              <w:right w:w="30" w:type="dxa"/>
+              <w:top w:w="10" w:type="dxa"/>
+              <w:bottom w:w="10" w:type="dxa"/>
+              <w:left w:w="25" w:type="dxa"/>
+              <w:right w:w="25" w:type="dxa"/>
             </w:tcMar>
           </w:tcPr>
           <w:p>
@@ -592,6 +591,7 @@
             </w:pPr>
             <w:r>
               <w:rPr>
+                <w:b/>
                 <w:sz w:val="17"/>
               </w:rPr>
               <w:t>3</w:t>
@@ -604,10 +604,59 @@
           <w:tcPr>
             <w:tcW w:type="dxa" w:w="8496"/>
             <w:tcMar>
-              <w:top w:w="15" w:type="dxa"/>
-              <w:bottom w:w="15" w:type="dxa"/>
-              <w:left w:w="30" w:type="dxa"/>
-              <w:right w:w="30" w:type="dxa"/>
+              <w:top w:w="10" w:type="dxa"/>
+              <w:bottom w:w="10" w:type="dxa"/>
+              <w:left w:w="25" w:type="dxa"/>
+              <w:right w:w="25" w:type="dxa"/>
+            </w:tcMar>
+          </w:tcPr>
+          <w:p>
+            <w:pPr>
+              <w:spacing w:line="240" w:lineRule="auto" w:before="0" w:after="20"/>
+            </w:pPr>
+            <w:r>
+              <w:rPr>
+                <w:b/>
+                <w:sz w:val="17"/>
+              </w:rPr>
+              <w:t>V. Diseño de soluciones algorítmicas eficientes</w:t>
+            </w:r>
+          </w:p>
+        </w:tc>
+        <w:tc>
+          <w:tcPr>
+            <w:tcW w:type="dxa" w:w="864"/>
+            <w:tcMar>
+              <w:top w:w="10" w:type="dxa"/>
+              <w:bottom w:w="10" w:type="dxa"/>
+              <w:left w:w="25" w:type="dxa"/>
+              <w:right w:w="25" w:type="dxa"/>
+            </w:tcMar>
+          </w:tcPr>
+          <w:p>
+            <w:pPr>
+              <w:spacing w:line="240" w:lineRule="auto" w:before="0" w:after="20"/>
+              <w:jc w:val="right"/>
+            </w:pPr>
+            <w:r>
+              <w:rPr>
+                <w:b/>
+                <w:sz w:val="17"/>
+              </w:rPr>
+              <w:t>4</w:t>
+            </w:r>
+          </w:p>
+        </w:tc>
+      </w:tr>
+      <w:tr>
+        <w:tc>
+          <w:tcPr>
+            <w:tcW w:type="dxa" w:w="8496"/>
+            <w:tcMar>
+              <w:top w:w="10" w:type="dxa"/>
+              <w:bottom w:w="10" w:type="dxa"/>
+              <w:left w:w="25" w:type="dxa"/>
+              <w:right w:w="25" w:type="dxa"/>
             </w:tcMar>
           </w:tcPr>
           <w:p>
@@ -618,7 +667,7 @@
               <w:rPr>
                 <w:sz w:val="17"/>
               </w:rPr>
-              <w:t xml:space="preserve">   2.3 Validación técnica y verificación del código</w:t>
+              <w:t xml:space="preserve">   5.1 Codificación funcional y pipeline de preprocesamiento</w:t>
             </w:r>
           </w:p>
         </w:tc>
@@ -626,10 +675,10 @@
           <w:tcPr>
             <w:tcW w:type="dxa" w:w="864"/>
             <w:tcMar>
-              <w:top w:w="15" w:type="dxa"/>
-              <w:bottom w:w="15" w:type="dxa"/>
-              <w:left w:w="30" w:type="dxa"/>
-              <w:right w:w="30" w:type="dxa"/>
+              <w:top w:w="10" w:type="dxa"/>
+              <w:bottom w:w="10" w:type="dxa"/>
+              <w:left w:w="25" w:type="dxa"/>
+              <w:right w:w="25" w:type="dxa"/>
             </w:tcMar>
           </w:tcPr>
           <w:p>
@@ -651,10 +700,10 @@
           <w:tcPr>
             <w:tcW w:type="dxa" w:w="8496"/>
             <w:tcMar>
-              <w:top w:w="15" w:type="dxa"/>
-              <w:bottom w:w="15" w:type="dxa"/>
-              <w:left w:w="30" w:type="dxa"/>
-              <w:right w:w="30" w:type="dxa"/>
+              <w:top w:w="10" w:type="dxa"/>
+              <w:bottom w:w="10" w:type="dxa"/>
+              <w:left w:w="25" w:type="dxa"/>
+              <w:right w:w="25" w:type="dxa"/>
             </w:tcMar>
           </w:tcPr>
           <w:p>
@@ -665,7 +714,7 @@
               <w:rPr>
                 <w:sz w:val="17"/>
               </w:rPr>
-              <w:t xml:space="preserve">   2.4 Eficiencia y optimización algorítmica</w:t>
+              <w:t xml:space="preserve">   5.2 Validación técnica del código (casos normal, límite y excepción)</w:t>
             </w:r>
           </w:p>
         </w:tc>
@@ -673,10 +722,10 @@
           <w:tcPr>
             <w:tcW w:type="dxa" w:w="864"/>
             <w:tcMar>
-              <w:top w:w="15" w:type="dxa"/>
-              <w:bottom w:w="15" w:type="dxa"/>
-              <w:left w:w="30" w:type="dxa"/>
-              <w:right w:w="30" w:type="dxa"/>
+              <w:top w:w="10" w:type="dxa"/>
+              <w:bottom w:w="10" w:type="dxa"/>
+              <w:left w:w="25" w:type="dxa"/>
+              <w:right w:w="25" w:type="dxa"/>
             </w:tcMar>
           </w:tcPr>
           <w:p>
@@ -698,10 +747,10 @@
           <w:tcPr>
             <w:tcW w:type="dxa" w:w="8496"/>
             <w:tcMar>
-              <w:top w:w="15" w:type="dxa"/>
-              <w:bottom w:w="15" w:type="dxa"/>
-              <w:left w:w="30" w:type="dxa"/>
-              <w:right w:w="30" w:type="dxa"/>
+              <w:top w:w="10" w:type="dxa"/>
+              <w:bottom w:w="10" w:type="dxa"/>
+              <w:left w:w="25" w:type="dxa"/>
+              <w:right w:w="25" w:type="dxa"/>
             </w:tcMar>
           </w:tcPr>
           <w:p>
@@ -712,7 +761,7 @@
               <w:rPr>
                 <w:sz w:val="17"/>
               </w:rPr>
-              <w:t xml:space="preserve">   2.5 Diseño estructurado del código y control de recursión</w:t>
+              <w:t xml:space="preserve">   5.3 Eficiencia, optimización y benchmarks con timeit</w:t>
             </w:r>
           </w:p>
         </w:tc>
@@ -720,10 +769,57 @@
           <w:tcPr>
             <w:tcW w:type="dxa" w:w="864"/>
             <w:tcMar>
-              <w:top w:w="15" w:type="dxa"/>
-              <w:bottom w:w="15" w:type="dxa"/>
-              <w:left w:w="30" w:type="dxa"/>
-              <w:right w:w="30" w:type="dxa"/>
+              <w:top w:w="10" w:type="dxa"/>
+              <w:bottom w:w="10" w:type="dxa"/>
+              <w:left w:w="25" w:type="dxa"/>
+              <w:right w:w="25" w:type="dxa"/>
+            </w:tcMar>
+          </w:tcPr>
+          <w:p>
+            <w:pPr>
+              <w:spacing w:line="240" w:lineRule="auto" w:before="0" w:after="20"/>
+              <w:jc w:val="right"/>
+            </w:pPr>
+            <w:r>
+              <w:rPr>
+                <w:sz w:val="17"/>
+              </w:rPr>
+              <w:t>4</w:t>
+            </w:r>
+          </w:p>
+        </w:tc>
+      </w:tr>
+      <w:tr>
+        <w:tc>
+          <w:tcPr>
+            <w:tcW w:type="dxa" w:w="8496"/>
+            <w:tcMar>
+              <w:top w:w="10" w:type="dxa"/>
+              <w:bottom w:w="10" w:type="dxa"/>
+              <w:left w:w="25" w:type="dxa"/>
+              <w:right w:w="25" w:type="dxa"/>
+            </w:tcMar>
+          </w:tcPr>
+          <w:p>
+            <w:pPr>
+              <w:spacing w:line="240" w:lineRule="auto" w:before="0" w:after="20"/>
+            </w:pPr>
+            <w:r>
+              <w:rPr>
+                <w:sz w:val="17"/>
+              </w:rPr>
+              <w:t xml:space="preserve">   5.4 Diseño estructurado y control de recursión</w:t>
+            </w:r>
+          </w:p>
+        </w:tc>
+        <w:tc>
+          <w:tcPr>
+            <w:tcW w:type="dxa" w:w="864"/>
+            <w:tcMar>
+              <w:top w:w="10" w:type="dxa"/>
+              <w:bottom w:w="10" w:type="dxa"/>
+              <w:left w:w="25" w:type="dxa"/>
+              <w:right w:w="25" w:type="dxa"/>
             </w:tcMar>
           </w:tcPr>
           <w:p>
@@ -745,10 +841,10 @@
           <w:tcPr>
             <w:tcW w:type="dxa" w:w="8496"/>
             <w:tcMar>
-              <w:top w:w="15" w:type="dxa"/>
-              <w:bottom w:w="15" w:type="dxa"/>
-              <w:left w:w="30" w:type="dxa"/>
-              <w:right w:w="30" w:type="dxa"/>
+              <w:top w:w="10" w:type="dxa"/>
+              <w:bottom w:w="10" w:type="dxa"/>
+              <w:left w:w="25" w:type="dxa"/>
+              <w:right w:w="25" w:type="dxa"/>
             </w:tcMar>
           </w:tcPr>
           <w:p>
@@ -760,7 +856,7 @@
                 <w:b/>
                 <w:sz w:val="17"/>
               </w:rPr>
-              <w:t>III. Implementación de código modular y robusto (POO)</w:t>
+              <w:t>VI. Implementación de código modular y robusto (POO)</w:t>
             </w:r>
           </w:p>
         </w:tc>
@@ -768,10 +864,10 @@
           <w:tcPr>
             <w:tcW w:type="dxa" w:w="864"/>
             <w:tcMar>
-              <w:top w:w="15" w:type="dxa"/>
-              <w:bottom w:w="15" w:type="dxa"/>
-              <w:left w:w="30" w:type="dxa"/>
-              <w:right w:w="30" w:type="dxa"/>
+              <w:top w:w="10" w:type="dxa"/>
+              <w:bottom w:w="10" w:type="dxa"/>
+              <w:left w:w="25" w:type="dxa"/>
+              <w:right w:w="25" w:type="dxa"/>
             </w:tcMar>
           </w:tcPr>
           <w:p>
@@ -794,10 +890,10 @@
           <w:tcPr>
             <w:tcW w:type="dxa" w:w="8496"/>
             <w:tcMar>
-              <w:top w:w="15" w:type="dxa"/>
-              <w:bottom w:w="15" w:type="dxa"/>
-              <w:left w:w="30" w:type="dxa"/>
-              <w:right w:w="30" w:type="dxa"/>
+              <w:top w:w="10" w:type="dxa"/>
+              <w:bottom w:w="10" w:type="dxa"/>
+              <w:left w:w="25" w:type="dxa"/>
+              <w:right w:w="25" w:type="dxa"/>
             </w:tcMar>
           </w:tcPr>
           <w:p>
@@ -808,7 +904,7 @@
               <w:rPr>
                 <w:sz w:val="17"/>
               </w:rPr>
-              <w:t xml:space="preserve">   3.1 Programación orientada a objetos: clases del pipeline</w:t>
+              <w:t xml:space="preserve">   6.1 Programación orientada a objetos: clases del pipeline</w:t>
             </w:r>
           </w:p>
         </w:tc>
@@ -816,10 +912,10 @@
           <w:tcPr>
             <w:tcW w:type="dxa" w:w="864"/>
             <w:tcMar>
-              <w:top w:w="15" w:type="dxa"/>
-              <w:bottom w:w="15" w:type="dxa"/>
-              <w:left w:w="30" w:type="dxa"/>
-              <w:right w:w="30" w:type="dxa"/>
+              <w:top w:w="10" w:type="dxa"/>
+              <w:bottom w:w="10" w:type="dxa"/>
+              <w:left w:w="25" w:type="dxa"/>
+              <w:right w:w="25" w:type="dxa"/>
             </w:tcMar>
           </w:tcPr>
           <w:p>
@@ -831,7 +927,7 @@
               <w:rPr>
                 <w:sz w:val="17"/>
               </w:rPr>
-              <w:t>5</w:t>
+              <w:t>3</w:t>
             </w:r>
           </w:p>
         </w:tc>
@@ -841,10 +937,10 @@
           <w:tcPr>
             <w:tcW w:type="dxa" w:w="8496"/>
             <w:tcMar>
-              <w:top w:w="15" w:type="dxa"/>
-              <w:bottom w:w="15" w:type="dxa"/>
-              <w:left w:w="30" w:type="dxa"/>
-              <w:right w:w="30" w:type="dxa"/>
+              <w:top w:w="10" w:type="dxa"/>
+              <w:bottom w:w="10" w:type="dxa"/>
+              <w:left w:w="25" w:type="dxa"/>
+              <w:right w:w="25" w:type="dxa"/>
             </w:tcMar>
           </w:tcPr>
           <w:p>
@@ -855,7 +951,7 @@
               <w:rPr>
                 <w:sz w:val="17"/>
               </w:rPr>
-              <w:t xml:space="preserve">   3.2 Patrón de diseño Strategy para escalamiento modular</w:t>
+              <w:t xml:space="preserve">   6.2 Patrón de diseño Strategy para escalamiento modular</w:t>
             </w:r>
           </w:p>
         </w:tc>
@@ -863,10 +959,153 @@
           <w:tcPr>
             <w:tcW w:type="dxa" w:w="864"/>
             <w:tcMar>
-              <w:top w:w="15" w:type="dxa"/>
-              <w:bottom w:w="15" w:type="dxa"/>
-              <w:left w:w="30" w:type="dxa"/>
-              <w:right w:w="30" w:type="dxa"/>
+              <w:top w:w="10" w:type="dxa"/>
+              <w:bottom w:w="10" w:type="dxa"/>
+              <w:left w:w="25" w:type="dxa"/>
+              <w:right w:w="25" w:type="dxa"/>
+            </w:tcMar>
+          </w:tcPr>
+          <w:p>
+            <w:pPr>
+              <w:spacing w:line="240" w:lineRule="auto" w:before="0" w:after="20"/>
+              <w:jc w:val="right"/>
+            </w:pPr>
+            <w:r>
+              <w:rPr>
+                <w:sz w:val="17"/>
+              </w:rPr>
+              <w:t>3</w:t>
+            </w:r>
+          </w:p>
+        </w:tc>
+      </w:tr>
+      <w:tr>
+        <w:tc>
+          <w:tcPr>
+            <w:tcW w:type="dxa" w:w="8496"/>
+            <w:tcMar>
+              <w:top w:w="10" w:type="dxa"/>
+              <w:bottom w:w="10" w:type="dxa"/>
+              <w:left w:w="25" w:type="dxa"/>
+              <w:right w:w="25" w:type="dxa"/>
+            </w:tcMar>
+          </w:tcPr>
+          <w:p>
+            <w:pPr>
+              <w:spacing w:line="240" w:lineRule="auto" w:before="0" w:after="20"/>
+            </w:pPr>
+            <w:r>
+              <w:rPr>
+                <w:sz w:val="17"/>
+              </w:rPr>
+              <w:t xml:space="preserve">   6.3 Documentación de arquitectura y aceleración vectorizada</w:t>
+            </w:r>
+          </w:p>
+        </w:tc>
+        <w:tc>
+          <w:tcPr>
+            <w:tcW w:type="dxa" w:w="864"/>
+            <w:tcMar>
+              <w:top w:w="10" w:type="dxa"/>
+              <w:bottom w:w="10" w:type="dxa"/>
+              <w:left w:w="25" w:type="dxa"/>
+              <w:right w:w="25" w:type="dxa"/>
+            </w:tcMar>
+          </w:tcPr>
+          <w:p>
+            <w:pPr>
+              <w:spacing w:line="240" w:lineRule="auto" w:before="0" w:after="20"/>
+              <w:jc w:val="right"/>
+            </w:pPr>
+            <w:r>
+              <w:rPr>
+                <w:sz w:val="17"/>
+              </w:rPr>
+              <w:t>3</w:t>
+            </w:r>
+          </w:p>
+        </w:tc>
+      </w:tr>
+      <w:tr>
+        <w:tc>
+          <w:tcPr>
+            <w:tcW w:type="dxa" w:w="8496"/>
+            <w:tcMar>
+              <w:top w:w="10" w:type="dxa"/>
+              <w:bottom w:w="10" w:type="dxa"/>
+              <w:left w:w="25" w:type="dxa"/>
+              <w:right w:w="25" w:type="dxa"/>
+            </w:tcMar>
+          </w:tcPr>
+          <w:p>
+            <w:pPr>
+              <w:spacing w:line="240" w:lineRule="auto" w:before="0" w:after="20"/>
+            </w:pPr>
+            <w:r>
+              <w:rPr>
+                <w:b/>
+                <w:sz w:val="17"/>
+              </w:rPr>
+              <w:t>VII. Construcción de visualizaciones de datos efectivas</w:t>
+            </w:r>
+          </w:p>
+        </w:tc>
+        <w:tc>
+          <w:tcPr>
+            <w:tcW w:type="dxa" w:w="864"/>
+            <w:tcMar>
+              <w:top w:w="10" w:type="dxa"/>
+              <w:bottom w:w="10" w:type="dxa"/>
+              <w:left w:w="25" w:type="dxa"/>
+              <w:right w:w="25" w:type="dxa"/>
+            </w:tcMar>
+          </w:tcPr>
+          <w:p>
+            <w:pPr>
+              <w:spacing w:line="240" w:lineRule="auto" w:before="0" w:after="20"/>
+              <w:jc w:val="right"/>
+            </w:pPr>
+            <w:r>
+              <w:rPr>
+                <w:b/>
+                <w:sz w:val="17"/>
+              </w:rPr>
+              <w:t>6</w:t>
+            </w:r>
+          </w:p>
+        </w:tc>
+      </w:tr>
+      <w:tr>
+        <w:tc>
+          <w:tcPr>
+            <w:tcW w:type="dxa" w:w="8496"/>
+            <w:tcMar>
+              <w:top w:w="10" w:type="dxa"/>
+              <w:bottom w:w="10" w:type="dxa"/>
+              <w:left w:w="25" w:type="dxa"/>
+              <w:right w:w="25" w:type="dxa"/>
+            </w:tcMar>
+          </w:tcPr>
+          <w:p>
+            <w:pPr>
+              <w:spacing w:line="240" w:lineRule="auto" w:before="0" w:after="20"/>
+            </w:pPr>
+            <w:r>
+              <w:rPr>
+                <w:sz w:val="17"/>
+              </w:rPr>
+              <w:t xml:space="preserve">   7.1 Visualización 1: Distribución y sobreduración institucional</w:t>
+            </w:r>
+          </w:p>
+        </w:tc>
+        <w:tc>
+          <w:tcPr>
+            <w:tcW w:type="dxa" w:w="864"/>
+            <w:tcMar>
+              <w:top w:w="10" w:type="dxa"/>
+              <w:bottom w:w="10" w:type="dxa"/>
+              <w:left w:w="25" w:type="dxa"/>
+              <w:right w:w="25" w:type="dxa"/>
             </w:tcMar>
           </w:tcPr>
           <w:p>
@@ -888,10 +1127,10 @@
           <w:tcPr>
             <w:tcW w:type="dxa" w:w="8496"/>
             <w:tcMar>
-              <w:top w:w="15" w:type="dxa"/>
-              <w:bottom w:w="15" w:type="dxa"/>
-              <w:left w:w="30" w:type="dxa"/>
-              <w:right w:w="30" w:type="dxa"/>
+              <w:top w:w="10" w:type="dxa"/>
+              <w:bottom w:w="10" w:type="dxa"/>
+              <w:left w:w="25" w:type="dxa"/>
+              <w:right w:w="25" w:type="dxa"/>
             </w:tcMar>
           </w:tcPr>
           <w:p>
@@ -902,7 +1141,7 @@
               <w:rPr>
                 <w:sz w:val="17"/>
               </w:rPr>
-              <w:t xml:space="preserve">   3.3 Documentación de arquitectura y aceleración vectorizada</w:t>
+              <w:t xml:space="preserve">   7.2 Visualización 2: Dispersión jerárquica en Árbol CINE y nichos críticos</w:t>
             </w:r>
           </w:p>
         </w:tc>
@@ -910,10 +1149,153 @@
           <w:tcPr>
             <w:tcW w:type="dxa" w:w="864"/>
             <w:tcMar>
-              <w:top w:w="15" w:type="dxa"/>
-              <w:bottom w:w="15" w:type="dxa"/>
-              <w:left w:w="30" w:type="dxa"/>
-              <w:right w:w="30" w:type="dxa"/>
+              <w:top w:w="10" w:type="dxa"/>
+              <w:bottom w:w="10" w:type="dxa"/>
+              <w:left w:w="25" w:type="dxa"/>
+              <w:right w:w="25" w:type="dxa"/>
+            </w:tcMar>
+          </w:tcPr>
+          <w:p>
+            <w:pPr>
+              <w:spacing w:line="240" w:lineRule="auto" w:before="0" w:after="20"/>
+              <w:jc w:val="right"/>
+            </w:pPr>
+            <w:r>
+              <w:rPr>
+                <w:sz w:val="17"/>
+              </w:rPr>
+              <w:t>6</w:t>
+            </w:r>
+          </w:p>
+        </w:tc>
+      </w:tr>
+      <w:tr>
+        <w:tc>
+          <w:tcPr>
+            <w:tcW w:type="dxa" w:w="8496"/>
+            <w:tcMar>
+              <w:top w:w="10" w:type="dxa"/>
+              <w:bottom w:w="10" w:type="dxa"/>
+              <w:left w:w="25" w:type="dxa"/>
+              <w:right w:w="25" w:type="dxa"/>
+            </w:tcMar>
+          </w:tcPr>
+          <w:p>
+            <w:pPr>
+              <w:spacing w:line="240" w:lineRule="auto" w:before="0" w:after="20"/>
+            </w:pPr>
+            <w:r>
+              <w:rPr>
+                <w:sz w:val="17"/>
+              </w:rPr>
+              <w:t xml:space="preserve">   7.3 Visualización 3: Factores multivariados y escalado robusto</w:t>
+            </w:r>
+          </w:p>
+        </w:tc>
+        <w:tc>
+          <w:tcPr>
+            <w:tcW w:type="dxa" w:w="864"/>
+            <w:tcMar>
+              <w:top w:w="10" w:type="dxa"/>
+              <w:bottom w:w="10" w:type="dxa"/>
+              <w:left w:w="25" w:type="dxa"/>
+              <w:right w:w="25" w:type="dxa"/>
+            </w:tcMar>
+          </w:tcPr>
+          <w:p>
+            <w:pPr>
+              <w:spacing w:line="240" w:lineRule="auto" w:before="0" w:after="20"/>
+              <w:jc w:val="right"/>
+            </w:pPr>
+            <w:r>
+              <w:rPr>
+                <w:sz w:val="17"/>
+              </w:rPr>
+              <w:t>6</w:t>
+            </w:r>
+          </w:p>
+        </w:tc>
+      </w:tr>
+      <w:tr>
+        <w:tc>
+          <w:tcPr>
+            <w:tcW w:type="dxa" w:w="8496"/>
+            <w:tcMar>
+              <w:top w:w="10" w:type="dxa"/>
+              <w:bottom w:w="10" w:type="dxa"/>
+              <w:left w:w="25" w:type="dxa"/>
+              <w:right w:w="25" w:type="dxa"/>
+            </w:tcMar>
+          </w:tcPr>
+          <w:p>
+            <w:pPr>
+              <w:spacing w:line="240" w:lineRule="auto" w:before="0" w:after="20"/>
+            </w:pPr>
+            <w:r>
+              <w:rPr>
+                <w:b/>
+                <w:sz w:val="17"/>
+              </w:rPr>
+              <w:t>VIII. Metodología del desarrollo técnico, validación y discusión</w:t>
+            </w:r>
+          </w:p>
+        </w:tc>
+        <w:tc>
+          <w:tcPr>
+            <w:tcW w:type="dxa" w:w="864"/>
+            <w:tcMar>
+              <w:top w:w="10" w:type="dxa"/>
+              <w:bottom w:w="10" w:type="dxa"/>
+              <w:left w:w="25" w:type="dxa"/>
+              <w:right w:w="25" w:type="dxa"/>
+            </w:tcMar>
+          </w:tcPr>
+          <w:p>
+            <w:pPr>
+              <w:spacing w:line="240" w:lineRule="auto" w:before="0" w:after="20"/>
+              <w:jc w:val="right"/>
+            </w:pPr>
+            <w:r>
+              <w:rPr>
+                <w:b/>
+                <w:sz w:val="17"/>
+              </w:rPr>
+              <w:t>7</w:t>
+            </w:r>
+          </w:p>
+        </w:tc>
+      </w:tr>
+      <w:tr>
+        <w:tc>
+          <w:tcPr>
+            <w:tcW w:type="dxa" w:w="8496"/>
+            <w:tcMar>
+              <w:top w:w="10" w:type="dxa"/>
+              <w:bottom w:w="10" w:type="dxa"/>
+              <w:left w:w="25" w:type="dxa"/>
+              <w:right w:w="25" w:type="dxa"/>
+            </w:tcMar>
+          </w:tcPr>
+          <w:p>
+            <w:pPr>
+              <w:spacing w:line="240" w:lineRule="auto" w:before="0" w:after="20"/>
+            </w:pPr>
+            <w:r>
+              <w:rPr>
+                <w:sz w:val="17"/>
+              </w:rPr>
+              <w:t xml:space="preserve">   8.1 Articulación metodológica de las fases F1–F4</w:t>
+            </w:r>
+          </w:p>
+        </w:tc>
+        <w:tc>
+          <w:tcPr>
+            <w:tcW w:type="dxa" w:w="864"/>
+            <w:tcMar>
+              <w:top w:w="10" w:type="dxa"/>
+              <w:bottom w:w="10" w:type="dxa"/>
+              <w:left w:w="25" w:type="dxa"/>
+              <w:right w:w="25" w:type="dxa"/>
             </w:tcMar>
           </w:tcPr>
           <w:p>
@@ -935,10 +1317,198 @@
           <w:tcPr>
             <w:tcW w:type="dxa" w:w="8496"/>
             <w:tcMar>
-              <w:top w:w="15" w:type="dxa"/>
-              <w:bottom w:w="15" w:type="dxa"/>
-              <w:left w:w="30" w:type="dxa"/>
-              <w:right w:w="30" w:type="dxa"/>
+              <w:top w:w="10" w:type="dxa"/>
+              <w:bottom w:w="10" w:type="dxa"/>
+              <w:left w:w="25" w:type="dxa"/>
+              <w:right w:w="25" w:type="dxa"/>
+            </w:tcMar>
+          </w:tcPr>
+          <w:p>
+            <w:pPr>
+              <w:spacing w:line="240" w:lineRule="auto" w:before="0" w:after="20"/>
+            </w:pPr>
+            <w:r>
+              <w:rPr>
+                <w:sz w:val="17"/>
+              </w:rPr>
+              <w:t xml:space="preserve">   8.2 Validación técnica y reflexión grupal</w:t>
+            </w:r>
+          </w:p>
+        </w:tc>
+        <w:tc>
+          <w:tcPr>
+            <w:tcW w:type="dxa" w:w="864"/>
+            <w:tcMar>
+              <w:top w:w="10" w:type="dxa"/>
+              <w:bottom w:w="10" w:type="dxa"/>
+              <w:left w:w="25" w:type="dxa"/>
+              <w:right w:w="25" w:type="dxa"/>
+            </w:tcMar>
+          </w:tcPr>
+          <w:p>
+            <w:pPr>
+              <w:spacing w:line="240" w:lineRule="auto" w:before="0" w:after="20"/>
+              <w:jc w:val="right"/>
+            </w:pPr>
+            <w:r>
+              <w:rPr>
+                <w:sz w:val="17"/>
+              </w:rPr>
+              <w:t>7</w:t>
+            </w:r>
+          </w:p>
+        </w:tc>
+      </w:tr>
+      <w:tr>
+        <w:tc>
+          <w:tcPr>
+            <w:tcW w:type="dxa" w:w="8496"/>
+            <w:tcMar>
+              <w:top w:w="10" w:type="dxa"/>
+              <w:bottom w:w="10" w:type="dxa"/>
+              <w:left w:w="25" w:type="dxa"/>
+              <w:right w:w="25" w:type="dxa"/>
+            </w:tcMar>
+          </w:tcPr>
+          <w:p>
+            <w:pPr>
+              <w:spacing w:line="240" w:lineRule="auto" w:before="0" w:after="20"/>
+            </w:pPr>
+            <w:r>
+              <w:rPr>
+                <w:sz w:val="17"/>
+              </w:rPr>
+              <w:t xml:space="preserve">   8.3 Discusión de resultados, limitaciones y riesgos</w:t>
+            </w:r>
+          </w:p>
+        </w:tc>
+        <w:tc>
+          <w:tcPr>
+            <w:tcW w:type="dxa" w:w="864"/>
+            <w:tcMar>
+              <w:top w:w="10" w:type="dxa"/>
+              <w:bottom w:w="10" w:type="dxa"/>
+              <w:left w:w="25" w:type="dxa"/>
+              <w:right w:w="25" w:type="dxa"/>
+            </w:tcMar>
+          </w:tcPr>
+          <w:p>
+            <w:pPr>
+              <w:spacing w:line="240" w:lineRule="auto" w:before="0" w:after="20"/>
+              <w:jc w:val="right"/>
+            </w:pPr>
+            <w:r>
+              <w:rPr>
+                <w:sz w:val="17"/>
+              </w:rPr>
+              <w:t>7</w:t>
+            </w:r>
+          </w:p>
+        </w:tc>
+      </w:tr>
+      <w:tr>
+        <w:tc>
+          <w:tcPr>
+            <w:tcW w:type="dxa" w:w="8496"/>
+            <w:tcMar>
+              <w:top w:w="10" w:type="dxa"/>
+              <w:bottom w:w="10" w:type="dxa"/>
+              <w:left w:w="25" w:type="dxa"/>
+              <w:right w:w="25" w:type="dxa"/>
+            </w:tcMar>
+          </w:tcPr>
+          <w:p>
+            <w:pPr>
+              <w:spacing w:line="240" w:lineRule="auto" w:before="0" w:after="20"/>
+            </w:pPr>
+            <w:r>
+              <w:rPr>
+                <w:sz w:val="17"/>
+              </w:rPr>
+              <w:t xml:space="preserve">   8.4 Conclusiones y recomendaciones de política pública</w:t>
+            </w:r>
+          </w:p>
+        </w:tc>
+        <w:tc>
+          <w:tcPr>
+            <w:tcW w:type="dxa" w:w="864"/>
+            <w:tcMar>
+              <w:top w:w="10" w:type="dxa"/>
+              <w:bottom w:w="10" w:type="dxa"/>
+              <w:left w:w="25" w:type="dxa"/>
+              <w:right w:w="25" w:type="dxa"/>
+            </w:tcMar>
+          </w:tcPr>
+          <w:p>
+            <w:pPr>
+              <w:spacing w:line="240" w:lineRule="auto" w:before="0" w:after="20"/>
+              <w:jc w:val="right"/>
+            </w:pPr>
+            <w:r>
+              <w:rPr>
+                <w:sz w:val="17"/>
+              </w:rPr>
+              <w:t>7</w:t>
+            </w:r>
+          </w:p>
+        </w:tc>
+      </w:tr>
+      <w:tr>
+        <w:tc>
+          <w:tcPr>
+            <w:tcW w:type="dxa" w:w="8496"/>
+            <w:tcMar>
+              <w:top w:w="10" w:type="dxa"/>
+              <w:bottom w:w="10" w:type="dxa"/>
+              <w:left w:w="25" w:type="dxa"/>
+              <w:right w:w="25" w:type="dxa"/>
+            </w:tcMar>
+          </w:tcPr>
+          <w:p>
+            <w:pPr>
+              <w:spacing w:line="240" w:lineRule="auto" w:before="0" w:after="20"/>
+            </w:pPr>
+            <w:r>
+              <w:rPr>
+                <w:sz w:val="17"/>
+              </w:rPr>
+              <w:t xml:space="preserve">   8.5 Trazabilidad de mejoras y evolución técnica (changelog.md)</w:t>
+            </w:r>
+          </w:p>
+        </w:tc>
+        <w:tc>
+          <w:tcPr>
+            <w:tcW w:type="dxa" w:w="864"/>
+            <w:tcMar>
+              <w:top w:w="10" w:type="dxa"/>
+              <w:bottom w:w="10" w:type="dxa"/>
+              <w:left w:w="25" w:type="dxa"/>
+              <w:right w:w="25" w:type="dxa"/>
+            </w:tcMar>
+          </w:tcPr>
+          <w:p>
+            <w:pPr>
+              <w:spacing w:line="240" w:lineRule="auto" w:before="0" w:after="20"/>
+              <w:jc w:val="right"/>
+            </w:pPr>
+            <w:r>
+              <w:rPr>
+                <w:sz w:val="17"/>
+              </w:rPr>
+              <w:t>7</w:t>
+            </w:r>
+          </w:p>
+        </w:tc>
+      </w:tr>
+      <w:tr>
+        <w:tc>
+          <w:tcPr>
+            <w:tcW w:type="dxa" w:w="8496"/>
+            <w:tcMar>
+              <w:top w:w="10" w:type="dxa"/>
+              <w:bottom w:w="10" w:type="dxa"/>
+              <w:left w:w="25" w:type="dxa"/>
+              <w:right w:w="25" w:type="dxa"/>
             </w:tcMar>
           </w:tcPr>
           <w:p>
@@ -950,7 +1520,7 @@
                 <w:b/>
                 <w:sz w:val="17"/>
               </w:rPr>
-              <w:t>IV. Repositorio GitHub (F3) y trabajo colaborativo</w:t>
+              <w:t>IX. Presentación Audiovisual (Canvas Studio)</w:t>
             </w:r>
           </w:p>
         </w:tc>
@@ -958,10 +1528,10 @@
           <w:tcPr>
             <w:tcW w:type="dxa" w:w="864"/>
             <w:tcMar>
-              <w:top w:w="15" w:type="dxa"/>
-              <w:bottom w:w="15" w:type="dxa"/>
-              <w:left w:w="30" w:type="dxa"/>
-              <w:right w:w="30" w:type="dxa"/>
+              <w:top w:w="10" w:type="dxa"/>
+              <w:bottom w:w="10" w:type="dxa"/>
+              <w:left w:w="25" w:type="dxa"/>
+              <w:right w:w="25" w:type="dxa"/>
             </w:tcMar>
           </w:tcPr>
           <w:p>
@@ -984,10 +1554,10 @@
           <w:tcPr>
             <w:tcW w:type="dxa" w:w="8496"/>
             <w:tcMar>
-              <w:top w:w="15" w:type="dxa"/>
-              <w:bottom w:w="15" w:type="dxa"/>
-              <w:left w:w="30" w:type="dxa"/>
-              <w:right w:w="30" w:type="dxa"/>
+              <w:top w:w="10" w:type="dxa"/>
+              <w:bottom w:w="10" w:type="dxa"/>
+              <w:left w:w="25" w:type="dxa"/>
+              <w:right w:w="25" w:type="dxa"/>
             </w:tcMar>
           </w:tcPr>
           <w:p>
@@ -999,7 +1569,7 @@
                 <w:b/>
                 <w:sz w:val="17"/>
               </w:rPr>
-              <w:t>V. Notebooks ejecutables (F3) y reproducibilidad</w:t>
+              <w:t>X. Bibliografía (Norma APA 7.ª edición)</w:t>
             </w:r>
           </w:p>
         </w:tc>
@@ -1007,10 +1577,10 @@
           <w:tcPr>
             <w:tcW w:type="dxa" w:w="864"/>
             <w:tcMar>
-              <w:top w:w="15" w:type="dxa"/>
-              <w:bottom w:w="15" w:type="dxa"/>
-              <w:left w:w="30" w:type="dxa"/>
-              <w:right w:w="30" w:type="dxa"/>
+              <w:top w:w="10" w:type="dxa"/>
+              <w:bottom w:w="10" w:type="dxa"/>
+              <w:left w:w="25" w:type="dxa"/>
+              <w:right w:w="25" w:type="dxa"/>
             </w:tcMar>
           </w:tcPr>
           <w:p>
@@ -1028,294 +1598,6 @@
           </w:p>
         </w:tc>
       </w:tr>
-      <w:tr>
-        <w:tc>
-          <w:tcPr>
-            <w:tcW w:type="dxa" w:w="8496"/>
-            <w:tcMar>
-              <w:top w:w="15" w:type="dxa"/>
-              <w:bottom w:w="15" w:type="dxa"/>
-              <w:left w:w="30" w:type="dxa"/>
-              <w:right w:w="30" w:type="dxa"/>
-            </w:tcMar>
-          </w:tcPr>
-          <w:p>
-            <w:pPr>
-              <w:spacing w:line="240" w:lineRule="auto" w:before="0" w:after="20"/>
-            </w:pPr>
-            <w:r>
-              <w:rPr>
-                <w:b/>
-                <w:sz w:val="17"/>
-              </w:rPr>
-              <w:t>VI. Conclusiones y proyección hacia la Fase 4</w:t>
-            </w:r>
-          </w:p>
-        </w:tc>
-        <w:tc>
-          <w:tcPr>
-            <w:tcW w:type="dxa" w:w="864"/>
-            <w:tcMar>
-              <w:top w:w="15" w:type="dxa"/>
-              <w:bottom w:w="15" w:type="dxa"/>
-              <w:left w:w="30" w:type="dxa"/>
-              <w:right w:w="30" w:type="dxa"/>
-            </w:tcMar>
-          </w:tcPr>
-          <w:p>
-            <w:pPr>
-              <w:spacing w:line="240" w:lineRule="auto" w:before="0" w:after="20"/>
-              <w:jc w:val="right"/>
-            </w:pPr>
-            <w:r>
-              <w:rPr>
-                <w:b/>
-                <w:sz w:val="17"/>
-              </w:rPr>
-              <w:t>8</w:t>
-            </w:r>
-          </w:p>
-        </w:tc>
-      </w:tr>
-      <w:tr>
-        <w:tc>
-          <w:tcPr>
-            <w:tcW w:type="dxa" w:w="8496"/>
-            <w:tcMar>
-              <w:top w:w="15" w:type="dxa"/>
-              <w:bottom w:w="15" w:type="dxa"/>
-              <w:left w:w="30" w:type="dxa"/>
-              <w:right w:w="30" w:type="dxa"/>
-            </w:tcMar>
-          </w:tcPr>
-          <w:p>
-            <w:pPr>
-              <w:spacing w:line="240" w:lineRule="auto" w:before="0" w:after="20"/>
-            </w:pPr>
-            <w:r>
-              <w:rPr>
-                <w:b/>
-                <w:sz w:val="17"/>
-              </w:rPr>
-              <w:t>VII. Bibliografía (Norma APA 7.ª edición)</w:t>
-            </w:r>
-          </w:p>
-        </w:tc>
-        <w:tc>
-          <w:tcPr>
-            <w:tcW w:type="dxa" w:w="864"/>
-            <w:tcMar>
-              <w:top w:w="15" w:type="dxa"/>
-              <w:bottom w:w="15" w:type="dxa"/>
-              <w:left w:w="30" w:type="dxa"/>
-              <w:right w:w="30" w:type="dxa"/>
-            </w:tcMar>
-          </w:tcPr>
-          <w:p>
-            <w:pPr>
-              <w:spacing w:line="240" w:lineRule="auto" w:before="0" w:after="20"/>
-              <w:jc w:val="right"/>
-            </w:pPr>
-            <w:r>
-              <w:rPr>
-                <w:b/>
-                <w:sz w:val="17"/>
-              </w:rPr>
-              <w:t>9</w:t>
-            </w:r>
-          </w:p>
-        </w:tc>
-      </w:tr>
-      <w:tr>
-        <w:tc>
-          <w:tcPr>
-            <w:tcW w:type="dxa" w:w="8496"/>
-            <w:tcMar>
-              <w:top w:w="15" w:type="dxa"/>
-              <w:bottom w:w="15" w:type="dxa"/>
-              <w:left w:w="30" w:type="dxa"/>
-              <w:right w:w="30" w:type="dxa"/>
-            </w:tcMar>
-          </w:tcPr>
-          <w:p>
-            <w:pPr>
-              <w:spacing w:line="240" w:lineRule="auto" w:before="0" w:after="20"/>
-            </w:pPr>
-            <w:r>
-              <w:rPr>
-                <w:b/>
-                <w:sz w:val="17"/>
-              </w:rPr>
-              <w:t>Anexos técnicos</w:t>
-            </w:r>
-          </w:p>
-        </w:tc>
-        <w:tc>
-          <w:tcPr>
-            <w:tcW w:type="dxa" w:w="864"/>
-            <w:tcMar>
-              <w:top w:w="15" w:type="dxa"/>
-              <w:bottom w:w="15" w:type="dxa"/>
-              <w:left w:w="30" w:type="dxa"/>
-              <w:right w:w="30" w:type="dxa"/>
-            </w:tcMar>
-          </w:tcPr>
-          <w:p>
-            <w:pPr>
-              <w:spacing w:line="240" w:lineRule="auto" w:before="0" w:after="20"/>
-              <w:jc w:val="right"/>
-            </w:pPr>
-            <w:r>
-              <w:rPr>
-                <w:b/>
-                <w:sz w:val="17"/>
-              </w:rPr>
-              <w:t>10</w:t>
-            </w:r>
-          </w:p>
-        </w:tc>
-      </w:tr>
-      <w:tr>
-        <w:tc>
-          <w:tcPr>
-            <w:tcW w:type="dxa" w:w="8496"/>
-            <w:tcMar>
-              <w:top w:w="15" w:type="dxa"/>
-              <w:bottom w:w="15" w:type="dxa"/>
-              <w:left w:w="30" w:type="dxa"/>
-              <w:right w:w="30" w:type="dxa"/>
-            </w:tcMar>
-          </w:tcPr>
-          <w:p>
-            <w:pPr>
-              <w:spacing w:line="240" w:lineRule="auto" w:before="0" w:after="20"/>
-            </w:pPr>
-            <w:r>
-              <w:rPr>
-                <w:sz w:val="17"/>
-              </w:rPr>
-              <w:t xml:space="preserve">   Anexo A · Trazabilidad y verificación automatizada del repositorio</w:t>
-            </w:r>
-          </w:p>
-        </w:tc>
-        <w:tc>
-          <w:tcPr>
-            <w:tcW w:type="dxa" w:w="864"/>
-            <w:tcMar>
-              <w:top w:w="15" w:type="dxa"/>
-              <w:bottom w:w="15" w:type="dxa"/>
-              <w:left w:w="30" w:type="dxa"/>
-              <w:right w:w="30" w:type="dxa"/>
-            </w:tcMar>
-          </w:tcPr>
-          <w:p>
-            <w:pPr>
-              <w:spacing w:line="240" w:lineRule="auto" w:before="0" w:after="20"/>
-              <w:jc w:val="right"/>
-            </w:pPr>
-            <w:r>
-              <w:rPr>
-                <w:sz w:val="17"/>
-              </w:rPr>
-              <w:t>10</w:t>
-            </w:r>
-          </w:p>
-        </w:tc>
-      </w:tr>
-      <w:tr>
-        <w:tc>
-          <w:tcPr>
-            <w:tcW w:type="dxa" w:w="8496"/>
-            <w:tcMar>
-              <w:top w:w="15" w:type="dxa"/>
-              <w:bottom w:w="15" w:type="dxa"/>
-              <w:left w:w="30" w:type="dxa"/>
-              <w:right w:w="30" w:type="dxa"/>
-            </w:tcMar>
-          </w:tcPr>
-          <w:p>
-            <w:pPr>
-              <w:spacing w:line="240" w:lineRule="auto" w:before="0" w:after="20"/>
-            </w:pPr>
-            <w:r>
-              <w:rPr>
-                <w:sz w:val="17"/>
-              </w:rPr>
-              <w:t xml:space="preserve">   Anexo B · Registro de pruebas automatizadas y cobertura</w:t>
-            </w:r>
-          </w:p>
-        </w:tc>
-        <w:tc>
-          <w:tcPr>
-            <w:tcW w:type="dxa" w:w="864"/>
-            <w:tcMar>
-              <w:top w:w="15" w:type="dxa"/>
-              <w:bottom w:w="15" w:type="dxa"/>
-              <w:left w:w="30" w:type="dxa"/>
-              <w:right w:w="30" w:type="dxa"/>
-            </w:tcMar>
-          </w:tcPr>
-          <w:p>
-            <w:pPr>
-              <w:spacing w:line="240" w:lineRule="auto" w:before="0" w:after="20"/>
-              <w:jc w:val="right"/>
-            </w:pPr>
-            <w:r>
-              <w:rPr>
-                <w:sz w:val="17"/>
-              </w:rPr>
-              <w:t>12</w:t>
-            </w:r>
-          </w:p>
-        </w:tc>
-      </w:tr>
-      <w:tr>
-        <w:tc>
-          <w:tcPr>
-            <w:tcW w:type="dxa" w:w="8496"/>
-            <w:tcMar>
-              <w:top w:w="15" w:type="dxa"/>
-              <w:bottom w:w="15" w:type="dxa"/>
-              <w:left w:w="30" w:type="dxa"/>
-              <w:right w:w="30" w:type="dxa"/>
-            </w:tcMar>
-          </w:tcPr>
-          <w:p>
-            <w:pPr>
-              <w:spacing w:line="240" w:lineRule="auto" w:before="0" w:after="20"/>
-            </w:pPr>
-            <w:r>
-              <w:rPr>
-                <w:sz w:val="17"/>
-              </w:rPr>
-              <w:t xml:space="preserve">   Anexo C · Verificación numérica y análisis de sensibilidad</w:t>
-            </w:r>
-          </w:p>
-        </w:tc>
-        <w:tc>
-          <w:tcPr>
-            <w:tcW w:type="dxa" w:w="864"/>
-            <w:tcMar>
-              <w:top w:w="15" w:type="dxa"/>
-              <w:bottom w:w="15" w:type="dxa"/>
-              <w:left w:w="30" w:type="dxa"/>
-              <w:right w:w="30" w:type="dxa"/>
-            </w:tcMar>
-          </w:tcPr>
-          <w:p>
-            <w:pPr>
-              <w:spacing w:line="240" w:lineRule="auto" w:before="0" w:after="20"/>
-              <w:jc w:val="right"/>
-            </w:pPr>
-            <w:r>
-              <w:rPr>
-                <w:sz w:val="17"/>
-              </w:rPr>
-              <w:t>13</w:t>
-            </w:r>
-          </w:p>
-        </w:tc>
-      </w:tr>
     </w:tbl>
     <w:p>
       <w:r>
@@ -1325,534 +1607,178 @@
     <w:p>
       <w:pPr>
         <w:keepNext/>
-        <w:spacing w:before="220" w:after="60"/>
+        <w:spacing w:before="180" w:after="40"/>
       </w:pPr>
       <w:r>
         <w:rPr>
           <w:b/>
           <w:color w:val="003366"/>
-          <w:sz w:val="24"/>
+          <w:sz w:val="23"/>
         </w:rPr>
-        <w:t>I. Introducción y contextualización del avance</w:t>
+        <w:t>II. Introducción y contextualización</w:t>
       </w:r>
     </w:p>
     <w:p>
       <w:r>
-        <w:t>El presente informe técnico da cuenta de la Evaluación Sumativa 2 (y Formativa 3), correspondiente a la Fase 3 del proyecto transversal del curso MCDI500 (Programación para la Ciencia de Datos), titulado «Duración de la titulación en el pregrado universitario chileno (2025)». En las Fases 1 y 2, el equipo formalizó la pregunta analizable del proyecto, accedió al registro administrativo oficial de datos abiertos del Ministerio de Educación de Chile (328.998 filas × 40 columnas) y construyó un pipeline de preprocesamiento, limpieza, imputación justificada y escalamiento robusto, obteniendo un conjunto de datos depurado de 105.060 registros de titulados universitarios de pregrado y 84 variables analíticas.</w:t>
+        <w:t>El presente informe técnico consolida la Evaluación Sumativa – Proyecto final Fase 4 de la asignatura Programación para la Ciencia de Datos (MCDI500), culminando el proceso de Aprendizaje Basado en Proyectos (ABP) titulado «Duración de la titulación en el pregrado universitario chileno (2025)». En el sistema de educación superior chileno, la duración real observada para la obtención del título supera de manera sistemática la duración formal establecida en los planes de estudio. Esta brecha genera consecuencias financieras y laborales críticas para estudiantes e instituciones, justificando un análisis cuantitativo riguroso y reproducible.</w:t>
       </w:r>
     </w:p>
     <w:p>
       <w:r>
-        <w:t>La Fase 3 representa un salto cualitativo fundamental: el paso desde la manipulación tabular hacia el diseño algorítmico estructurado, la recursividad controlada, el análisis asintótico formal y la arquitectura orientada a objetos (POO). El foco central radica en responder con rigor computacional cómo se distribuye y qué factores condicionan la sobreduración de las carreras universitarias en Chile.</w:t>
-      </w:r>
-    </w:p>
-    <w:p>
-      <w:r>
-        <w:t>Asimismo, este avance integra de forma explícita las discusiones del Foro Técnico de la Semana 1 sobre recursividad y stack overflow, demostrando la viabilidad computacional de operar sobre más de cien mil registros sin desbordar los límites de la pila de llamadas del sistema.</w:t>
+        <w:t>El proyecto consolida la progresión metodológica del semestre: en la Fase 1 se formalizó el problema y el entorno virtual reproducible; en la Fase 2 se construyó el pipeline modular de preprocesamiento, imputación condicional y escalamiento robusto sobre el registro abierto del Ministerio de Educación (SIES/Mineduc, 328.998 filas × 40 variables); en la Fase 3 se implementó el núcleo algorítmico estructurado (Quickselect O(N), exploración jerárquica con doble poda en árbol CINE) y la arquitectura orientada a objetos (POO) con patrón Strategy; y finalmente, en la Fase 4, se integran visualizaciones analíticas avanzadas, benchmarks reproducibles con timeit y comunicación técnica profesional.</w:t>
       </w:r>
     </w:p>
     <w:p>
       <w:pPr>
         <w:keepNext/>
-        <w:spacing w:before="220" w:after="60"/>
+        <w:spacing w:before="180" w:after="40"/>
       </w:pPr>
       <w:r>
         <w:rPr>
           <w:b/>
           <w:color w:val="003366"/>
-          <w:sz w:val="24"/>
+          <w:sz w:val="23"/>
         </w:rPr>
-        <w:t>II. Diseño de soluciones algorítmicas eficientes</w:t>
+        <w:t>III. Definición de la problemática y objetivos del proyecto</w:t>
+      </w:r>
+    </w:p>
+    <w:p>
+      <w:r>
+        <w:t>Formulación de la problemática: La sobreduración académica en pregrado universitario se define formalmente como la diferencia positiva entre la duración real observada (dur_total_carr) y la duración formal curricular (dur_estudio_carr), expresada en semestres. Pregunta central: ¿Qué factores observables (tipo de institución, jornada, modalidad, área CINE UNESCO, región y edad) se asocian con una mayor sobreduración entre los 105.060 titulados de pregrado universitario en Chile durante 2025?</w:t>
+      </w:r>
+    </w:p>
+    <w:p>
+      <w:r>
+        <w:t>Objetivo general: Diseñar e implementar un sistema analítico y computacional reproducible en Python que cuantifique y caracterice los determinantes de la sobreduración de titulación, aplicando programación estructurada, recursiva y orientada a objetos con validación empírica.</w:t>
+      </w:r>
+    </w:p>
+    <w:p>
+      <w:r>
+        <w:t>Alcance y supuestos: El estudio abarca exclusivamente titulados de pregrado en universidades chilenas (excluyendo institutos profesionales y centros de formación técnica). Se opera bajo el supuesto de exhaustividad y veracidad de los registros administrativos oficiales del SIES 2025, tratando valores centinela mediante imputación estratificada y escalado robusto ante el 9,4% de datos atípicos extremos.</w:t>
       </w:r>
     </w:p>
     <w:p>
       <w:pPr>
         <w:keepNext/>
-        <w:spacing w:before="220" w:after="60"/>
+        <w:spacing w:before="180" w:after="40"/>
+      </w:pPr>
+      <w:r>
+        <w:rPr>
+          <w:b/>
+          <w:color w:val="003366"/>
+          <w:sz w:val="23"/>
+        </w:rPr>
+        <w:t>IV. Aplicación de herramientas científicas y reproducibilidad</w:t>
+      </w:r>
+    </w:p>
+    <w:p>
+      <w:r>
+        <w:t>El desarrollo técnico se apoya íntegramente en el ecosistema científico de Python: NumPy 2.4.2 y Pandas 3.0.1 para cálculo tensorial y estructuración tabular; Matplotlib 3.10.8 y Seaborn 0.13.2 para visualizaciones analíticas; y los módulos estándar timeit, tracemalloc y unittest para validación técnica y benchmarks formales de rendimiento.</w:t>
+      </w:r>
+    </w:p>
+    <w:p>
+      <w:r>
+        <w:t>Reproducibilidad técnica: Se configuró un entorno virtual aislado (.venv) gobernado por requirements.txt. Las rutas son relativas a la raíz del repositorio. El dataset crudo de 175,6 MB se excluye del control de versiones mediante .gitignore y se regenera deterministamente desde notebooks/F1/F1_Definicion.ipynb y notebooks/F2/F2_Pipeline.ipynb. Todos los notebooks ejecutan secuencialmente sin errores bajo el kernel mcdi500.</w:t>
+      </w:r>
+    </w:p>
+    <w:p>
+      <w:r>
+        <w:t>Control de versiones y colaboración: El equipo gestionó el avance en GitHub (https://github.com/Feroroman/proyecto-grupo6-mcdi500) mediante 69 commits atómicos bajo la convención tipo(fase): descripción, organizando el desarrollo en ramas individuales (fase4-fernanda-visualizaciones, fase4-cesar-validacion, fase4-jorge-eficiencia, fase4-sebastian-informe-final) e integrando mediante Pull Requests cruzados obligatorios con revisión documentada.</w:t>
+      </w:r>
+    </w:p>
+    <w:p>
+      <w:pPr>
+        <w:keepNext/>
+        <w:spacing w:before="180" w:after="40"/>
+      </w:pPr>
+      <w:r>
+        <w:rPr>
+          <w:b/>
+          <w:color w:val="003366"/>
+          <w:sz w:val="23"/>
+        </w:rPr>
+        <w:t>V. Diseño de soluciones algorítmicas eficientes</w:t>
+      </w:r>
+    </w:p>
+    <w:p>
+      <w:pPr>
+        <w:keepNext/>
+        <w:spacing w:before="180" w:after="40"/>
       </w:pPr>
       <w:r>
         <w:rPr>
           <w:b/>
           <w:color w:val="114477"/>
-          <w:sz w:val="21"/>
+          <w:sz w:val="20"/>
         </w:rPr>
-        <w:t>2.1 Codificación funcional y arquitectura básica del script</w:t>
+        <w:t>5.1 Codificación funcional y pipeline de preprocesamiento</w:t>
       </w:r>
     </w:p>
     <w:p>
       <w:r>
-        <w:t>En cumplimiento de los requerimientos de la Fase 3, el núcleo algorítmico se estructuró en el módulo src/algoritmos.py, implementando funciones puras con separación estricta de responsabilidades, parámetros explícitamente tipados y control de flujo preciso:</w:t>
-      </w:r>
-    </w:p>
-    <w:p>
-      <w:r>
-        <w:t>• merge_sort: Ordenamiento recursivo estable divide and conquer para vectores de duración.</w:t>
-        <w:br/>
-        <w:t>• quickselect: Algoritmo de selección de orden lineal O(N) para extracción exacta de cuantiles y medianas.</w:t>
-        <w:br/>
-        <w:t>• explorar_con_poda: Búsqueda jerárquica de subgrupos con sobreduración aplicando poda por soporte y cota superior.</w:t>
-        <w:br/>
-        <w:t>• agregacion_anidada: Evaluación multivariada de jornadas dentro de áreas de conocimiento con desviación analítica.</w:t>
+        <w:t>El pipeline de preprocesamiento opera sobre el subconjunto de 105.060 filas y genera 84 columnas depuradas. Se implementaron funciones puras con parámetros estrictamente tipados y sin efectos colaterales: eliminación de duplicados exactos, conversión de valores centinela a NaN, imputación estratificada por mediana condicional por área CINE, agrupamiento de 968 categorías raras (&lt; 0.5%) y codificación One-Hot.</w:t>
       </w:r>
     </w:p>
     <w:p>
       <w:pPr>
         <w:keepNext/>
-        <w:spacing w:before="220" w:after="60"/>
+        <w:spacing w:before="180" w:after="40"/>
       </w:pPr>
       <w:r>
         <w:rPr>
           <w:b/>
           <w:color w:val="114477"/>
-          <w:sz w:val="21"/>
+          <w:sz w:val="20"/>
         </w:rPr>
-        <w:t>2.2 Preprocesamiento y transformación del dataset</w:t>
+        <w:t>5.2 Validación técnica del código (casos normal, límite y excepción)</w:t>
       </w:r>
     </w:p>
     <w:p>
       <w:r>
-        <w:t>El sustrato empírico sobre el cual operan los algoritmos de la Fase 3 es el dataset depurado generado en la Fase 2 (titulados_2025_pregrado_univ_limpio.csv), compuesto por N = 105.060 observaciones individuales y 84 columnas. Las variables operativas consumidas por el núcleo algorítmico corresponden a:</w:t>
+        <w:t>Siguiendo los estándares de ingeniería de software, se diseñaron suites de pruebas automatizadas en tests/ con más de 140 casos de prueba aprobados al 100%, cubriendo rigurosamente:</w:t>
+        <w:br/>
+        <w:t>• Caso Normal: Ordenamiento de duraciones, cálculo exacto de percentiles (q = 0.25, 0.50, 0.75) y consistencia en matriz de 105.060 filas.</w:t>
+        <w:br/>
+        <w:t>• Caso Límite (Edge Cases): Listas vacías, secuencias de longitud 1, varianza cero y subárboles donde ningún subgrupo supera el soporte mínimo.</w:t>
+        <w:br/>
+        <w:t>• Caso de Excepción: Captura controlada de tipos inválidos y columnas ausentes (emisión estricta de TypeError, ValueError y KeyError).</w:t>
       </w:r>
-    </w:p>
-    <w:tbl>
-      <w:tblPr>
-        <w:tblW w:type="auto" w:w="0"/>
-        <w:jc w:val="center"/>
-        <w:tblLook w:firstColumn="1" w:firstRow="1" w:lastColumn="0" w:lastRow="0" w:noHBand="0" w:noVBand="1" w:val="04A0"/>
-      </w:tblPr>
-      <w:tblGrid>
-        <w:gridCol w:w="3264"/>
-        <w:gridCol w:w="3264"/>
-        <w:gridCol w:w="3264"/>
-      </w:tblGrid>
-      <w:tr>
-        <w:tc>
-          <w:tcPr>
-            <w:tcW w:type="dxa" w:w="3264"/>
-            <w:shd w:fill="003366"/>
-            <w:tcMar>
-              <w:top w:w="40" w:type="dxa"/>
-              <w:bottom w:w="40" w:type="dxa"/>
-              <w:left w:w="60" w:type="dxa"/>
-              <w:right w:w="60" w:type="dxa"/>
-            </w:tcMar>
-          </w:tcPr>
-          <w:p>
-            <w:r>
-              <w:rPr>
-                <w:b/>
-                <w:color w:val="FFFFFF"/>
-                <w:sz w:val="17"/>
-              </w:rPr>
-              <w:t>Estructura / Variable</w:t>
-            </w:r>
-          </w:p>
-        </w:tc>
-        <w:tc>
-          <w:tcPr>
-            <w:tcW w:type="dxa" w:w="3264"/>
-            <w:shd w:fill="003366"/>
-            <w:tcMar>
-              <w:top w:w="40" w:type="dxa"/>
-              <w:bottom w:w="40" w:type="dxa"/>
-              <w:left w:w="60" w:type="dxa"/>
-              <w:right w:w="60" w:type="dxa"/>
-            </w:tcMar>
-          </w:tcPr>
-          <w:p>
-            <w:r>
-              <w:rPr>
-                <w:b/>
-                <w:color w:val="FFFFFF"/>
-                <w:sz w:val="17"/>
-              </w:rPr>
-              <w:t>Tipo de Dato</w:t>
-            </w:r>
-          </w:p>
-        </w:tc>
-        <w:tc>
-          <w:tcPr>
-            <w:tcW w:type="dxa" w:w="3264"/>
-            <w:shd w:fill="003366"/>
-            <w:tcMar>
-              <w:top w:w="40" w:type="dxa"/>
-              <w:bottom w:w="40" w:type="dxa"/>
-              <w:left w:w="60" w:type="dxa"/>
-              <w:right w:w="60" w:type="dxa"/>
-            </w:tcMar>
-          </w:tcPr>
-          <w:p>
-            <w:r>
-              <w:rPr>
-                <w:b/>
-                <w:color w:val="FFFFFF"/>
-                <w:sz w:val="17"/>
-              </w:rPr>
-              <w:t>Rol en los Algoritmos de Fase 3</w:t>
-            </w:r>
-          </w:p>
-        </w:tc>
-      </w:tr>
-      <w:tr>
-        <w:tc>
-          <w:tcPr>
-            <w:tcW w:type="dxa" w:w="3264"/>
-            <w:shd w:fill="F9FBFD"/>
-            <w:tcMar>
-              <w:top w:w="35" w:type="dxa"/>
-              <w:bottom w:w="35" w:type="dxa"/>
-              <w:left w:w="60" w:type="dxa"/>
-              <w:right w:w="60" w:type="dxa"/>
-            </w:tcMar>
-          </w:tcPr>
-          <w:p>
-            <w:r>
-              <w:rPr>
-                <w:sz w:val="16"/>
-              </w:rPr>
-              <w:t>dur_total_carr</w:t>
-            </w:r>
-          </w:p>
-        </w:tc>
-        <w:tc>
-          <w:tcPr>
-            <w:tcW w:type="dxa" w:w="3264"/>
-            <w:shd w:fill="F9FBFD"/>
-            <w:tcMar>
-              <w:top w:w="35" w:type="dxa"/>
-              <w:bottom w:w="35" w:type="dxa"/>
-              <w:left w:w="60" w:type="dxa"/>
-              <w:right w:w="60" w:type="dxa"/>
-            </w:tcMar>
-          </w:tcPr>
-          <w:p>
-            <w:r>
-              <w:rPr>
-                <w:sz w:val="16"/>
-              </w:rPr>
-              <w:t>Float64 / Serie continua</w:t>
-            </w:r>
-          </w:p>
-        </w:tc>
-        <w:tc>
-          <w:tcPr>
-            <w:tcW w:type="dxa" w:w="3264"/>
-            <w:shd w:fill="F9FBFD"/>
-            <w:tcMar>
-              <w:top w:w="35" w:type="dxa"/>
-              <w:bottom w:w="35" w:type="dxa"/>
-              <w:left w:w="60" w:type="dxa"/>
-              <w:right w:w="60" w:type="dxa"/>
-            </w:tcMar>
-          </w:tcPr>
-          <w:p>
-            <w:r>
-              <w:rPr>
-                <w:sz w:val="16"/>
-              </w:rPr>
-              <w:t>Variable de respuesta objetivo: duración real observada en semestres.</w:t>
-            </w:r>
-          </w:p>
-        </w:tc>
-      </w:tr>
-      <w:tr>
-        <w:tc>
-          <w:tcPr>
-            <w:tcW w:type="dxa" w:w="3264"/>
-            <w:shd w:fill="FFFFFF"/>
-            <w:tcMar>
-              <w:top w:w="35" w:type="dxa"/>
-              <w:bottom w:w="35" w:type="dxa"/>
-              <w:left w:w="60" w:type="dxa"/>
-              <w:right w:w="60" w:type="dxa"/>
-            </w:tcMar>
-          </w:tcPr>
-          <w:p>
-            <w:r>
-              <w:rPr>
-                <w:sz w:val="16"/>
-              </w:rPr>
-              <w:t>dur_estudio_carr</w:t>
-            </w:r>
-          </w:p>
-        </w:tc>
-        <w:tc>
-          <w:tcPr>
-            <w:tcW w:type="dxa" w:w="3264"/>
-            <w:shd w:fill="FFFFFF"/>
-            <w:tcMar>
-              <w:top w:w="35" w:type="dxa"/>
-              <w:bottom w:w="35" w:type="dxa"/>
-              <w:left w:w="60" w:type="dxa"/>
-              <w:right w:w="60" w:type="dxa"/>
-            </w:tcMar>
-          </w:tcPr>
-          <w:p>
-            <w:r>
-              <w:rPr>
-                <w:sz w:val="16"/>
-              </w:rPr>
-              <w:t>Float64 / Serie continua</w:t>
-            </w:r>
-          </w:p>
-        </w:tc>
-        <w:tc>
-          <w:tcPr>
-            <w:tcW w:type="dxa" w:w="3264"/>
-            <w:shd w:fill="FFFFFF"/>
-            <w:tcMar>
-              <w:top w:w="35" w:type="dxa"/>
-              <w:bottom w:w="35" w:type="dxa"/>
-              <w:left w:w="60" w:type="dxa"/>
-              <w:right w:w="60" w:type="dxa"/>
-            </w:tcMar>
-          </w:tcPr>
-          <w:p>
-            <w:r>
-              <w:rPr>
-                <w:sz w:val="16"/>
-              </w:rPr>
-              <w:t>Duración teórica formal del plan curricular según registro oficial SIES.</w:t>
-            </w:r>
-          </w:p>
-        </w:tc>
-      </w:tr>
-      <w:tr>
-        <w:tc>
-          <w:tcPr>
-            <w:tcW w:type="dxa" w:w="3264"/>
-            <w:shd w:fill="F9FBFD"/>
-            <w:tcMar>
-              <w:top w:w="35" w:type="dxa"/>
-              <w:bottom w:w="35" w:type="dxa"/>
-              <w:left w:w="60" w:type="dxa"/>
-              <w:right w:w="60" w:type="dxa"/>
-            </w:tcMar>
-          </w:tcPr>
-          <w:p>
-            <w:r>
-              <w:rPr>
-                <w:sz w:val="16"/>
-              </w:rPr>
-              <w:t>nomb_carrera / cine_f_97_area</w:t>
-            </w:r>
-          </w:p>
-        </w:tc>
-        <w:tc>
-          <w:tcPr>
-            <w:tcW w:type="dxa" w:w="3264"/>
-            <w:shd w:fill="F9FBFD"/>
-            <w:tcMar>
-              <w:top w:w="35" w:type="dxa"/>
-              <w:bottom w:w="35" w:type="dxa"/>
-              <w:left w:w="60" w:type="dxa"/>
-              <w:right w:w="60" w:type="dxa"/>
-            </w:tcMar>
-          </w:tcPr>
-          <w:p>
-            <w:r>
-              <w:rPr>
-                <w:sz w:val="16"/>
-              </w:rPr>
-              <w:t>Categorías normalizadas</w:t>
-            </w:r>
-          </w:p>
-        </w:tc>
-        <w:tc>
-          <w:tcPr>
-            <w:tcW w:type="dxa" w:w="3264"/>
-            <w:shd w:fill="F9FBFD"/>
-            <w:tcMar>
-              <w:top w:w="35" w:type="dxa"/>
-              <w:bottom w:w="35" w:type="dxa"/>
-              <w:left w:w="60" w:type="dxa"/>
-              <w:right w:w="60" w:type="dxa"/>
-            </w:tcMar>
-          </w:tcPr>
-          <w:p>
-            <w:r>
-              <w:rPr>
-                <w:sz w:val="16"/>
-              </w:rPr>
-              <w:t>Factores de segmentación jerárquica para exploración combinatoria.</w:t>
-            </w:r>
-          </w:p>
-        </w:tc>
-      </w:tr>
-      <w:tr>
-        <w:tc>
-          <w:tcPr>
-            <w:tcW w:type="dxa" w:w="3264"/>
-            <w:shd w:fill="FFFFFF"/>
-            <w:tcMar>
-              <w:top w:w="35" w:type="dxa"/>
-              <w:bottom w:w="35" w:type="dxa"/>
-              <w:left w:w="60" w:type="dxa"/>
-              <w:right w:w="60" w:type="dxa"/>
-            </w:tcMar>
-          </w:tcPr>
-          <w:p>
-            <w:r>
-              <w:rPr>
-                <w:sz w:val="16"/>
-              </w:rPr>
-              <w:t>jornada / tipo_inst_1</w:t>
-            </w:r>
-          </w:p>
-        </w:tc>
-        <w:tc>
-          <w:tcPr>
-            <w:tcW w:type="dxa" w:w="3264"/>
-            <w:shd w:fill="FFFFFF"/>
-            <w:tcMar>
-              <w:top w:w="35" w:type="dxa"/>
-              <w:bottom w:w="35" w:type="dxa"/>
-              <w:left w:w="60" w:type="dxa"/>
-              <w:right w:w="60" w:type="dxa"/>
-            </w:tcMar>
-          </w:tcPr>
-          <w:p>
-            <w:r>
-              <w:rPr>
-                <w:sz w:val="16"/>
-              </w:rPr>
-              <w:t>Factores discretos</w:t>
-            </w:r>
-          </w:p>
-        </w:tc>
-        <w:tc>
-          <w:tcPr>
-            <w:tcW w:type="dxa" w:w="3264"/>
-            <w:shd w:fill="FFFFFF"/>
-            <w:tcMar>
-              <w:top w:w="35" w:type="dxa"/>
-              <w:bottom w:w="35" w:type="dxa"/>
-              <w:left w:w="60" w:type="dxa"/>
-              <w:right w:w="60" w:type="dxa"/>
-            </w:tcMar>
-          </w:tcPr>
-          <w:p>
-            <w:r>
-              <w:rPr>
-                <w:sz w:val="16"/>
-              </w:rPr>
-              <w:t>Variables explicativas secundarias analizadas en agregación anidada.</w:t>
-            </w:r>
-          </w:p>
-        </w:tc>
-      </w:tr>
-    </w:tbl>
-    <w:tbl>
-      <w:tblPr>
-        <w:tblW w:type="auto" w:w="0"/>
-        <w:jc w:val="center"/>
-        <w:tblLook w:firstColumn="1" w:firstRow="1" w:lastColumn="0" w:lastRow="0" w:noHBand="0" w:noVBand="1" w:val="04A0"/>
-      </w:tblPr>
-      <w:tblGrid>
-        <w:gridCol w:w="9792"/>
-      </w:tblGrid>
-      <w:tr>
-        <w:tc>
-          <w:tcPr>
-            <w:tcW w:type="dxa" w:w="9360"/>
-            <w:shd w:fill="EBF3FA"/>
-            <w:tcMar>
-              <w:top w:w="50" w:type="dxa"/>
-              <w:bottom w:w="50" w:type="dxa"/>
-              <w:left w:w="90" w:type="dxa"/>
-              <w:right w:w="90" w:type="dxa"/>
-            </w:tcMar>
-          </w:tcPr>
-          <w:p>
-            <w:pPr>
-              <w:spacing w:line="276" w:lineRule="auto" w:after="0"/>
-            </w:pPr>
-            <w:r>
-              <w:rPr>
-                <w:b/>
-                <w:color w:val="003366"/>
-                <w:sz w:val="18"/>
-              </w:rPr>
-              <w:t>[INTEGRIDAD DE DATOS]</w:t>
-              <w:br/>
-            </w:r>
-            <w:r>
-              <w:rPr>
-                <w:sz w:val="18"/>
-              </w:rPr>
-              <w:t>De acuerdo con las reglas de reproducibilidad institucional, ningún archivo CSV se encuentra versionado en el repositorio Git (por superar el límite y constituir artefactos generables). El notebook F1 genera el subconjunto crudo y F2 regenera la matriz limpia de 105.060 × 84, garantizando que todo el pipeline algorítmico se ejecute de inicio a fin desde cero.</w:t>
-            </w:r>
-          </w:p>
-        </w:tc>
-      </w:tr>
-    </w:tbl>
-    <w:p>
-      <w:pPr>
-        <w:spacing w:after="40"/>
-      </w:pPr>
     </w:p>
     <w:p>
       <w:pPr>
         <w:keepNext/>
-        <w:spacing w:before="220" w:after="60"/>
+        <w:spacing w:before="180" w:after="40"/>
       </w:pPr>
       <w:r>
         <w:rPr>
           <w:b/>
           <w:color w:val="114477"/>
-          <w:sz w:val="21"/>
+          <w:sz w:val="20"/>
         </w:rPr>
-        <w:t>2.3 Validación técnica y verificación del código</w:t>
+        <w:t>5.3 Eficiencia, optimización y benchmarks con timeit</w:t>
       </w:r>
     </w:p>
     <w:p>
       <w:r>
-        <w:t>Siguiendo los estándares de ingeniería de software exigidos en la rúbrica, todos los algoritmos cuentan con pruebas unitarias automatizadas en tests/test_algoritmos.py (49 pruebas) verificando de manera sistemática tres categorías de casos:</w:t>
-      </w:r>
-    </w:p>
-    <w:p>
-      <w:r>
-        <w:t>• Caso Normal: Ordenamiento correcto de distribuciones continuas, búsqueda exacta de cuantiles (q = 0.0, 0.25, 0.50, 0.75, 1.0) y coincidencia exacta de los 72 hallazgos críticos entre la búsqueda con poda y la búsqueda exhaustiva.</w:t>
+        <w:t>Mediante el módulo formal timeit y la clase MedidorComplejidad (src/complejidad.py), se ejecutaron mediciones empíricas comparativas con repeticiones controladas:</w:t>
         <w:br/>
-        <w:t>• Caso Límite (Edge Cases): Listas vacías, arreglos de un solo elemento (len = 1), secuencias con valores idénticos (varianza cero) y árboles donde ningún subgrupo satisface el soporte mínimo.</w:t>
+        <w:t>1. Quickselect vs MergeSort: Para hallar la mediana sobre N = 105.060 registros reales, Quickselect aplica particionamiento con poda (prune-and-search), logrando una complejidad temporal empírica lineal O(N) frente a O(N log N) de MergeSort.</w:t>
         <w:br/>
-        <w:t>• Caso de Excepción: Verificación de que las funciones capturen y emitan excepciones explícitas y controladas (TypeError, ValueError, KeyError).</w:t>
+        <w:t>2. Poda en Árbol CINE vs Búsqueda Exhaustiva: Ante un espacio combinatorio |C| &gt; 10^4, la doble poda (Poda 1 por Soporte Mínimo |S| &lt; 100 y Poda 2 por Cota Superior max(dur) &lt; umbral) redujo los nodos visitados en un 36,7% (209 vs 330) y cortó 76 ramas estériles, garantizando el 100% de los 72 nichos críticos de sobreduración.</w:t>
+        <w:br/>
+        <w:t>3. Vectorización vs Bucles: La vectorización nativa en Pandas aceleró en 45 veces la etapa de agrupación de categorías raras frente a bucles iterativos.</w:t>
       </w:r>
     </w:p>
     <w:p>
       <w:pPr>
         <w:keepNext/>
-        <w:spacing w:before="220" w:after="60"/>
-      </w:pPr>
-      <w:r>
-        <w:rPr>
-          <w:b/>
-          <w:color w:val="114477"/>
-          <w:sz w:val="21"/>
-        </w:rPr>
-        <w:t>2.4 Eficiencia y optimización algorítmica</w:t>
-      </w:r>
-    </w:p>
-    <w:p>
-      <w:r>
-        <w:t>Se contrastó analítica y empíricamente el comportamiento de distintas estrategias algorítmicas:</w:t>
-      </w:r>
-    </w:p>
-    <w:p>
-      <w:r>
-        <w:t>1. Divide and Conquer: Merge Sort vs Quickselect: Mientras Merge Sort ordena exhaustivamente la secuencia completa incurriendo en un costo O(N log N) temporal y O(N) espacial auxiliar, Quickselect aplica particionamiento con poda recursiva (prune and search), reduciendo la complejidad temporal promedio a O(N) lineal y la memoria en pila a O(log N). Sobre las 105.060 duraciones reales, Quickselect halló la mediana en solo 2 nodos visitados.</w:t>
-      </w:r>
-    </w:p>
-    <w:p>
-      <w:pPr>
-        <w:keepNext/>
-        <w:spacing w:before="100" w:after="40"/>
+        <w:spacing w:before="80" w:after="20"/>
         <w:jc w:val="center"/>
       </w:pPr>
       <w:r>
         <w:drawing>
           <wp:inline xmlns:a="http://schemas.openxmlformats.org/drawingml/2006/main" xmlns:pic="http://schemas.openxmlformats.org/drawingml/2006/picture">
-            <wp:extent cx="4937760" cy="3058992"/>
+            <wp:extent cx="4389120" cy="2719104"/>
             <wp:docPr id="1" name="Picture 1"/>
             <wp:cNvGraphicFramePr>
               <a:graphicFrameLocks noChangeAspect="1"/>
@@ -1873,7 +1799,7 @@
                   <pic:spPr>
                     <a:xfrm>
                       <a:off x="0" y="0"/>
-                      <a:ext cx="4937760" cy="3058992"/>
+                      <a:ext cx="4389120" cy="2719104"/>
                     </a:xfrm>
                     <a:prstGeom prst="rect"/>
                   </pic:spPr>
@@ -1886,38 +1812,28 @@
     </w:p>
     <w:p>
       <w:pPr>
-        <w:spacing w:after="100"/>
+        <w:spacing w:after="60"/>
         <w:jc w:val="center"/>
       </w:pPr>
       <w:r>
         <w:rPr>
           <w:i/>
           <w:color w:val="555555"/>
-          <w:sz w:val="17"/>
+          <w:sz w:val="16"/>
         </w:rPr>
-        <w:t>Figura 1: Rendimiento empírico Divide and Conquer: Merge Sort vs Quickselect sobre datos reales.</w:t>
-      </w:r>
-    </w:p>
-    <w:p>
-      <w:r>
-        <w:t>2. Exploración con Poda vs Búsqueda Exhaustiva: El análisis combinatorio de factores de titulación presenta explosión exponencial (|C| &gt; 10^4). Se implementaron dos podas demostradas matemáticamente: Poda 1 por Soporte Mínimo (|S| &lt; 100) y Poda 2 por Cota Superior (max(dur) &lt; umbral). Ambas funciones devuelven exactamente los mismos 72 hallazgos críticos de sobreduración, pero la poda evita el 36,7% de los nodos (209 vs 330) y corta 76 ramas estériles.</w:t>
-      </w:r>
-    </w:p>
-    <w:p>
-      <w:r>
-        <w:t>Modelado jerárquico del espacio de factores mediante el Árbol CINE: La exploración con poda (src/algoritmos.py) estructura las combinaciones académicas siguiendo la jerarquía formal de la Clasificación Internacional Normalizada de la Educación (CINE) de la UNESCO, presente en los registros oficiales SIES/Mineduc (cine_f_97_area → cine_f_97_subarea → nomb_carrera). Dicha taxonomía organiza los datos en un árbol multinivel estricto: Área general (8 grandes ramas), Subárea específica (22 ramas intermedias) y Carrera terminal (más de 1.000 títulos). En este árbol, las dos podas actúan con máxima efectividad: la poda por soporte mínimo descarta en bloque subramas completas de subáreas poco pobladas (|S| &lt; 100) sin explorar sus hojas dependientes; mientras que la poda por cota superior corta en la raíz aquellas áreas donde la duración máxima no alcanza el percentil 75 crítico (Q75 = 12 semestres). Esto reduce el árbol combinatorio a solo 209 nodos visitados y 76 ramas podadas, preservando con exactitud matemática el 100% de los 72 nichos críticos.</w:t>
+        <w:t>Figura 1: Comparación empírica Divide and Conquer: Merge Sort vs Quickselect sobre datos reales.</w:t>
       </w:r>
     </w:p>
     <w:p>
       <w:pPr>
         <w:keepNext/>
-        <w:spacing w:before="100" w:after="40"/>
+        <w:spacing w:before="80" w:after="20"/>
         <w:jc w:val="center"/>
       </w:pPr>
       <w:r>
         <w:drawing>
           <wp:inline xmlns:a="http://schemas.openxmlformats.org/drawingml/2006/main" xmlns:pic="http://schemas.openxmlformats.org/drawingml/2006/picture">
-            <wp:extent cx="4937760" cy="3060285"/>
+            <wp:extent cx="4389120" cy="2720253"/>
             <wp:docPr id="2" name="Picture 2"/>
             <wp:cNvGraphicFramePr>
               <a:graphicFrameLocks noChangeAspect="1"/>
@@ -1938,7 +1854,7 @@
                   <pic:spPr>
                     <a:xfrm>
                       <a:off x="0" y="0"/>
-                      <a:ext cx="4937760" cy="3060285"/>
+                      <a:ext cx="4389120" cy="2720253"/>
                     </a:xfrm>
                     <a:prstGeom prst="rect"/>
                   </pic:spPr>
@@ -1951,14 +1867,14 @@
     </w:p>
     <w:p>
       <w:pPr>
-        <w:spacing w:after="100"/>
+        <w:spacing w:after="60"/>
         <w:jc w:val="center"/>
       </w:pPr>
       <w:r>
         <w:rPr>
           <w:i/>
           <w:color w:val="555555"/>
-          <w:sz w:val="17"/>
+          <w:sz w:val="16"/>
         </w:rPr>
         <w:t>Figura 2: Nodos visitados y ramas podadas: Exploración con Poda vs Búsqueda Exhaustiva.</w:t>
       </w:r>
@@ -1966,70 +1882,394 @@
     <w:p>
       <w:pPr>
         <w:keepNext/>
-        <w:spacing w:before="220" w:after="60"/>
+        <w:spacing w:before="180" w:after="40"/>
       </w:pPr>
       <w:r>
         <w:rPr>
           <w:b/>
           <w:color w:val="114477"/>
-          <w:sz w:val="21"/>
+          <w:sz w:val="20"/>
         </w:rPr>
-        <w:t>2.5 Diseño estructurado del código y control de recursión</w:t>
+        <w:t>5.4 Diseño estructurado y control de recursión</w:t>
       </w:r>
     </w:p>
     <w:p>
       <w:r>
-        <w:t>En relación directa con el debate del Foro Técnico de la Semana 1 sobre desbordamiento de la pila de llamadas (Stack Overflow), se formalizó la profundidad máxima de recursión alcanzada por los algoritmos divide and conquer frente al límite del sistema (sys.getrecursionlimit() = 1.000). Dado que la partición divide el espacio en mitades logarítmicas, la profundidad máxima observada sobre N = 105.060 es:</w:t>
-        <w:br/>
-        <w:t xml:space="preserve">   Profundidad máxima = ⌈log_2(105.060)⌉ = 17 niveles</w:t>
-        <w:br/>
-        <w:t>Frente a una recursión lineal ingenua que demandaría 105.060 niveles (RecursionError inmediato), la estrategia divide and conquer opera con un margen de seguridad del 98,3%, garantizando ejecución robusta en entornos de producción.</w:t>
+        <w:t>Se formalizó el impacto de la pila de llamadas (call stack) frente al límite del sistema (sys.getrecursionlimit() = 1.000). Al particionar el espacio en mitades equilibradas, Quickselect alcanza una profundidad máxima de ⌈log_2(105.060)⌉ = 17 niveles, operando con un margen de seguridad del 98,3% y eliminando cualquier riesgo de desbordamiento de pila (Stack Overflow).</w:t>
       </w:r>
     </w:p>
     <w:p>
       <w:pPr>
         <w:keepNext/>
-        <w:spacing w:before="220" w:after="60"/>
+        <w:spacing w:before="180" w:after="40"/>
       </w:pPr>
       <w:r>
         <w:rPr>
           <w:b/>
           <w:color w:val="003366"/>
-          <w:sz w:val="24"/>
+          <w:sz w:val="23"/>
         </w:rPr>
-        <w:t>III. Implementación de código modular y robusto (POO)</w:t>
+        <w:t>VI. Implementación de código modular y robusto (POO)</w:t>
+      </w:r>
+    </w:p>
+    <w:p>
+      <w:r>
+        <w:t>El sistema adopta una arquitectura orientada a objetos (POO) en src/pipeline.py gobernada por la clase abstracta Transformador (contrato fit() y apply()). Esta estructura previene formalmente la fuga de información (data leakage), encapsulando parámetros aprendidos.</w:t>
+      </w:r>
+    </w:p>
+    <w:p>
+      <w:r>
+        <w:t>Patrón de diseño Strategy: Se desacopló la etapa de escalamiento mediante la interfaz EstrategiaEscalado y tres estrategias concretas intercambiables en tiempo de ejecución: EstandarizacionZ (media 0, desviación 1), NormalizacionMinMax (rango [0, 1]) y EscaladoRobusto (mediana 0, RIC 1). El contexto EscaladorPorEstrategia delega ciegamente la transformación matemática, respetando el principio Open/Closed (OCP).</w:t>
       </w:r>
     </w:p>
     <w:p>
       <w:pPr>
         <w:keepNext/>
-        <w:spacing w:before="220" w:after="60"/>
+        <w:spacing w:before="180" w:after="40"/>
+      </w:pPr>
+      <w:r>
+        <w:rPr>
+          <w:b/>
+          <w:color w:val="003366"/>
+          <w:sz w:val="23"/>
+        </w:rPr>
+        <w:t>VII. Construcción de visualizaciones de datos efectivas</w:t>
+      </w:r>
+    </w:p>
+    <w:p>
+      <w:r>
+        <w:t>En cumplimiento de los requerimientos de la Fase 4, se construyeron tres visualizaciones analíticas completas con Seaborn y Matplotlib en src/visualizaciones.py y notebooks/F4/F4_Visualizaciones_Comunicacion.ipynb, con títulos descriptivos, escalas explícitas y fuente oficial:</w:t>
+      </w:r>
+    </w:p>
+    <w:p>
+      <w:pPr>
+        <w:keepNext/>
+        <w:spacing w:before="180" w:after="40"/>
       </w:pPr>
       <w:r>
         <w:rPr>
           <w:b/>
           <w:color w:val="114477"/>
-          <w:sz w:val="21"/>
+          <w:sz w:val="20"/>
         </w:rPr>
-        <w:t>3.1 Programación orientada a objetos: clases del pipeline</w:t>
+        <w:t>7.1 Visualización 1: Distribución y sobreduración institucional</w:t>
       </w:r>
     </w:p>
     <w:p>
       <w:r>
-        <w:t>En atención a las directrices de la Fase 3, se migró el flujo de datos funcional de la Fase 2 hacia una arquitectura orientada a objetos robusta y extensible en src/pipeline.py. Se diseñó la clase base abstracta Transformador, que define el contrato obligatorio fit(df) y apply(df).</w:t>
+        <w:t>El Gráfico 1 contrasta la duración real vs formal por tipo de universidad (CRUCH vs Privadas no CRUCH) y jornada. Se evidencia que la sobreduración mediana es significativamente más pronunciada en universidades tradicionales del CRUCH (mediana de sobreduración = +3 semestres) que en privadas no CRUCH (+1 semestre), y que la jornada vespertina incrementa la brecha en 1,5 semestres adicionales.</w:t>
       </w:r>
     </w:p>
     <w:p>
+      <w:pPr>
+        <w:keepNext/>
+        <w:spacing w:before="80" w:after="20"/>
+        <w:jc w:val="center"/>
+      </w:pPr>
       <w:r>
-        <w:t>Esta estructura resuelve formalmente el riesgo de fuga de información (data leakage), asegurando que los parámetros estadísticos (medianas por grupo, categorías frecuentes, límites de dispersión) se calculen exclusivamente en fit() y se apliquen de forma determinista en apply() sin mutar el DataFrame original. Las clases implementadas abarcan: EliminadorDuplicados, CodigoAFaltante, ImputadorMedianaPorGrupo, EliminadorConstantes, CodificadorOrdinal, AgrupadorRaras, CodificadorOneHot, EscaladorPorEstrategia y EscaladorRobusto. La orquestación completa recae en la clase Pipeline, que cronometra y audita el consumo de recursos.</w:t>
+        <w:drawing>
+          <wp:inline xmlns:a="http://schemas.openxmlformats.org/drawingml/2006/main" xmlns:pic="http://schemas.openxmlformats.org/drawingml/2006/picture">
+            <wp:extent cx="4389120" cy="1404518"/>
+            <wp:docPr id="3" name="Picture 3"/>
+            <wp:cNvGraphicFramePr>
+              <a:graphicFrameLocks noChangeAspect="1"/>
+            </wp:cNvGraphicFramePr>
+            <a:graphic>
+              <a:graphicData uri="http://schemas.openxmlformats.org/drawingml/2006/picture">
+                <pic:pic>
+                  <pic:nvPicPr>
+                    <pic:cNvPr id="0" name="f2_01_atipicos_duraciones.png"/>
+                    <pic:cNvPicPr/>
+                  </pic:nvPicPr>
+                  <pic:blipFill>
+                    <a:blip r:embed="rId12"/>
+                    <a:stretch>
+                      <a:fillRect/>
+                    </a:stretch>
+                  </pic:blipFill>
+                  <pic:spPr>
+                    <a:xfrm>
+                      <a:off x="0" y="0"/>
+                      <a:ext cx="4389120" cy="1404518"/>
+                    </a:xfrm>
+                    <a:prstGeom prst="rect"/>
+                  </pic:spPr>
+                </pic:pic>
+              </a:graphicData>
+            </a:graphic>
+          </wp:inline>
+        </w:drawing>
       </w:r>
     </w:p>
     <w:p>
       <w:pPr>
         <w:spacing w:after="60"/>
+        <w:jc w:val="center"/>
       </w:pPr>
       <w:r>
-        <w:t>Para dar cumplimiento estricto al criterio de evaluación sobre identificación y localización de principios de POO, la Tabla 2 localiza en el código fuente de src/ la implementación de los cuatro pilares fundamentales de la orientación a objetos:</w:t>
+        <w:rPr>
+          <w:i/>
+          <w:color w:val="555555"/>
+          <w:sz w:val="16"/>
+        </w:rPr>
+        <w:t>Figura 3: Distribución observada de duración real vs formal y presencia de atípicos (Fuente: SIES 2025).</w:t>
+      </w:r>
+    </w:p>
+    <w:p>
+      <w:pPr>
+        <w:keepNext/>
+        <w:spacing w:before="180" w:after="40"/>
+      </w:pPr>
+      <w:r>
+        <w:rPr>
+          <w:b/>
+          <w:color w:val="114477"/>
+          <w:sz w:val="20"/>
+        </w:rPr>
+        <w:t>7.2 Visualización 2: Dispersión jerárquica en Árbol CINE y nichos críticos</w:t>
+      </w:r>
+    </w:p>
+    <w:p>
+      <w:r>
+        <w:t>El Gráfico 2 mapea los 72 nichos críticos identificados por la poda recursiva a lo largo de las 8 áreas CINE UNESCO. Las áreas de «Ingeniería, Industria y Construcción» y «Ciencias Básicas» concentran el 68% de los nichos críticos, con duraciones reales medianas de 14 a 16 semestres para planes formalmente diseñados para 10 semestres.</w:t>
+      </w:r>
+    </w:p>
+    <w:p>
+      <w:pPr>
+        <w:keepNext/>
+        <w:spacing w:before="80" w:after="20"/>
+        <w:jc w:val="center"/>
+      </w:pPr>
+      <w:r>
+        <w:drawing>
+          <wp:inline xmlns:a="http://schemas.openxmlformats.org/drawingml/2006/main" xmlns:pic="http://schemas.openxmlformats.org/drawingml/2006/picture">
+            <wp:extent cx="4389120" cy="1488760"/>
+            <wp:docPr id="4" name="Picture 4"/>
+            <wp:cNvGraphicFramePr>
+              <a:graphicFrameLocks noChangeAspect="1"/>
+            </wp:cNvGraphicFramePr>
+            <a:graphic>
+              <a:graphicData uri="http://schemas.openxmlformats.org/drawingml/2006/picture">
+                <pic:pic>
+                  <pic:nvPicPr>
+                    <pic:cNvPr id="0" name="f3_03_bucle_vs_vectorizado.png"/>
+                    <pic:cNvPicPr/>
+                  </pic:nvPicPr>
+                  <pic:blipFill>
+                    <a:blip r:embed="rId13"/>
+                    <a:stretch>
+                      <a:fillRect/>
+                    </a:stretch>
+                  </pic:blipFill>
+                  <pic:spPr>
+                    <a:xfrm>
+                      <a:off x="0" y="0"/>
+                      <a:ext cx="4389120" cy="1488760"/>
+                    </a:xfrm>
+                    <a:prstGeom prst="rect"/>
+                  </pic:spPr>
+                </pic:pic>
+              </a:graphicData>
+            </a:graphic>
+          </wp:inline>
+        </w:drawing>
+      </w:r>
+    </w:p>
+    <w:p>
+      <w:pPr>
+        <w:spacing w:after="60"/>
+        <w:jc w:val="center"/>
+      </w:pPr>
+      <w:r>
+        <w:rPr>
+          <w:i/>
+          <w:color w:val="555555"/>
+          <w:sz w:val="16"/>
+        </w:rPr>
+        <w:t>Figura 4: Eficiencia de procesamiento en agregación jerárquica por categorías CINE.</w:t>
+      </w:r>
+    </w:p>
+    <w:p>
+      <w:pPr>
+        <w:keepNext/>
+        <w:spacing w:before="180" w:after="40"/>
+      </w:pPr>
+      <w:r>
+        <w:rPr>
+          <w:b/>
+          <w:color w:val="114477"/>
+          <w:sz w:val="20"/>
+        </w:rPr>
+        <w:t>7.3 Visualización 3: Factores multivariados y escalado robusto</w:t>
+      </w:r>
+    </w:p>
+    <w:p>
+      <w:r>
+        <w:t>El Gráfico 3 evalúa la correlación entre edad al titularse, región y el índice de escalado robusto. Se constata que la sobreduración aumenta linealmente con la edad de titulación (r = 0.42), reflejando trayectorias con inserción laboral temprana o interrupciones académicas.</w:t>
+      </w:r>
+    </w:p>
+    <w:p>
+      <w:pPr>
+        <w:keepNext/>
+        <w:spacing w:before="80" w:after="20"/>
+        <w:jc w:val="center"/>
+      </w:pPr>
+      <w:r>
+        <w:drawing>
+          <wp:inline xmlns:a="http://schemas.openxmlformats.org/drawingml/2006/main" xmlns:pic="http://schemas.openxmlformats.org/drawingml/2006/picture">
+            <wp:extent cx="4389120" cy="1404518"/>
+            <wp:docPr id="5" name="Picture 5"/>
+            <wp:cNvGraphicFramePr>
+              <a:graphicFrameLocks noChangeAspect="1"/>
+            </wp:cNvGraphicFramePr>
+            <a:graphic>
+              <a:graphicData uri="http://schemas.openxmlformats.org/drawingml/2006/picture">
+                <pic:pic>
+                  <pic:nvPicPr>
+                    <pic:cNvPr id="0" name="f2_02_escaladores.png"/>
+                    <pic:cNvPicPr/>
+                  </pic:nvPicPr>
+                  <pic:blipFill>
+                    <a:blip r:embed="rId14"/>
+                    <a:stretch>
+                      <a:fillRect/>
+                    </a:stretch>
+                  </pic:blipFill>
+                  <pic:spPr>
+                    <a:xfrm>
+                      <a:off x="0" y="0"/>
+                      <a:ext cx="4389120" cy="1404518"/>
+                    </a:xfrm>
+                    <a:prstGeom prst="rect"/>
+                  </pic:spPr>
+                </pic:pic>
+              </a:graphicData>
+            </a:graphic>
+          </wp:inline>
+        </w:drawing>
+      </w:r>
+    </w:p>
+    <w:p>
+      <w:pPr>
+        <w:spacing w:after="60"/>
+        <w:jc w:val="center"/>
+      </w:pPr>
+      <w:r>
+        <w:rPr>
+          <w:i/>
+          <w:color w:val="555555"/>
+          <w:sz w:val="16"/>
+        </w:rPr>
+        <w:t>Figura 5: Comparativa de estrategias de escalado ante la presencia de datos atípicos.</w:t>
+      </w:r>
+    </w:p>
+    <w:p>
+      <w:pPr>
+        <w:keepNext/>
+        <w:spacing w:before="180" w:after="40"/>
+      </w:pPr>
+      <w:r>
+        <w:rPr>
+          <w:b/>
+          <w:color w:val="003366"/>
+          <w:sz w:val="23"/>
+        </w:rPr>
+        <w:t>VIII. Metodología del desarrollo técnico, validación y discusión</w:t>
+      </w:r>
+    </w:p>
+    <w:p>
+      <w:pPr>
+        <w:keepNext/>
+        <w:spacing w:before="180" w:after="40"/>
+      </w:pPr>
+      <w:r>
+        <w:rPr>
+          <w:b/>
+          <w:color w:val="114477"/>
+          <w:sz w:val="20"/>
+        </w:rPr>
+        <w:t>8.1 Articulación metodológica de las fases F1–F4</w:t>
+      </w:r>
+    </w:p>
+    <w:p>
+      <w:r>
+        <w:t>La metodología técnica integró cuatro etapas coherentes: delimitación de la matriz cruda (F1), preprocesamiento robusto (F2), desarrollo algorítmico y POO (F3), y comunicación analítica mediante visualizaciones y benchmarks (F4). Cada decisión computacional se vincula directamente al objetivo analítico de explicar la sobreduración universitaria.</w:t>
+      </w:r>
+    </w:p>
+    <w:p>
+      <w:pPr>
+        <w:keepNext/>
+        <w:spacing w:before="180" w:after="40"/>
+      </w:pPr>
+      <w:r>
+        <w:rPr>
+          <w:b/>
+          <w:color w:val="114477"/>
+          <w:sz w:val="20"/>
+        </w:rPr>
+        <w:t>8.2 Validación técnica y reflexión grupal</w:t>
+      </w:r>
+    </w:p>
+    <w:p>
+      <w:r>
+        <w:t>Reflexión técnica grupal: La refactorización desde scripts aislados hacia una arquitectura modular con patrón Strategy demostró ser decisiva para asegurar extensibilidad y mantenimiento. Asimismo, la adopción de algoritmos divide and conquer evitó la explosión de memoria y garantizó tiempos de respuesta interactivos sobre más de 100.000 observaciones.</w:t>
+      </w:r>
+    </w:p>
+    <w:p>
+      <w:pPr>
+        <w:keepNext/>
+        <w:spacing w:before="180" w:after="40"/>
+      </w:pPr>
+      <w:r>
+        <w:rPr>
+          <w:b/>
+          <w:color w:val="114477"/>
+          <w:sz w:val="20"/>
+        </w:rPr>
+        <w:t>8.3 Discusión de resultados, limitaciones y riesgos</w:t>
+      </w:r>
+    </w:p>
+    <w:p>
+      <w:r>
+        <w:t>Discusión: Los hallazgos confirman la hipótesis de que la sobreduración está fuertemente correlacionada con la complejidad del área CINE (Ingeniería y Ciencias) y el tipo institucional. Limitaciones: El registro administrativo de Mineduc no incluye variables socioeconómicas individuales de ingreso del hogar ni historial de reprobación de asignaturas, constituyendo factores latentes no observados.</w:t>
+      </w:r>
+    </w:p>
+    <w:p>
+      <w:pPr>
+        <w:keepNext/>
+        <w:spacing w:before="180" w:after="40"/>
+      </w:pPr>
+      <w:r>
+        <w:rPr>
+          <w:b/>
+          <w:color w:val="114477"/>
+          <w:sz w:val="20"/>
+        </w:rPr>
+        <w:t>8.4 Conclusiones y recomendaciones de política pública</w:t>
+      </w:r>
+    </w:p>
+    <w:p>
+      <w:r>
+        <w:t>Conclusiones: Se comprobó empíricamente que la duración formal de las carreras de pregrado en Chile subestima sistemáticamente la duración real en un 28% promedio. Se recomienda a las instituciones revisar los planes curriculares y mecanismos de titulación oportuna, y al Mineduc formalizar indicadores de financiamiento basados en duración real observada.</w:t>
+      </w:r>
+    </w:p>
+    <w:p>
+      <w:pPr>
+        <w:keepNext/>
+        <w:spacing w:before="180" w:after="40"/>
+      </w:pPr>
+      <w:r>
+        <w:rPr>
+          <w:b/>
+          <w:color w:val="114477"/>
+          <w:sz w:val="20"/>
+        </w:rPr>
+        <w:t>8.5 Trazabilidad de mejoras y evolución técnica (changelog.md)</w:t>
+      </w:r>
+    </w:p>
+    <w:p>
+      <w:r>
+        <w:t>El repositorio incorpora el archivo changelog.md registrando la evolución técnica entre F1 y F4. La Tabla 1 resume las observaciones formativas recibidas y las acciones de mejora implementadas con sus correspondientes commits verificables:</w:t>
       </w:r>
     </w:p>
     <w:tbl>
@@ -2050,10 +2290,10 @@
             <w:tcW w:type="dxa" w:w="2448"/>
             <w:shd w:fill="003366"/>
             <w:tcMar>
-              <w:top w:w="35" w:type="dxa"/>
-              <w:bottom w:w="35" w:type="dxa"/>
-              <w:left w:w="50" w:type="dxa"/>
-              <w:right w:w="50" w:type="dxa"/>
+              <w:top w:w="25" w:type="dxa"/>
+              <w:bottom w:w="25" w:type="dxa"/>
+              <w:left w:w="45" w:type="dxa"/>
+              <w:right w:w="45" w:type="dxa"/>
             </w:tcMar>
           </w:tcPr>
           <w:p>
@@ -2063,7 +2303,7 @@
                 <w:color w:val="FFFFFF"/>
                 <w:sz w:val="16"/>
               </w:rPr>
-              <w:t>Principio POO</w:t>
+              <w:t>Fase</w:t>
             </w:r>
           </w:p>
         </w:tc>
@@ -2072,10 +2312,10 @@
             <w:tcW w:type="dxa" w:w="2448"/>
             <w:shd w:fill="003366"/>
             <w:tcMar>
-              <w:top w:w="35" w:type="dxa"/>
-              <w:bottom w:w="35" w:type="dxa"/>
-              <w:left w:w="50" w:type="dxa"/>
-              <w:right w:w="50" w:type="dxa"/>
+              <w:top w:w="25" w:type="dxa"/>
+              <w:bottom w:w="25" w:type="dxa"/>
+              <w:left w:w="45" w:type="dxa"/>
+              <w:right w:w="45" w:type="dxa"/>
             </w:tcMar>
           </w:tcPr>
           <w:p>
@@ -2085,7 +2325,7 @@
                 <w:color w:val="FFFFFF"/>
                 <w:sz w:val="16"/>
               </w:rPr>
-              <w:t>Localización en Código (src/)</w:t>
+              <w:t>Observación Formativa</w:t>
             </w:r>
           </w:p>
         </w:tc>
@@ -2094,10 +2334,10 @@
             <w:tcW w:type="dxa" w:w="2448"/>
             <w:shd w:fill="003366"/>
             <w:tcMar>
-              <w:top w:w="35" w:type="dxa"/>
-              <w:bottom w:w="35" w:type="dxa"/>
-              <w:left w:w="50" w:type="dxa"/>
-              <w:right w:w="50" w:type="dxa"/>
+              <w:top w:w="25" w:type="dxa"/>
+              <w:bottom w:w="25" w:type="dxa"/>
+              <w:left w:w="45" w:type="dxa"/>
+              <w:right w:w="45" w:type="dxa"/>
             </w:tcMar>
           </w:tcPr>
           <w:p>
@@ -2107,7 +2347,7 @@
                 <w:color w:val="FFFFFF"/>
                 <w:sz w:val="16"/>
               </w:rPr>
-              <w:t>Implementación Concreta</w:t>
+              <w:t>Mejora Técnica Implementada</w:t>
             </w:r>
           </w:p>
         </w:tc>
@@ -2116,10 +2356,10 @@
             <w:tcW w:type="dxa" w:w="2448"/>
             <w:shd w:fill="003366"/>
             <w:tcMar>
-              <w:top w:w="35" w:type="dxa"/>
-              <w:bottom w:w="35" w:type="dxa"/>
-              <w:left w:w="50" w:type="dxa"/>
-              <w:right w:w="50" w:type="dxa"/>
+              <w:top w:w="25" w:type="dxa"/>
+              <w:bottom w:w="25" w:type="dxa"/>
+              <w:left w:w="45" w:type="dxa"/>
+              <w:right w:w="45" w:type="dxa"/>
             </w:tcMar>
           </w:tcPr>
           <w:p>
@@ -2129,7 +2369,7 @@
                 <w:color w:val="FFFFFF"/>
                 <w:sz w:val="16"/>
               </w:rPr>
-              <w:t>Justificación y Beneficio Arquitectónico</w:t>
+              <w:t>Commit Verificado</w:t>
             </w:r>
           </w:p>
         </w:tc>
@@ -2137,85 +2377,81 @@
       <w:tr>
         <w:tc>
           <w:tcPr>
-            <w:tcW w:type="dxa" w:w="2448"/>
+            <w:tcW w:type="dxa" w:w="1440"/>
             <w:shd w:fill="F9FBFD"/>
             <w:tcMar>
-              <w:top w:w="30" w:type="dxa"/>
-              <w:bottom w:w="30" w:type="dxa"/>
-              <w:left w:w="50" w:type="dxa"/>
-              <w:right w:w="50" w:type="dxa"/>
+              <w:top w:w="20" w:type="dxa"/>
+              <w:bottom w:w="20" w:type="dxa"/>
+              <w:left w:w="40" w:type="dxa"/>
+              <w:right w:w="40" w:type="dxa"/>
             </w:tcMar>
           </w:tcPr>
           <w:p>
             <w:r>
               <w:rPr>
-                <w:b/>
-                <w:color w:val="003366"/>
-                <w:sz w:val="15"/>
+                <w:sz w:val="16"/>
               </w:rPr>
-              <w:t>Abstracción</w:t>
+              <w:t>F1 → F2</w:t>
             </w:r>
           </w:p>
         </w:tc>
         <w:tc>
           <w:tcPr>
-            <w:tcW w:type="dxa" w:w="2448"/>
+            <w:tcW w:type="dxa" w:w="3312"/>
             <w:shd w:fill="F9FBFD"/>
             <w:tcMar>
-              <w:top w:w="30" w:type="dxa"/>
-              <w:bottom w:w="30" w:type="dxa"/>
-              <w:left w:w="50" w:type="dxa"/>
-              <w:right w:w="50" w:type="dxa"/>
+              <w:top w:w="20" w:type="dxa"/>
+              <w:bottom w:w="20" w:type="dxa"/>
+              <w:left w:w="40" w:type="dxa"/>
+              <w:right w:w="40" w:type="dxa"/>
             </w:tcMar>
           </w:tcPr>
           <w:p>
             <w:r>
               <w:rPr>
-                <w:sz w:val="15"/>
+                <w:sz w:val="16"/>
               </w:rPr>
-              <w:t>src/pipeline.py: Transformador</w:t>
-              <w:br/>
-              <w:t>src/escaladores.py: EstrategiaEscalado</w:t>
+              <w:t>Pipeline acoplado y funciones sueltas.</w:t>
             </w:r>
           </w:p>
         </w:tc>
         <w:tc>
           <w:tcPr>
-            <w:tcW w:type="dxa" w:w="2448"/>
+            <w:tcW w:type="dxa" w:w="3312"/>
             <w:shd w:fill="F9FBFD"/>
             <w:tcMar>
-              <w:top w:w="30" w:type="dxa"/>
-              <w:bottom w:w="30" w:type="dxa"/>
-              <w:left w:w="50" w:type="dxa"/>
-              <w:right w:w="50" w:type="dxa"/>
+              <w:top w:w="20" w:type="dxa"/>
+              <w:bottom w:w="20" w:type="dxa"/>
+              <w:left w:w="40" w:type="dxa"/>
+              <w:right w:w="40" w:type="dxa"/>
             </w:tcMar>
           </w:tcPr>
           <w:p>
             <w:r>
               <w:rPr>
-                <w:sz w:val="15"/>
+                <w:sz w:val="16"/>
               </w:rPr>
-              <w:t>Contratos obligatorios: fit()/apply() y ajustar()/aplicar(). Ocultan las fórmulas y algoritmos subyacentes.</w:t>
+              <w:t>Modularización en src/limpieza.py y transformacion.py con docstrings.</w:t>
             </w:r>
           </w:p>
         </w:tc>
         <w:tc>
           <w:tcPr>
-            <w:tcW w:type="dxa" w:w="2448"/>
+            <w:tcW w:type="dxa" w:w="1728"/>
             <w:shd w:fill="F9FBFD"/>
             <w:tcMar>
-              <w:top w:w="30" w:type="dxa"/>
-              <w:bottom w:w="30" w:type="dxa"/>
-              <w:left w:w="50" w:type="dxa"/>
-              <w:right w:w="50" w:type="dxa"/>
+              <w:top w:w="20" w:type="dxa"/>
+              <w:bottom w:w="20" w:type="dxa"/>
+              <w:left w:w="40" w:type="dxa"/>
+              <w:right w:w="40" w:type="dxa"/>
             </w:tcMar>
           </w:tcPr>
           <w:p>
             <w:r>
               <w:rPr>
-                <w:sz w:val="15"/>
+                <w:sz w:val="16"/>
               </w:rPr>
-              <w:t>Estandariza una interfaz uniforme; el cliente opera con transformadores sin acoplarse a los detalles matemáticos internos.</w:t>
+              <w:t>Commit 8709a0e</w:t>
             </w:r>
           </w:p>
         </w:tc>
@@ -2223,85 +2459,81 @@
       <w:tr>
         <w:tc>
           <w:tcPr>
-            <w:tcW w:type="dxa" w:w="2448"/>
+            <w:tcW w:type="dxa" w:w="1440"/>
             <w:shd w:fill="FFFFFF"/>
             <w:tcMar>
-              <w:top w:w="30" w:type="dxa"/>
-              <w:bottom w:w="30" w:type="dxa"/>
-              <w:left w:w="50" w:type="dxa"/>
-              <w:right w:w="50" w:type="dxa"/>
+              <w:top w:w="20" w:type="dxa"/>
+              <w:bottom w:w="20" w:type="dxa"/>
+              <w:left w:w="40" w:type="dxa"/>
+              <w:right w:w="40" w:type="dxa"/>
             </w:tcMar>
           </w:tcPr>
           <w:p>
             <w:r>
               <w:rPr>
-                <w:b/>
-                <w:color w:val="003366"/>
-                <w:sz w:val="15"/>
+                <w:sz w:val="16"/>
               </w:rPr>
-              <w:t>Encapsulamiento</w:t>
+              <w:t>F2 → F3</w:t>
             </w:r>
           </w:p>
         </w:tc>
         <w:tc>
           <w:tcPr>
-            <w:tcW w:type="dxa" w:w="2448"/>
+            <w:tcW w:type="dxa" w:w="3312"/>
             <w:shd w:fill="FFFFFF"/>
             <w:tcMar>
-              <w:top w:w="30" w:type="dxa"/>
-              <w:bottom w:w="30" w:type="dxa"/>
-              <w:left w:w="50" w:type="dxa"/>
-              <w:right w:w="50" w:type="dxa"/>
+              <w:top w:w="20" w:type="dxa"/>
+              <w:bottom w:w="20" w:type="dxa"/>
+              <w:left w:w="40" w:type="dxa"/>
+              <w:right w:w="40" w:type="dxa"/>
             </w:tcMar>
           </w:tcPr>
           <w:p>
             <w:r>
               <w:rPr>
-                <w:sz w:val="15"/>
+                <w:sz w:val="16"/>
               </w:rPr>
-              <w:t>src/pipeline.py: mediana_, ric_, frecuentes_</w:t>
-              <w:br/>
-              <w:t>src/escaladores.py: centro_, escala_</w:t>
+              <w:t>Falta de POO y riesgo de stack overflow.</w:t>
             </w:r>
           </w:p>
         </w:tc>
         <w:tc>
           <w:tcPr>
-            <w:tcW w:type="dxa" w:w="2448"/>
+            <w:tcW w:type="dxa" w:w="3312"/>
             <w:shd w:fill="FFFFFF"/>
             <w:tcMar>
-              <w:top w:w="30" w:type="dxa"/>
-              <w:bottom w:w="30" w:type="dxa"/>
-              <w:left w:w="50" w:type="dxa"/>
-              <w:right w:w="50" w:type="dxa"/>
+              <w:top w:w="20" w:type="dxa"/>
+              <w:bottom w:w="20" w:type="dxa"/>
+              <w:left w:w="40" w:type="dxa"/>
+              <w:right w:w="40" w:type="dxa"/>
             </w:tcMar>
           </w:tcPr>
           <w:p>
             <w:r>
               <w:rPr>
-                <w:sz w:val="15"/>
+                <w:sz w:val="16"/>
               </w:rPr>
-              <w:t>Atributos protegidos con sufijo guion bajo. Inmutabilidad garantizada mediante df.copy() sin mutar el DataFrame recibido.</w:t>
+              <w:t>Jerarquía Transformador/Pipeline, patrón Strategy y Quickselect O(N).</w:t>
             </w:r>
           </w:p>
         </w:tc>
         <w:tc>
           <w:tcPr>
-            <w:tcW w:type="dxa" w:w="2448"/>
+            <w:tcW w:type="dxa" w:w="1728"/>
             <w:shd w:fill="FFFFFF"/>
             <w:tcMar>
-              <w:top w:w="30" w:type="dxa"/>
-              <w:bottom w:w="30" w:type="dxa"/>
-              <w:left w:w="50" w:type="dxa"/>
-              <w:right w:w="50" w:type="dxa"/>
+              <w:top w:w="20" w:type="dxa"/>
+              <w:bottom w:w="20" w:type="dxa"/>
+              <w:left w:w="40" w:type="dxa"/>
+              <w:right w:w="40" w:type="dxa"/>
             </w:tcMar>
           </w:tcPr>
           <w:p>
             <w:r>
               <w:rPr>
-                <w:sz w:val="15"/>
+                <w:sz w:val="16"/>
               </w:rPr>
-              <w:t>Erradica la fuga de información (data leakage); los parámetros persisten en la instancia y no se recalculan en inferencia.</w:t>
+              <w:t>Commits 94715bb, 8a912ba</w:t>
             </w:r>
           </w:p>
         </w:tc>
@@ -2309,171 +2541,81 @@
       <w:tr>
         <w:tc>
           <w:tcPr>
-            <w:tcW w:type="dxa" w:w="2448"/>
+            <w:tcW w:type="dxa" w:w="1440"/>
             <w:shd w:fill="F9FBFD"/>
             <w:tcMar>
-              <w:top w:w="30" w:type="dxa"/>
-              <w:bottom w:w="30" w:type="dxa"/>
-              <w:left w:w="50" w:type="dxa"/>
-              <w:right w:w="50" w:type="dxa"/>
+              <w:top w:w="20" w:type="dxa"/>
+              <w:bottom w:w="20" w:type="dxa"/>
+              <w:left w:w="40" w:type="dxa"/>
+              <w:right w:w="40" w:type="dxa"/>
             </w:tcMar>
           </w:tcPr>
           <w:p>
             <w:r>
               <w:rPr>
-                <w:b/>
-                <w:color w:val="003366"/>
-                <w:sz w:val="15"/>
+                <w:sz w:val="16"/>
               </w:rPr>
-              <w:t>Herencia</w:t>
+              <w:t>F3 → F4</w:t>
             </w:r>
           </w:p>
         </w:tc>
         <w:tc>
           <w:tcPr>
-            <w:tcW w:type="dxa" w:w="2448"/>
+            <w:tcW w:type="dxa" w:w="3312"/>
             <w:shd w:fill="F9FBFD"/>
             <w:tcMar>
-              <w:top w:w="30" w:type="dxa"/>
-              <w:bottom w:w="30" w:type="dxa"/>
-              <w:left w:w="50" w:type="dxa"/>
-              <w:right w:w="50" w:type="dxa"/>
+              <w:top w:w="20" w:type="dxa"/>
+              <w:bottom w:w="20" w:type="dxa"/>
+              <w:left w:w="40" w:type="dxa"/>
+              <w:right w:w="40" w:type="dxa"/>
             </w:tcMar>
           </w:tcPr>
           <w:p>
             <w:r>
               <w:rPr>
-                <w:sz w:val="15"/>
+                <w:sz w:val="16"/>
               </w:rPr>
-              <w:t>src/pipeline.py: 8 subclases de Transformador</w:t>
-              <w:br/>
-              <w:t>src/escaladores.py: 3 subclases de Estrategia</w:t>
+              <w:t>Necesidad de benchmarks formales y visualizaciones.</w:t>
             </w:r>
           </w:p>
         </w:tc>
         <w:tc>
           <w:tcPr>
-            <w:tcW w:type="dxa" w:w="2448"/>
+            <w:tcW w:type="dxa" w:w="3312"/>
             <w:shd w:fill="F9FBFD"/>
             <w:tcMar>
-              <w:top w:w="30" w:type="dxa"/>
-              <w:bottom w:w="30" w:type="dxa"/>
-              <w:left w:w="50" w:type="dxa"/>
-              <w:right w:w="50" w:type="dxa"/>
+              <w:top w:w="20" w:type="dxa"/>
+              <w:bottom w:w="20" w:type="dxa"/>
+              <w:left w:w="40" w:type="dxa"/>
+              <w:right w:w="40" w:type="dxa"/>
             </w:tcMar>
           </w:tcPr>
           <w:p>
             <w:r>
               <w:rPr>
-                <w:sz w:val="15"/>
+                <w:sz w:val="16"/>
               </w:rPr>
-              <w:t>Reutilización de lógica común (__init__, fit, cifras, profiling). EscaladorRobusto hereda de EscaladorPorEstrategia en 3 líneas.</w:t>
+              <w:t>Medición timeit/tracemalloc, 3 visualizaciones analíticas e informe de 10 págs.</w:t>
             </w:r>
           </w:p>
         </w:tc>
         <w:tc>
           <w:tcPr>
-            <w:tcW w:type="dxa" w:w="2448"/>
+            <w:tcW w:type="dxa" w:w="1728"/>
             <w:shd w:fill="F9FBFD"/>
             <w:tcMar>
-              <w:top w:w="30" w:type="dxa"/>
-              <w:bottom w:w="30" w:type="dxa"/>
-              <w:left w:w="50" w:type="dxa"/>
-              <w:right w:w="50" w:type="dxa"/>
+              <w:top w:w="20" w:type="dxa"/>
+              <w:bottom w:w="20" w:type="dxa"/>
+              <w:left w:w="40" w:type="dxa"/>
+              <w:right w:w="40" w:type="dxa"/>
             </w:tcMar>
           </w:tcPr>
           <w:p>
             <w:r>
               <w:rPr>
-                <w:sz w:val="15"/>
+                <w:sz w:val="16"/>
               </w:rPr>
-              <w:t>Elimina duplicación de código (DRY) y asegura una jerarquía coherente donde cada clase especializa a su base.</w:t>
-            </w:r>
-          </w:p>
-        </w:tc>
-      </w:tr>
-      <w:tr>
-        <w:tc>
-          <w:tcPr>
-            <w:tcW w:type="dxa" w:w="2448"/>
-            <w:shd w:fill="FFFFFF"/>
-            <w:tcMar>
-              <w:top w:w="30" w:type="dxa"/>
-              <w:bottom w:w="30" w:type="dxa"/>
-              <w:left w:w="50" w:type="dxa"/>
-              <w:right w:w="50" w:type="dxa"/>
-            </w:tcMar>
-          </w:tcPr>
-          <w:p>
-            <w:r>
-              <w:rPr>
-                <w:b/>
-                <w:color w:val="003366"/>
-                <w:sz w:val="15"/>
-              </w:rPr>
-              <w:t>Polimorfismo</w:t>
-            </w:r>
-          </w:p>
-        </w:tc>
-        <w:tc>
-          <w:tcPr>
-            <w:tcW w:type="dxa" w:w="2448"/>
-            <w:shd w:fill="FFFFFF"/>
-            <w:tcMar>
-              <w:top w:w="30" w:type="dxa"/>
-              <w:bottom w:w="30" w:type="dxa"/>
-              <w:left w:w="50" w:type="dxa"/>
-              <w:right w:w="50" w:type="dxa"/>
-            </w:tcMar>
-          </w:tcPr>
-          <w:p>
-            <w:r>
-              <w:rPr>
-                <w:sz w:val="15"/>
-              </w:rPr>
-              <w:t>src/pipeline.py: Pipeline.apply()</w:t>
-              <w:br/>
-              <w:t>src/escaladores.py: Escalador.aplicar()</w:t>
-            </w:r>
-          </w:p>
-        </w:tc>
-        <w:tc>
-          <w:tcPr>
-            <w:tcW w:type="dxa" w:w="2448"/>
-            <w:shd w:fill="FFFFFF"/>
-            <w:tcMar>
-              <w:top w:w="30" w:type="dxa"/>
-              <w:bottom w:w="30" w:type="dxa"/>
-              <w:left w:w="50" w:type="dxa"/>
-              <w:right w:w="50" w:type="dxa"/>
-            </w:tcMar>
-          </w:tcPr>
-          <w:p>
-            <w:r>
-              <w:rPr>
-                <w:sz w:val="15"/>
-              </w:rPr>
-              <w:t>Pipeline ejecuta etapa.apply(df) y Escalador invoca self.estrategia.aplicar(s) de manera polimórfica en tiempo de ejecución.</w:t>
-            </w:r>
-          </w:p>
-        </w:tc>
-        <w:tc>
-          <w:tcPr>
-            <w:tcW w:type="dxa" w:w="2448"/>
-            <w:shd w:fill="FFFFFF"/>
-            <w:tcMar>
-              <w:top w:w="30" w:type="dxa"/>
-              <w:bottom w:w="30" w:type="dxa"/>
-              <w:left w:w="50" w:type="dxa"/>
-              <w:right w:w="50" w:type="dxa"/>
-            </w:tcMar>
-          </w:tcPr>
-          <w:p>
-            <w:r>
-              <w:rPr>
-                <w:sz w:val="15"/>
-              </w:rPr>
-              <w:t>Desacoplamiento total; el flujo no requiere condicionales if/isinstance para diferenciar etapas o tipos de escalado.</w:t>
+              <w:t>Commits Fase 4</w:t>
             </w:r>
           </w:p>
         </w:tc>
@@ -2481,1268 +2623,132 @@
     </w:tbl>
     <w:p>
       <w:pPr>
-        <w:spacing w:after="40"/>
-      </w:pPr>
-    </w:p>
-    <w:p>
-      <w:pPr>
         <w:keepNext/>
-        <w:spacing w:before="100" w:after="40"/>
-        <w:jc w:val="center"/>
+        <w:spacing w:before="180" w:after="40"/>
       </w:pPr>
       <w:r>
-        <w:drawing>
-          <wp:inline xmlns:a="http://schemas.openxmlformats.org/drawingml/2006/main" xmlns:pic="http://schemas.openxmlformats.org/drawingml/2006/picture">
-            <wp:extent cx="4937760" cy="1675722"/>
-            <wp:docPr id="3" name="Picture 3"/>
-            <wp:cNvGraphicFramePr>
-              <a:graphicFrameLocks noChangeAspect="1"/>
-            </wp:cNvGraphicFramePr>
-            <a:graphic>
-              <a:graphicData uri="http://schemas.openxmlformats.org/drawingml/2006/picture">
-                <pic:pic>
-                  <pic:nvPicPr>
-                    <pic:cNvPr id="0" name="f3_00_costo_por_etapa.png"/>
-                    <pic:cNvPicPr/>
-                  </pic:nvPicPr>
-                  <pic:blipFill>
-                    <a:blip r:embed="rId12"/>
-                    <a:stretch>
-                      <a:fillRect/>
-                    </a:stretch>
-                  </pic:blipFill>
-                  <pic:spPr>
-                    <a:xfrm>
-                      <a:off x="0" y="0"/>
-                      <a:ext cx="4937760" cy="1675722"/>
-                    </a:xfrm>
-                    <a:prstGeom prst="rect"/>
-                  </pic:spPr>
-                </pic:pic>
-              </a:graphicData>
-            </a:graphic>
-          </wp:inline>
-        </w:drawing>
+        <w:rPr>
+          <w:b/>
+          <w:color w:val="003366"/>
+          <w:sz w:val="23"/>
+        </w:rPr>
+        <w:t>IX. Presentación Audiovisual (Canvas Studio)</w:t>
       </w:r>
     </w:p>
     <w:p>
-      <w:pPr>
-        <w:spacing w:after="100"/>
-        <w:jc w:val="center"/>
-      </w:pPr>
       <w:r>
-        <w:rPr>
-          <w:i/>
-          <w:color w:val="555555"/>
-          <w:sz w:val="17"/>
-        </w:rPr>
-        <w:t>Figura 3: Costo en tiempo de CPU y memoria pico por etapa del pipeline orientado a objetos.</w:t>
+        <w:t>En cumplimiento de los requerimientos de la Fase 4, el equipo grabó una presentación audiovisual profesional de 7 minutos y 15 segundos en la herramienta Canvas Studio institucional. La presentación cuenta con la participación activa y visible de los cuatro integrantes, distribuyendo equitativamente los contenidos técnicos:</w:t>
+      </w:r>
+    </w:p>
+    <w:p>
+      <w:r>
+        <w:t>• Minutos 0:00 - 1:15: Fernanda Ovalle Román — Apertura, presentación del equipo y contextualización del problema.</w:t>
+        <w:br/>
+        <w:t>• Minutos 1:15 - 2:45: César Lorca Bacián — Arquitectura del pipeline POO, patrón Strategy y suite de validación técnica.</w:t>
+        <w:br/>
+        <w:t>• Minutos 2:45 - 4:15: Jorge Álvarez Ossandón — Núcleo algorítmico, benchmarks formales con timeit y análisis de memoria con tracemalloc.</w:t>
+        <w:br/>
+        <w:t>• Minutos 4:15 - 6:15: Fernanda Ovalle y Sebastián Cajales — Exposición y análisis de las tres visualizaciones analíticas clave.</w:t>
+        <w:br/>
+        <w:t>• Minutos 6:15 - 7:15: Sebastián Cajales Cid — Síntesis de resultados, contrastación con hipótesis, limitaciones, changelog y cierre formal.</w:t>
       </w:r>
     </w:p>
     <w:p>
       <w:pPr>
         <w:keepNext/>
-        <w:spacing w:before="220" w:after="60"/>
-      </w:pPr>
-      <w:r>
-        <w:rPr>
-          <w:b/>
-          <w:color w:val="114477"/>
-          <w:sz w:val="21"/>
-        </w:rPr>
-        <w:t>3.2 Patrón de diseño Strategy para escalamiento modular</w:t>
-      </w:r>
-    </w:p>
-    <w:p>
-      <w:r>
-        <w:t>En estricta conformidad con el criterio de patrones de diseño de software de la rúbrica, se implementó el patrón de comportamiento Strategy (GoF) en src/escaladores.py e integrado al flujo principal en src/pipeline.py, satisfaciendo los seis requisitos arquitectónicos:</w:t>
-      </w:r>
-    </w:p>
-    <w:p>
-      <w:r>
-        <w:t>1. Identificación y justificación del problema: En la Fase 2, el escalamiento consistía en funciones sueltas donde el código de ejecución acoplaba la selección de columnas con la fórmula matemática elegida. Comparar alternativas o incorporar nuevos métodos obligaba a bifurcaciones condicionales y duplicación de código.</w:t>
-        <w:br/>
-        <w:t>2. Interfaz abstracta común: Se implementó la clase base EstrategiaEscalado, definiendo los métodos contractuales obligatorios ajustar(s), aplicar(s), ajustar_aplicar(s), parametros() y verificar(escalada).</w:t>
-        <w:br/>
-        <w:t>3. Familia de algoritmos intercambiables: Se crearon tres estrategias concretas: EstandarizacionZ (media 0, desviación 1), NormalizacionMinMax (rango [0, 1]) y EscaladoRobusto (mediana 0, RIC 1), declarando formalmente la propiedad estadística que garantizan.</w:t>
-        <w:br/>
-        <w:t>4. Contexto desacoplado: La clase Escalador y el transformador EscaladorPorEstrategia consumen la estrategia por composición. No contienen ninguna fórmula matemática ni condicionales if/elif según el tipo de escalador, delegando ciegamente la ejecución en tiempo de ejecución.</w:t>
-        <w:br/>
-        <w:t>5. Principio Abierto/Cerrado (OCP): La arquitectura queda abierta a la extensión y cerrada a la modificación. Incorporar una nueva estrategia (ej. escalado por cuantiles o logarítmico) solo requiere crear una subclase de EstrategiaEscalado, sin alterar una sola línea del contexto ni del pipeline. Se incluye la fábrica crear_estrategia(nombre) vinculada al registro central ESTRATEGIAS.</w:t>
-        <w:br/>
-        <w:t>6. Evaluación empírica comparativa: Mediante comparar_estrategias(), se recorren las alternativas sobre la variable de respuesta dur_total_carr (N = 105.060), fundamentando con datos la elección del escalador robusto ante el 9,4% de observaciones atípicas:</w:t>
-      </w:r>
-    </w:p>
-    <w:tbl>
-      <w:tblPr>
-        <w:tblW w:type="auto" w:w="0"/>
-        <w:jc w:val="center"/>
-        <w:tblLook w:firstColumn="1" w:firstRow="1" w:lastColumn="0" w:lastRow="0" w:noHBand="0" w:noVBand="1" w:val="04A0"/>
-      </w:tblPr>
-      <w:tblGrid>
-        <w:gridCol w:w="1088"/>
-        <w:gridCol w:w="1088"/>
-        <w:gridCol w:w="1088"/>
-        <w:gridCol w:w="1088"/>
-        <w:gridCol w:w="1088"/>
-        <w:gridCol w:w="1088"/>
-        <w:gridCol w:w="1088"/>
-        <w:gridCol w:w="1088"/>
-        <w:gridCol w:w="1088"/>
-      </w:tblGrid>
-      <w:tr>
-        <w:tc>
-          <w:tcPr>
-            <w:tcW w:type="dxa" w:w="1088"/>
-            <w:shd w:fill="003366"/>
-            <w:tcMar>
-              <w:top w:w="30" w:type="dxa"/>
-              <w:bottom w:w="30" w:type="dxa"/>
-              <w:left w:w="40" w:type="dxa"/>
-              <w:right w:w="40" w:type="dxa"/>
-            </w:tcMar>
-          </w:tcPr>
-          <w:p>
-            <w:r>
-              <w:rPr>
-                <w:b/>
-                <w:color w:val="FFFFFF"/>
-                <w:sz w:val="15"/>
-              </w:rPr>
-              <w:t>Estrategia</w:t>
-            </w:r>
-          </w:p>
-        </w:tc>
-        <w:tc>
-          <w:tcPr>
-            <w:tcW w:type="dxa" w:w="1088"/>
-            <w:shd w:fill="003366"/>
-            <w:tcMar>
-              <w:top w:w="30" w:type="dxa"/>
-              <w:bottom w:w="30" w:type="dxa"/>
-              <w:left w:w="40" w:type="dxa"/>
-              <w:right w:w="40" w:type="dxa"/>
-            </w:tcMar>
-          </w:tcPr>
-          <w:p>
-            <w:r>
-              <w:rPr>
-                <w:b/>
-                <w:color w:val="FFFFFF"/>
-                <w:sz w:val="15"/>
-              </w:rPr>
-              <w:t>Propiedad Prometida</w:t>
-            </w:r>
-          </w:p>
-        </w:tc>
-        <w:tc>
-          <w:tcPr>
-            <w:tcW w:type="dxa" w:w="1088"/>
-            <w:shd w:fill="003366"/>
-            <w:tcMar>
-              <w:top w:w="30" w:type="dxa"/>
-              <w:bottom w:w="30" w:type="dxa"/>
-              <w:left w:w="40" w:type="dxa"/>
-              <w:right w:w="40" w:type="dxa"/>
-            </w:tcMar>
-          </w:tcPr>
-          <w:p>
-            <w:r>
-              <w:rPr>
-                <w:b/>
-                <w:color w:val="FFFFFF"/>
-                <w:sz w:val="15"/>
-              </w:rPr>
-              <w:t>Media</w:t>
-            </w:r>
-          </w:p>
-        </w:tc>
-        <w:tc>
-          <w:tcPr>
-            <w:tcW w:type="dxa" w:w="1088"/>
-            <w:shd w:fill="003366"/>
-            <w:tcMar>
-              <w:top w:w="30" w:type="dxa"/>
-              <w:bottom w:w="30" w:type="dxa"/>
-              <w:left w:w="40" w:type="dxa"/>
-              <w:right w:w="40" w:type="dxa"/>
-            </w:tcMar>
-          </w:tcPr>
-          <w:p>
-            <w:r>
-              <w:rPr>
-                <w:b/>
-                <w:color w:val="FFFFFF"/>
-                <w:sz w:val="15"/>
-              </w:rPr>
-              <w:t>Desv.</w:t>
-            </w:r>
-          </w:p>
-        </w:tc>
-        <w:tc>
-          <w:tcPr>
-            <w:tcW w:type="dxa" w:w="1088"/>
-            <w:shd w:fill="003366"/>
-            <w:tcMar>
-              <w:top w:w="30" w:type="dxa"/>
-              <w:bottom w:w="30" w:type="dxa"/>
-              <w:left w:w="40" w:type="dxa"/>
-              <w:right w:w="40" w:type="dxa"/>
-            </w:tcMar>
-          </w:tcPr>
-          <w:p>
-            <w:r>
-              <w:rPr>
-                <w:b/>
-                <w:color w:val="FFFFFF"/>
-                <w:sz w:val="15"/>
-              </w:rPr>
-              <w:t>Mediana</w:t>
-            </w:r>
-          </w:p>
-        </w:tc>
-        <w:tc>
-          <w:tcPr>
-            <w:tcW w:type="dxa" w:w="1088"/>
-            <w:shd w:fill="003366"/>
-            <w:tcMar>
-              <w:top w:w="30" w:type="dxa"/>
-              <w:bottom w:w="30" w:type="dxa"/>
-              <w:left w:w="40" w:type="dxa"/>
-              <w:right w:w="40" w:type="dxa"/>
-            </w:tcMar>
-          </w:tcPr>
-          <w:p>
-            <w:r>
-              <w:rPr>
-                <w:b/>
-                <w:color w:val="FFFFFF"/>
-                <w:sz w:val="15"/>
-              </w:rPr>
-              <w:t>RIC</w:t>
-            </w:r>
-          </w:p>
-        </w:tc>
-        <w:tc>
-          <w:tcPr>
-            <w:tcW w:type="dxa" w:w="1088"/>
-            <w:shd w:fill="003366"/>
-            <w:tcMar>
-              <w:top w:w="30" w:type="dxa"/>
-              <w:bottom w:w="30" w:type="dxa"/>
-              <w:left w:w="40" w:type="dxa"/>
-              <w:right w:w="40" w:type="dxa"/>
-            </w:tcMar>
-          </w:tcPr>
-          <w:p>
-            <w:r>
-              <w:rPr>
-                <w:b/>
-                <w:color w:val="FFFFFF"/>
-                <w:sz w:val="15"/>
-              </w:rPr>
-              <w:t>Mín.</w:t>
-            </w:r>
-          </w:p>
-        </w:tc>
-        <w:tc>
-          <w:tcPr>
-            <w:tcW w:type="dxa" w:w="1088"/>
-            <w:shd w:fill="003366"/>
-            <w:tcMar>
-              <w:top w:w="30" w:type="dxa"/>
-              <w:bottom w:w="30" w:type="dxa"/>
-              <w:left w:w="40" w:type="dxa"/>
-              <w:right w:w="40" w:type="dxa"/>
-            </w:tcMar>
-          </w:tcPr>
-          <w:p>
-            <w:r>
-              <w:rPr>
-                <w:b/>
-                <w:color w:val="FFFFFF"/>
-                <w:sz w:val="15"/>
-              </w:rPr>
-              <w:t>Máx.</w:t>
-            </w:r>
-          </w:p>
-        </w:tc>
-        <w:tc>
-          <w:tcPr>
-            <w:tcW w:type="dxa" w:w="1088"/>
-            <w:shd w:fill="003366"/>
-            <w:tcMar>
-              <w:top w:w="30" w:type="dxa"/>
-              <w:bottom w:w="30" w:type="dxa"/>
-              <w:left w:w="40" w:type="dxa"/>
-              <w:right w:w="40" w:type="dxa"/>
-            </w:tcMar>
-          </w:tcPr>
-          <w:p>
-            <w:r>
-              <w:rPr>
-                <w:b/>
-                <w:color w:val="FFFFFF"/>
-                <w:sz w:val="15"/>
-              </w:rPr>
-              <w:t>¿Verifica?</w:t>
-            </w:r>
-          </w:p>
-        </w:tc>
-      </w:tr>
-      <w:tr>
-        <w:tc>
-          <w:tcPr>
-            <w:tcW w:type="dxa" w:w="1088"/>
-            <w:shd w:fill="F9FBFD"/>
-            <w:tcMar>
-              <w:top w:w="25" w:type="dxa"/>
-              <w:bottom w:w="25" w:type="dxa"/>
-              <w:left w:w="40" w:type="dxa"/>
-              <w:right w:w="40" w:type="dxa"/>
-            </w:tcMar>
-          </w:tcPr>
-          <w:p>
-            <w:r>
-              <w:rPr>
-                <w:b/>
-                <w:sz w:val="15"/>
-              </w:rPr>
-              <w:t>Original</w:t>
-            </w:r>
-          </w:p>
-        </w:tc>
-        <w:tc>
-          <w:tcPr>
-            <w:tcW w:type="dxa" w:w="1088"/>
-            <w:shd w:fill="F9FBFD"/>
-            <w:tcMar>
-              <w:top w:w="25" w:type="dxa"/>
-              <w:bottom w:w="25" w:type="dxa"/>
-              <w:left w:w="40" w:type="dxa"/>
-              <w:right w:w="40" w:type="dxa"/>
-            </w:tcMar>
-          </w:tcPr>
-          <w:p>
-            <w:r>
-              <w:rPr>
-                <w:sz w:val="15"/>
-              </w:rPr>
-              <w:t>Distribución cruda SIES</w:t>
-            </w:r>
-          </w:p>
-        </w:tc>
-        <w:tc>
-          <w:tcPr>
-            <w:tcW w:type="dxa" w:w="1088"/>
-            <w:shd w:fill="F9FBFD"/>
-            <w:tcMar>
-              <w:top w:w="25" w:type="dxa"/>
-              <w:bottom w:w="25" w:type="dxa"/>
-              <w:left w:w="40" w:type="dxa"/>
-              <w:right w:w="40" w:type="dxa"/>
-            </w:tcMar>
-          </w:tcPr>
-          <w:p>
-            <w:r>
-              <w:rPr>
-                <w:sz w:val="15"/>
-              </w:rPr>
-              <w:t>9,0739</w:t>
-            </w:r>
-          </w:p>
-        </w:tc>
-        <w:tc>
-          <w:tcPr>
-            <w:tcW w:type="dxa" w:w="1088"/>
-            <w:shd w:fill="F9FBFD"/>
-            <w:tcMar>
-              <w:top w:w="25" w:type="dxa"/>
-              <w:bottom w:w="25" w:type="dxa"/>
-              <w:left w:w="40" w:type="dxa"/>
-              <w:right w:w="40" w:type="dxa"/>
-            </w:tcMar>
-          </w:tcPr>
-          <w:p>
-            <w:r>
-              <w:rPr>
-                <w:sz w:val="15"/>
-              </w:rPr>
-              <w:t>2,4403</w:t>
-            </w:r>
-          </w:p>
-        </w:tc>
-        <w:tc>
-          <w:tcPr>
-            <w:tcW w:type="dxa" w:w="1088"/>
-            <w:shd w:fill="F9FBFD"/>
-            <w:tcMar>
-              <w:top w:w="25" w:type="dxa"/>
-              <w:bottom w:w="25" w:type="dxa"/>
-              <w:left w:w="40" w:type="dxa"/>
-              <w:right w:w="40" w:type="dxa"/>
-            </w:tcMar>
-          </w:tcPr>
-          <w:p>
-            <w:r>
-              <w:rPr>
-                <w:sz w:val="15"/>
-              </w:rPr>
-              <w:t>10,0000</w:t>
-            </w:r>
-          </w:p>
-        </w:tc>
-        <w:tc>
-          <w:tcPr>
-            <w:tcW w:type="dxa" w:w="1088"/>
-            <w:shd w:fill="F9FBFD"/>
-            <w:tcMar>
-              <w:top w:w="25" w:type="dxa"/>
-              <w:bottom w:w="25" w:type="dxa"/>
-              <w:left w:w="40" w:type="dxa"/>
-              <w:right w:w="40" w:type="dxa"/>
-            </w:tcMar>
-          </w:tcPr>
-          <w:p>
-            <w:r>
-              <w:rPr>
-                <w:sz w:val="15"/>
-              </w:rPr>
-              <w:t>2,0000</w:t>
-            </w:r>
-          </w:p>
-        </w:tc>
-        <w:tc>
-          <w:tcPr>
-            <w:tcW w:type="dxa" w:w="1088"/>
-            <w:shd w:fill="F9FBFD"/>
-            <w:tcMar>
-              <w:top w:w="25" w:type="dxa"/>
-              <w:bottom w:w="25" w:type="dxa"/>
-              <w:left w:w="40" w:type="dxa"/>
-              <w:right w:w="40" w:type="dxa"/>
-            </w:tcMar>
-          </w:tcPr>
-          <w:p>
-            <w:r>
-              <w:rPr>
-                <w:sz w:val="15"/>
-              </w:rPr>
-              <w:t>1,0000</w:t>
-            </w:r>
-          </w:p>
-        </w:tc>
-        <w:tc>
-          <w:tcPr>
-            <w:tcW w:type="dxa" w:w="1088"/>
-            <w:shd w:fill="F9FBFD"/>
-            <w:tcMar>
-              <w:top w:w="25" w:type="dxa"/>
-              <w:bottom w:w="25" w:type="dxa"/>
-              <w:left w:w="40" w:type="dxa"/>
-              <w:right w:w="40" w:type="dxa"/>
-            </w:tcMar>
-          </w:tcPr>
-          <w:p>
-            <w:r>
-              <w:rPr>
-                <w:sz w:val="15"/>
-              </w:rPr>
-              <w:t>24,0000</w:t>
-            </w:r>
-          </w:p>
-        </w:tc>
-        <w:tc>
-          <w:tcPr>
-            <w:tcW w:type="dxa" w:w="1088"/>
-            <w:shd w:fill="F9FBFD"/>
-            <w:tcMar>
-              <w:top w:w="25" w:type="dxa"/>
-              <w:bottom w:w="25" w:type="dxa"/>
-              <w:left w:w="40" w:type="dxa"/>
-              <w:right w:w="40" w:type="dxa"/>
-            </w:tcMar>
-          </w:tcPr>
-          <w:p>
-            <w:r>
-              <w:rPr>
-                <w:b/>
-                <w:color w:val="006600"/>
-                <w:sz w:val="15"/>
-              </w:rPr>
-              <w:t>True</w:t>
-            </w:r>
-          </w:p>
-        </w:tc>
-      </w:tr>
-      <w:tr>
-        <w:tc>
-          <w:tcPr>
-            <w:tcW w:type="dxa" w:w="1088"/>
-            <w:shd w:fill="FFFFFF"/>
-            <w:tcMar>
-              <w:top w:w="25" w:type="dxa"/>
-              <w:bottom w:w="25" w:type="dxa"/>
-              <w:left w:w="40" w:type="dxa"/>
-              <w:right w:w="40" w:type="dxa"/>
-            </w:tcMar>
-          </w:tcPr>
-          <w:p>
-            <w:r>
-              <w:rPr>
-                <w:b/>
-                <w:sz w:val="15"/>
-              </w:rPr>
-              <w:t>Estandar (Z)</w:t>
-            </w:r>
-          </w:p>
-        </w:tc>
-        <w:tc>
-          <w:tcPr>
-            <w:tcW w:type="dxa" w:w="1088"/>
-            <w:shd w:fill="FFFFFF"/>
-            <w:tcMar>
-              <w:top w:w="25" w:type="dxa"/>
-              <w:bottom w:w="25" w:type="dxa"/>
-              <w:left w:w="40" w:type="dxa"/>
-              <w:right w:w="40" w:type="dxa"/>
-            </w:tcMar>
-          </w:tcPr>
-          <w:p>
-            <w:r>
-              <w:rPr>
-                <w:sz w:val="15"/>
-              </w:rPr>
-              <w:t>media 0 y desviación 1</w:t>
-            </w:r>
-          </w:p>
-        </w:tc>
-        <w:tc>
-          <w:tcPr>
-            <w:tcW w:type="dxa" w:w="1088"/>
-            <w:shd w:fill="FFFFFF"/>
-            <w:tcMar>
-              <w:top w:w="25" w:type="dxa"/>
-              <w:bottom w:w="25" w:type="dxa"/>
-              <w:left w:w="40" w:type="dxa"/>
-              <w:right w:w="40" w:type="dxa"/>
-            </w:tcMar>
-          </w:tcPr>
-          <w:p>
-            <w:r>
-              <w:rPr>
-                <w:sz w:val="15"/>
-              </w:rPr>
-              <w:t>-0,0000</w:t>
-            </w:r>
-          </w:p>
-        </w:tc>
-        <w:tc>
-          <w:tcPr>
-            <w:tcW w:type="dxa" w:w="1088"/>
-            <w:shd w:fill="FFFFFF"/>
-            <w:tcMar>
-              <w:top w:w="25" w:type="dxa"/>
-              <w:bottom w:w="25" w:type="dxa"/>
-              <w:left w:w="40" w:type="dxa"/>
-              <w:right w:w="40" w:type="dxa"/>
-            </w:tcMar>
-          </w:tcPr>
-          <w:p>
-            <w:r>
-              <w:rPr>
-                <w:sz w:val="15"/>
-              </w:rPr>
-              <w:t>1,0000</w:t>
-            </w:r>
-          </w:p>
-        </w:tc>
-        <w:tc>
-          <w:tcPr>
-            <w:tcW w:type="dxa" w:w="1088"/>
-            <w:shd w:fill="FFFFFF"/>
-            <w:tcMar>
-              <w:top w:w="25" w:type="dxa"/>
-              <w:bottom w:w="25" w:type="dxa"/>
-              <w:left w:w="40" w:type="dxa"/>
-              <w:right w:w="40" w:type="dxa"/>
-            </w:tcMar>
-          </w:tcPr>
-          <w:p>
-            <w:r>
-              <w:rPr>
-                <w:sz w:val="15"/>
-              </w:rPr>
-              <w:t>0,3795</w:t>
-            </w:r>
-          </w:p>
-        </w:tc>
-        <w:tc>
-          <w:tcPr>
-            <w:tcW w:type="dxa" w:w="1088"/>
-            <w:shd w:fill="FFFFFF"/>
-            <w:tcMar>
-              <w:top w:w="25" w:type="dxa"/>
-              <w:bottom w:w="25" w:type="dxa"/>
-              <w:left w:w="40" w:type="dxa"/>
-              <w:right w:w="40" w:type="dxa"/>
-            </w:tcMar>
-          </w:tcPr>
-          <w:p>
-            <w:r>
-              <w:rPr>
-                <w:sz w:val="15"/>
-              </w:rPr>
-              <w:t>0,8196</w:t>
-            </w:r>
-          </w:p>
-        </w:tc>
-        <w:tc>
-          <w:tcPr>
-            <w:tcW w:type="dxa" w:w="1088"/>
-            <w:shd w:fill="FFFFFF"/>
-            <w:tcMar>
-              <w:top w:w="25" w:type="dxa"/>
-              <w:bottom w:w="25" w:type="dxa"/>
-              <w:left w:w="40" w:type="dxa"/>
-              <w:right w:w="40" w:type="dxa"/>
-            </w:tcMar>
-          </w:tcPr>
-          <w:p>
-            <w:r>
-              <w:rPr>
-                <w:sz w:val="15"/>
-              </w:rPr>
-              <w:t>-3,3085</w:t>
-            </w:r>
-          </w:p>
-        </w:tc>
-        <w:tc>
-          <w:tcPr>
-            <w:tcW w:type="dxa" w:w="1088"/>
-            <w:shd w:fill="FFFFFF"/>
-            <w:tcMar>
-              <w:top w:w="25" w:type="dxa"/>
-              <w:bottom w:w="25" w:type="dxa"/>
-              <w:left w:w="40" w:type="dxa"/>
-              <w:right w:w="40" w:type="dxa"/>
-            </w:tcMar>
-          </w:tcPr>
-          <w:p>
-            <w:r>
-              <w:rPr>
-                <w:sz w:val="15"/>
-              </w:rPr>
-              <w:t>6,1164</w:t>
-            </w:r>
-          </w:p>
-        </w:tc>
-        <w:tc>
-          <w:tcPr>
-            <w:tcW w:type="dxa" w:w="1088"/>
-            <w:shd w:fill="FFFFFF"/>
-            <w:tcMar>
-              <w:top w:w="25" w:type="dxa"/>
-              <w:bottom w:w="25" w:type="dxa"/>
-              <w:left w:w="40" w:type="dxa"/>
-              <w:right w:w="40" w:type="dxa"/>
-            </w:tcMar>
-          </w:tcPr>
-          <w:p>
-            <w:r>
-              <w:rPr>
-                <w:b/>
-                <w:color w:val="006600"/>
-                <w:sz w:val="15"/>
-              </w:rPr>
-              <w:t>True</w:t>
-            </w:r>
-          </w:p>
-        </w:tc>
-      </w:tr>
-      <w:tr>
-        <w:tc>
-          <w:tcPr>
-            <w:tcW w:type="dxa" w:w="1088"/>
-            <w:shd w:fill="F9FBFD"/>
-            <w:tcMar>
-              <w:top w:w="25" w:type="dxa"/>
-              <w:bottom w:w="25" w:type="dxa"/>
-              <w:left w:w="40" w:type="dxa"/>
-              <w:right w:w="40" w:type="dxa"/>
-            </w:tcMar>
-          </w:tcPr>
-          <w:p>
-            <w:r>
-              <w:rPr>
-                <w:b/>
-                <w:sz w:val="15"/>
-              </w:rPr>
-              <w:t>MinMax</w:t>
-            </w:r>
-          </w:p>
-        </w:tc>
-        <w:tc>
-          <w:tcPr>
-            <w:tcW w:type="dxa" w:w="1088"/>
-            <w:shd w:fill="F9FBFD"/>
-            <w:tcMar>
-              <w:top w:w="25" w:type="dxa"/>
-              <w:bottom w:w="25" w:type="dxa"/>
-              <w:left w:w="40" w:type="dxa"/>
-              <w:right w:w="40" w:type="dxa"/>
-            </w:tcMar>
-          </w:tcPr>
-          <w:p>
-            <w:r>
-              <w:rPr>
-                <w:sz w:val="15"/>
-              </w:rPr>
-              <w:t>mínimo 0 y máximo 1</w:t>
-            </w:r>
-          </w:p>
-        </w:tc>
-        <w:tc>
-          <w:tcPr>
-            <w:tcW w:type="dxa" w:w="1088"/>
-            <w:shd w:fill="F9FBFD"/>
-            <w:tcMar>
-              <w:top w:w="25" w:type="dxa"/>
-              <w:bottom w:w="25" w:type="dxa"/>
-              <w:left w:w="40" w:type="dxa"/>
-              <w:right w:w="40" w:type="dxa"/>
-            </w:tcMar>
-          </w:tcPr>
-          <w:p>
-            <w:r>
-              <w:rPr>
-                <w:sz w:val="15"/>
-              </w:rPr>
-              <w:t>0,3510</w:t>
-            </w:r>
-          </w:p>
-        </w:tc>
-        <w:tc>
-          <w:tcPr>
-            <w:tcW w:type="dxa" w:w="1088"/>
-            <w:shd w:fill="F9FBFD"/>
-            <w:tcMar>
-              <w:top w:w="25" w:type="dxa"/>
-              <w:bottom w:w="25" w:type="dxa"/>
-              <w:left w:w="40" w:type="dxa"/>
-              <w:right w:w="40" w:type="dxa"/>
-            </w:tcMar>
-          </w:tcPr>
-          <w:p>
-            <w:r>
-              <w:rPr>
-                <w:sz w:val="15"/>
-              </w:rPr>
-              <w:t>0,1061</w:t>
-            </w:r>
-          </w:p>
-        </w:tc>
-        <w:tc>
-          <w:tcPr>
-            <w:tcW w:type="dxa" w:w="1088"/>
-            <w:shd w:fill="F9FBFD"/>
-            <w:tcMar>
-              <w:top w:w="25" w:type="dxa"/>
-              <w:bottom w:w="25" w:type="dxa"/>
-              <w:left w:w="40" w:type="dxa"/>
-              <w:right w:w="40" w:type="dxa"/>
-            </w:tcMar>
-          </w:tcPr>
-          <w:p>
-            <w:r>
-              <w:rPr>
-                <w:sz w:val="15"/>
-              </w:rPr>
-              <w:t>0,3913</w:t>
-            </w:r>
-          </w:p>
-        </w:tc>
-        <w:tc>
-          <w:tcPr>
-            <w:tcW w:type="dxa" w:w="1088"/>
-            <w:shd w:fill="F9FBFD"/>
-            <w:tcMar>
-              <w:top w:w="25" w:type="dxa"/>
-              <w:bottom w:w="25" w:type="dxa"/>
-              <w:left w:w="40" w:type="dxa"/>
-              <w:right w:w="40" w:type="dxa"/>
-            </w:tcMar>
-          </w:tcPr>
-          <w:p>
-            <w:r>
-              <w:rPr>
-                <w:sz w:val="15"/>
-              </w:rPr>
-              <w:t>0,0870</w:t>
-            </w:r>
-          </w:p>
-        </w:tc>
-        <w:tc>
-          <w:tcPr>
-            <w:tcW w:type="dxa" w:w="1088"/>
-            <w:shd w:fill="F9FBFD"/>
-            <w:tcMar>
-              <w:top w:w="25" w:type="dxa"/>
-              <w:bottom w:w="25" w:type="dxa"/>
-              <w:left w:w="40" w:type="dxa"/>
-              <w:right w:w="40" w:type="dxa"/>
-            </w:tcMar>
-          </w:tcPr>
-          <w:p>
-            <w:r>
-              <w:rPr>
-                <w:sz w:val="15"/>
-              </w:rPr>
-              <w:t>0,0000</w:t>
-            </w:r>
-          </w:p>
-        </w:tc>
-        <w:tc>
-          <w:tcPr>
-            <w:tcW w:type="dxa" w:w="1088"/>
-            <w:shd w:fill="F9FBFD"/>
-            <w:tcMar>
-              <w:top w:w="25" w:type="dxa"/>
-              <w:bottom w:w="25" w:type="dxa"/>
-              <w:left w:w="40" w:type="dxa"/>
-              <w:right w:w="40" w:type="dxa"/>
-            </w:tcMar>
-          </w:tcPr>
-          <w:p>
-            <w:r>
-              <w:rPr>
-                <w:sz w:val="15"/>
-              </w:rPr>
-              <w:t>1,0000</w:t>
-            </w:r>
-          </w:p>
-        </w:tc>
-        <w:tc>
-          <w:tcPr>
-            <w:tcW w:type="dxa" w:w="1088"/>
-            <w:shd w:fill="F9FBFD"/>
-            <w:tcMar>
-              <w:top w:w="25" w:type="dxa"/>
-              <w:bottom w:w="25" w:type="dxa"/>
-              <w:left w:w="40" w:type="dxa"/>
-              <w:right w:w="40" w:type="dxa"/>
-            </w:tcMar>
-          </w:tcPr>
-          <w:p>
-            <w:r>
-              <w:rPr>
-                <w:b/>
-                <w:color w:val="006600"/>
-                <w:sz w:val="15"/>
-              </w:rPr>
-              <w:t>True</w:t>
-            </w:r>
-          </w:p>
-        </w:tc>
-      </w:tr>
-      <w:tr>
-        <w:tc>
-          <w:tcPr>
-            <w:tcW w:type="dxa" w:w="1088"/>
-            <w:shd w:fill="FFFFFF"/>
-            <w:tcMar>
-              <w:top w:w="25" w:type="dxa"/>
-              <w:bottom w:w="25" w:type="dxa"/>
-              <w:left w:w="40" w:type="dxa"/>
-              <w:right w:w="40" w:type="dxa"/>
-            </w:tcMar>
-          </w:tcPr>
-          <w:p>
-            <w:r>
-              <w:rPr>
-                <w:b/>
-                <w:sz w:val="15"/>
-              </w:rPr>
-              <w:t>Robusto</w:t>
-            </w:r>
-          </w:p>
-        </w:tc>
-        <w:tc>
-          <w:tcPr>
-            <w:tcW w:type="dxa" w:w="1088"/>
-            <w:shd w:fill="FFFFFF"/>
-            <w:tcMar>
-              <w:top w:w="25" w:type="dxa"/>
-              <w:bottom w:w="25" w:type="dxa"/>
-              <w:left w:w="40" w:type="dxa"/>
-              <w:right w:w="40" w:type="dxa"/>
-            </w:tcMar>
-          </w:tcPr>
-          <w:p>
-            <w:r>
-              <w:rPr>
-                <w:sz w:val="15"/>
-              </w:rPr>
-              <w:t>mediana 0 y RIC 1</w:t>
-            </w:r>
-          </w:p>
-        </w:tc>
-        <w:tc>
-          <w:tcPr>
-            <w:tcW w:type="dxa" w:w="1088"/>
-            <w:shd w:fill="FFFFFF"/>
-            <w:tcMar>
-              <w:top w:w="25" w:type="dxa"/>
-              <w:bottom w:w="25" w:type="dxa"/>
-              <w:left w:w="40" w:type="dxa"/>
-              <w:right w:w="40" w:type="dxa"/>
-            </w:tcMar>
-          </w:tcPr>
-          <w:p>
-            <w:r>
-              <w:rPr>
-                <w:sz w:val="15"/>
-              </w:rPr>
-              <w:t>-0,4631</w:t>
-            </w:r>
-          </w:p>
-        </w:tc>
-        <w:tc>
-          <w:tcPr>
-            <w:tcW w:type="dxa" w:w="1088"/>
-            <w:shd w:fill="FFFFFF"/>
-            <w:tcMar>
-              <w:top w:w="25" w:type="dxa"/>
-              <w:bottom w:w="25" w:type="dxa"/>
-              <w:left w:w="40" w:type="dxa"/>
-              <w:right w:w="40" w:type="dxa"/>
-            </w:tcMar>
-          </w:tcPr>
-          <w:p>
-            <w:r>
-              <w:rPr>
-                <w:sz w:val="15"/>
-              </w:rPr>
-              <w:t>1,2202</w:t>
-            </w:r>
-          </w:p>
-        </w:tc>
-        <w:tc>
-          <w:tcPr>
-            <w:tcW w:type="dxa" w:w="1088"/>
-            <w:shd w:fill="FFFFFF"/>
-            <w:tcMar>
-              <w:top w:w="25" w:type="dxa"/>
-              <w:bottom w:w="25" w:type="dxa"/>
-              <w:left w:w="40" w:type="dxa"/>
-              <w:right w:w="40" w:type="dxa"/>
-            </w:tcMar>
-          </w:tcPr>
-          <w:p>
-            <w:r>
-              <w:rPr>
-                <w:sz w:val="15"/>
-              </w:rPr>
-              <w:t>0,0000</w:t>
-            </w:r>
-          </w:p>
-        </w:tc>
-        <w:tc>
-          <w:tcPr>
-            <w:tcW w:type="dxa" w:w="1088"/>
-            <w:shd w:fill="FFFFFF"/>
-            <w:tcMar>
-              <w:top w:w="25" w:type="dxa"/>
-              <w:bottom w:w="25" w:type="dxa"/>
-              <w:left w:w="40" w:type="dxa"/>
-              <w:right w:w="40" w:type="dxa"/>
-            </w:tcMar>
-          </w:tcPr>
-          <w:p>
-            <w:r>
-              <w:rPr>
-                <w:sz w:val="15"/>
-              </w:rPr>
-              <w:t>1,0000</w:t>
-            </w:r>
-          </w:p>
-        </w:tc>
-        <w:tc>
-          <w:tcPr>
-            <w:tcW w:type="dxa" w:w="1088"/>
-            <w:shd w:fill="FFFFFF"/>
-            <w:tcMar>
-              <w:top w:w="25" w:type="dxa"/>
-              <w:bottom w:w="25" w:type="dxa"/>
-              <w:left w:w="40" w:type="dxa"/>
-              <w:right w:w="40" w:type="dxa"/>
-            </w:tcMar>
-          </w:tcPr>
-          <w:p>
-            <w:r>
-              <w:rPr>
-                <w:sz w:val="15"/>
-              </w:rPr>
-              <w:t>-4,5000</w:t>
-            </w:r>
-          </w:p>
-        </w:tc>
-        <w:tc>
-          <w:tcPr>
-            <w:tcW w:type="dxa" w:w="1088"/>
-            <w:shd w:fill="FFFFFF"/>
-            <w:tcMar>
-              <w:top w:w="25" w:type="dxa"/>
-              <w:bottom w:w="25" w:type="dxa"/>
-              <w:left w:w="40" w:type="dxa"/>
-              <w:right w:w="40" w:type="dxa"/>
-            </w:tcMar>
-          </w:tcPr>
-          <w:p>
-            <w:r>
-              <w:rPr>
-                <w:sz w:val="15"/>
-              </w:rPr>
-              <w:t>7,0000</w:t>
-            </w:r>
-          </w:p>
-        </w:tc>
-        <w:tc>
-          <w:tcPr>
-            <w:tcW w:type="dxa" w:w="1088"/>
-            <w:shd w:fill="FFFFFF"/>
-            <w:tcMar>
-              <w:top w:w="25" w:type="dxa"/>
-              <w:bottom w:w="25" w:type="dxa"/>
-              <w:left w:w="40" w:type="dxa"/>
-              <w:right w:w="40" w:type="dxa"/>
-            </w:tcMar>
-          </w:tcPr>
-          <w:p>
-            <w:r>
-              <w:rPr>
-                <w:b/>
-                <w:color w:val="006600"/>
-                <w:sz w:val="15"/>
-              </w:rPr>
-              <w:t>True</w:t>
-            </w:r>
-          </w:p>
-        </w:tc>
-      </w:tr>
-    </w:tbl>
-    <w:p>
-      <w:r>
-        <w:t>Como evidencia la Tabla 3, la Normalización MinMax comprime el rango intercuartílico al 8,7% del espacio por la presencia del máximo de 24 semestres, mientras que la Estandarización Z desplaza la mediana a 0,38 debido al sesgo de la cola derecha. El Escalado Robusto fija la mediana exactamente en 0,0 y el RIC en 1,0, preservando la separación distributiva sin distorsión por valores extremos.</w:t>
-      </w:r>
-    </w:p>
-    <w:p>
-      <w:pPr>
-        <w:keepNext/>
-        <w:spacing w:before="220" w:after="60"/>
-      </w:pPr>
-      <w:r>
-        <w:rPr>
-          <w:b/>
-          <w:color w:val="114477"/>
-          <w:sz w:val="21"/>
-        </w:rPr>
-        <w:t>3.3 Documentación de arquitectura y aceleración vectorizada</w:t>
-      </w:r>
-    </w:p>
-    <w:p>
-      <w:r>
-        <w:t>La arquitectura del paquete src/ mantiene alta cohesión interna y bajo acoplamiento, comprobado mediante el generador de árboles AST en scripts/evidencias.py. Ningún módulo analítico genera efectos secundarios colaterales.</w:t>
-      </w:r>
-    </w:p>
-    <w:p>
-      <w:r>
-        <w:t>Asimismo, se evaluó cuantitativamente la ganancia de desempeño de la vectorización en NumPy/pandas frente a bucles iterativos for en tareas masivas:</w:t>
-        <w:br/>
-        <w:t>1. Agrupación de categorías raras (agrupar_raras): Sobre 1.096 categorías de carrera, la versión vectorizada con Series.isin(frecuentes) superó al bucle iterativo alcanzando una aceleración de 5,9×.</w:t>
-        <w:br/>
-        <w:t>2. Codificación One-Hot (one_hot): La expansión matricial mediante pd.get_dummies() superó al bucle for celda a celda logrando una aceleración de 4,6×.</w:t>
-      </w:r>
-    </w:p>
-    <w:p>
-      <w:pPr>
-        <w:keepNext/>
-        <w:spacing w:before="100" w:after="40"/>
-        <w:jc w:val="center"/>
-      </w:pPr>
-      <w:r>
-        <w:drawing>
-          <wp:inline xmlns:a="http://schemas.openxmlformats.org/drawingml/2006/main" xmlns:pic="http://schemas.openxmlformats.org/drawingml/2006/picture">
-            <wp:extent cx="4937760" cy="1674855"/>
-            <wp:docPr id="4" name="Picture 4"/>
-            <wp:cNvGraphicFramePr>
-              <a:graphicFrameLocks noChangeAspect="1"/>
-            </wp:cNvGraphicFramePr>
-            <a:graphic>
-              <a:graphicData uri="http://schemas.openxmlformats.org/drawingml/2006/picture">
-                <pic:pic>
-                  <pic:nvPicPr>
-                    <pic:cNvPr id="0" name="f3_03_bucle_vs_vectorizado.png"/>
-                    <pic:cNvPicPr/>
-                  </pic:nvPicPr>
-                  <pic:blipFill>
-                    <a:blip r:embed="rId13"/>
-                    <a:stretch>
-                      <a:fillRect/>
-                    </a:stretch>
-                  </pic:blipFill>
-                  <pic:spPr>
-                    <a:xfrm>
-                      <a:off x="0" y="0"/>
-                      <a:ext cx="4937760" cy="1674855"/>
-                    </a:xfrm>
-                    <a:prstGeom prst="rect"/>
-                  </pic:spPr>
-                </pic:pic>
-              </a:graphicData>
-            </a:graphic>
-          </wp:inline>
-        </w:drawing>
-      </w:r>
-    </w:p>
-    <w:p>
-      <w:pPr>
-        <w:spacing w:after="100"/>
-        <w:jc w:val="center"/>
-      </w:pPr>
-      <w:r>
-        <w:rPr>
-          <w:i/>
-          <w:color w:val="555555"/>
-          <w:sz w:val="17"/>
-        </w:rPr>
-        <w:t>Figura 4: Comparación empírica: Bucle iterativo vs Vectorización sobre 105.060 observaciones.</w:t>
-      </w:r>
-    </w:p>
-    <w:p>
-      <w:pPr>
-        <w:keepNext/>
-        <w:spacing w:before="220" w:after="60"/>
+        <w:spacing w:before="180" w:after="40"/>
       </w:pPr>
       <w:r>
         <w:rPr>
           <w:b/>
           <w:color w:val="003366"/>
-          <w:sz w:val="24"/>
+          <w:sz w:val="23"/>
         </w:rPr>
-        <w:t>IV. Repositorio GitHub (F3) y trabajo colaborativo</w:t>
-      </w:r>
-    </w:p>
-    <w:p>
-      <w:r>
-        <w:t>El repositorio del proyecto (https://github.com/Feroroman/proyecto-grupo6-mcdi500) refleja fielmente la evolución técnica de la Fase 3, manteniendo control de versiones riguroso y reproducibilidad integral:</w:t>
-      </w:r>
-    </w:p>
-    <w:p>
-      <w:r>
-        <w:t>• Organización de Carpetas: Carpeta notebooks/F1 (definición), notebooks/F2 (pipeline funcional), notebooks/F3 (clases y algoritmos), src/ (módulos reutilizables), tests/ (suites de prueba), scripts/ (herramientas de auditoría) y docs/ (informes, bitácora y figuras).</w:t>
-        <w:br/>
-        <w:t>• README Técnico Completo: Documenta la pregunta analizable, la estructura de módulos, las instrucciones de ejecución con virtualenv y el orden de ejecución estricto de los notebooks.</w:t>
-        <w:br/>
-        <w:t>• Política Estricta de Ramas y PRs: Todo aporte se integró a main exclusivamente mediante Pull Requests con revisión cruzada entre integrantes (César revisa a Sebastián, Jorge a César, Fernanda a Jorge, Sebastián a Fernanda), erradicando el 100% de los commits directos a main.</w:t>
-        <w:br/>
-        <w:t>• Cifra Única y Oficial de Commits: Para garantizar consistencia absoluta, la cifra total del repositorio se extrae mediante la instrucción automatizada git rev-list --count main, consolidando 67 commits verificados tras la integración de todas las ramas colaborativas.</w:t>
+        <w:t>X. Bibliografía (Norma APA 7.ª edición)</w:t>
       </w:r>
     </w:p>
     <w:p>
       <w:pPr>
-        <w:keepNext/>
-        <w:spacing w:before="220" w:after="60"/>
+        <w:spacing w:after="40"/>
+        <w:ind w:left="576" w:hanging="576"/>
       </w:pPr>
       <w:r>
         <w:rPr>
-          <w:b/>
-          <w:color w:val="003366"/>
-          <w:sz w:val="24"/>
+          <w:sz w:val="17"/>
         </w:rPr>
-        <w:t>V. Notebooks ejecutables (F3) y reproducibilidad</w:t>
-      </w:r>
-    </w:p>
-    <w:p>
-      <w:r>
-        <w:t>El notebook central notebooks/F3/F3_Algoritmos_Complejidad.ipynb constituye el artefacto ejecutable principal de la Fase 3, respaldado por su réplica estática auditada docs/evidencias/F3_Algoritmos_Complejidad_ejecutado.ipynb.</w:t>
-        <w:br/>
-        <w:br/>
-        <w:t>Declaración formal de ejecución reproducible: El notebook fue ejecutado de principio a fin sobre el dataset real limpio de 105.060 registros. La corrida completó la totalidad de sus 24 celdas operativas en un tiempo neto de 8,42 segundos bajo el entorno virtual Python 3.14 (.venv), con dependencias congeladas en requirements.txt y semillas deterministas fijadas (semilla = 42). Todas las comprobaciones mediante aserciones estrictas (assert) fueron superadas exitosamente con cero errores y cero advertencias de ejecución. El notebook evidencia:</w:t>
-      </w:r>
-    </w:p>
-    <w:p>
-      <w:r>
-        <w:t>1. Instanciación y ejecución del pipeline POO completo, reproduciendo idénticamente la matriz limpia de la Fase 2.</w:t>
-        <w:br/>
-        <w:t>2. Medición de complejidad temporal y espacial mediante la clase MedidorComplejidad de Jorge Álvarez.</w:t>
-        <w:br/>
-        <w:t>3. Ejecución de los algoritmos Merge Sort, Quickselect y Exploración con Poda de César Lorca.</w:t>
-        <w:br/>
-        <w:t>4. Generación y exportación de las 5 figuras analíticas definitivas en docs/figuras/.</w:t>
-        <w:br/>
-        <w:t>5. Validación cruzada mediante aserciones estrictas (assert) que confirman la ausencia total de datos corruptos o desviaciones numéricas.</w:t>
+        <w:t>Cormen, T. H., Leiserson, C. E., Rivest, R. L., &amp; Stein, C. (2022). Introduction to algorithms (4th ed.). MIT Press.</w:t>
       </w:r>
     </w:p>
     <w:p>
       <w:pPr>
-        <w:keepNext/>
-        <w:spacing w:before="220" w:after="60"/>
+        <w:spacing w:after="40"/>
+        <w:ind w:left="576" w:hanging="576"/>
       </w:pPr>
       <w:r>
         <w:rPr>
-          <w:b/>
-          <w:color w:val="003366"/>
-          <w:sz w:val="24"/>
+          <w:sz w:val="17"/>
         </w:rPr>
-        <w:t>VI. Conclusiones y proyección hacia la Fase 4</w:t>
-      </w:r>
-    </w:p>
-    <w:p>
-      <w:r>
-        <w:t>El desarrollo de la Fase 3 consolida con éxito los fundamentos algorítmicos, la eficiencia computacional y la madurez arquitectónica del proyecto:</w:t>
-      </w:r>
-    </w:p>
-    <w:p>
-      <w:r>
-        <w:t>• Divide and Conquer: Quickselect demostró superioridad asintótica O(N) para la extracción de cuantiles frente al costo O(N log N) del ordenamiento.</w:t>
-        <w:br/>
-        <w:t>• Poda Combinatoria: La incorporación de podas matemáticas por soporte mínimo y cota superior redujo en 36,7% el espacio de búsqueda sin omitir ningún hallazgo crítico.</w:t>
-        <w:br/>
-        <w:t>• Arquitectura POO: La formalización de clases Transformador y Pipeline erradica el riesgo de data leakage y habilita perfilado de recursos reproducible.</w:t>
-        <w:br/>
-        <w:t>• Proyección Fase 4 (Modelado y Comunicación): Con 138 pruebas aprobadas (100% de cobertura funcional) y un pipeline extensible respaldado por el patrón Strategy, el equipo abordará modelos multivariados y tableros interactivos para responder integralmente a la problemática de la titulación.</w:t>
+        <w:t>Gamma, E., Helm, R., Johnson, R., &amp; Vlissides, J. (1994). Design patterns: Elements of reusable object-oriented software. Addison-Wesley.</w:t>
       </w:r>
     </w:p>
     <w:p>
       <w:pPr>
-        <w:keepNext/>
-        <w:spacing w:before="220" w:after="60"/>
+        <w:spacing w:after="40"/>
+        <w:ind w:left="576" w:hanging="576"/>
       </w:pPr>
       <w:r>
         <w:rPr>
-          <w:b/>
-          <w:color w:val="003366"/>
-          <w:sz w:val="24"/>
+          <w:sz w:val="17"/>
         </w:rPr>
-        <w:t>VII. Bibliografía (Norma APA 7.ª edición)</w:t>
+        <w:t>McKinney, W. (2022). Python for data analysis: Data wrangling with pandas, NumPy, and Jupyter (3rd ed.). O'Reilly Media.</w:t>
       </w:r>
     </w:p>
     <w:p>
+      <w:pPr>
+        <w:spacing w:after="40"/>
+        <w:ind w:left="576" w:hanging="576"/>
+      </w:pPr>
       <w:r>
-        <w:t>Centro de Estudios MINEDUC. (2025). Bases de datos de titulados de educación superior 2025. Ministerio de Educación de Chile. https://datosabiertos.mineduc.cl/</w:t>
-        <w:br/>
-        <w:br/>
-        <w:t>Cormen, T. H., Leiserson, C. E., Rivest, R. L., &amp; Stein, C. (2022). Introduction to algorithms (4.ª ed.). The MIT Press.</w:t>
-        <w:br/>
-        <w:br/>
-        <w:t>McKinney, W. (2022). Python for data analysis: Data wrangling with pandas, NumPy, and Jupyter (3.ª ed.). O'Reilly Media.</w:t>
-        <w:br/>
-        <w:br/>
-        <w:t>Python Software Foundation. (2026). The Python standard library: Execution trace, memory profiling, and recursion management (Versión 3.14). https://docs.python.org/3.14/</w:t>
-        <w:br/>
-        <w:br/>
-        <w:t>Universidad Andrés Bello. (2026). MCDI500 – Programación para la Ciencia de Datos: Unidad 2 · Algoritmos estructurados, recursividad y complejidad computacional. Facultad de Ingeniería, Magíster en Ciencia de Datos e Inteligencia Artificial, UNAB Online.</w:t>
+        <w:rPr>
+          <w:sz w:val="17"/>
+        </w:rPr>
+        <w:t>Ministerio de Educación de Chile [Mineduc]. (2025). Base de datos oficial de titulados de educación superior 2025. Servicio de Información de Educación Superior (SIES). https://datosabiertos.mineduc.cl/</w:t>
+      </w:r>
+    </w:p>
+    <w:p>
+      <w:pPr>
+        <w:spacing w:after="40"/>
+        <w:ind w:left="576" w:hanging="576"/>
+      </w:pPr>
+      <w:r>
+        <w:rPr>
+          <w:sz w:val="17"/>
+        </w:rPr>
+        <w:t>Python Software Foundation. (2026). The Python Standard Library: Data structures, timeit, and tracemalloc (Version 3.12). https://docs.python.org/3.12/</w:t>
+      </w:r>
+    </w:p>
+    <w:p>
+      <w:pPr>
+        <w:spacing w:after="40"/>
+        <w:ind w:left="576" w:hanging="576"/>
+      </w:pPr>
+      <w:r>
+        <w:rPr>
+          <w:sz w:val="17"/>
+        </w:rPr>
+        <w:t>Salinas Silva, O. (2026). Guía docente y recursos pedagógicos: Programación para la Ciencia de Datos (MCDI500). Universidad Andrés Bello · UNAB Online.</w:t>
+      </w:r>
+    </w:p>
+    <w:p>
+      <w:pPr>
+        <w:spacing w:after="40"/>
+        <w:ind w:left="576" w:hanging="576"/>
+      </w:pPr>
+      <w:r>
+        <w:rPr>
+          <w:sz w:val="17"/>
+        </w:rPr>
+        <w:t>Universidad Andrés Bello [UNAB]. (2026). Rúbrica oficial de evaluación sumativa – Proyecto final Fase 4 (MCDI500). UNAB Online.</w:t>
       </w:r>
     </w:p>
     <w:p>
@@ -3752,1309 +2758,49 @@
     </w:p>
     <w:p>
       <w:pPr>
-        <w:keepNext/>
-        <w:spacing w:before="220" w:after="60"/>
-      </w:pPr>
-      <w:r>
-        <w:rPr>
-          <w:b/>
-          <w:color w:val="003366"/>
-          <w:sz w:val="24"/>
-        </w:rPr>
-        <w:t>Anexos técnicos</w:t>
-      </w:r>
-    </w:p>
-    <w:p>
-      <w:pPr>
-        <w:keepNext/>
-        <w:spacing w:before="220" w:after="60"/>
-      </w:pPr>
-      <w:r>
-        <w:rPr>
-          <w:b/>
-          <w:color w:val="114477"/>
-          <w:sz w:val="21"/>
-        </w:rPr>
-        <w:t>Anexo A · Trazabilidad y verificación automatizada del repositorio</w:t>
-      </w:r>
-    </w:p>
-    <w:p>
-      <w:r>
-        <w:t>A continuación se presenta el extracto íntegro generado por el script oficial de auditoría scripts/evidencias.py, demostrando la conformidad del repositorio, el estado de las suites de prueba y la ausencia total de archivos de datos pesados versionados:</w:t>
-      </w:r>
-    </w:p>
-    <w:p>
-      <w:pPr>
-        <w:spacing w:line="240" w:lineRule="auto" w:after="80"/>
-        <w:ind w:left="216"/>
-      </w:pPr>
-      <w:r>
-        <w:rPr>
-          <w:rFonts w:ascii="Consolas" w:hAnsi="Consolas"/>
-          <w:color w:val="333333"/>
-          <w:sz w:val="16"/>
-        </w:rPr>
-        <w:t># Verificación y trazabilidad · Fase 3</w:t>
-        <w:br/>
-        <w:br/>
-        <w:t>Generado automáticamente por `scripts/evidencias.py` el 27-09-2026 22:53.</w:t>
-        <w:br/>
-        <w:t>Todas las cifras de este documento salen del repositorio en el momento de generarlo; ninguna se transcribe de memoria.</w:t>
-        <w:br/>
-        <w:br/>
-        <w:t>## 1. Pruebas automatizadas</w:t>
-        <w:br/>
-        <w:br/>
-        <w:t>| Suite | Qué cubre | Comando | Resultado |</w:t>
-        <w:br/>
-        <w:t>|---|---|---|---|</w:t>
-        <w:br/>
-        <w:t>| `tests/test_proyecto.py` | Fase 1 · clase ProyectoF1 | `python tests/test_proyecto.py` | **OK** · 8/8 pruebas superadas |</w:t>
-        <w:br/>
-        <w:t>| `tests/test_pipeline.py` | Fase 2 · funciones del pipeline | `python tests/test_pipeline.py` | **OK** · 11/11 pruebas superadas |</w:t>
-        <w:br/>
-        <w:t>| `tests/test_pipeline_clases.py` | Fase 3 · jerarquía de clases | `python tests/test_pipeline_clases.py` | **OK** · 42/42 pruebas superadas |</w:t>
-        <w:br/>
-        <w:t>| `tests/test_algoritmos.py` | Fase 3 · algoritmos recursivos | `python tests/test_algoritmos.py` | **OK** · 49/49 pruebas superadas |</w:t>
-        <w:br/>
-        <w:t>| `tests/test_complejidad.py` | Fase 3 · medición de complejidad | `python tests/test_complejidad.py` | **OK** · OK |</w:t>
-        <w:br/>
-        <w:br/>
-        <w:t>Suites ejecutadas correctamente: **5 de 5**.</w:t>
-        <w:br/>
-        <w:br/>
-        <w:t>## 2. Historial del repositorio</w:t>
-        <w:br/>
-        <w:br/>
-        <w:t>- Commits totales en la rama actual: **67**</w:t>
-        <w:br/>
-        <w:t>- Ramas: `fase3-sebastian-informe`, `main`, `origin`, `origin/fase3-cesar-algoritmos`, `origin/fase3-integracion`, `origin/fase3-patron-strategy`, `origin/fase3-sebastian-informe`, `origin/main`</w:t>
-        <w:br/>
-        <w:br/>
-        <w:t>| Autor | Commits |</w:t>
-        <w:br/>
-        <w:t>|---|---|</w:t>
-        <w:br/>
-        <w:t>| Fernanda Ovalle Román | 28 |</w:t>
-        <w:br/>
-        <w:t>| Sebastian Cajales Cid | 14 |</w:t>
-        <w:br/>
-        <w:t>| César Lorca Bacián | 10 |</w:t>
-        <w:br/>
-        <w:t>| jaossandon | 5 |</w:t>
-        <w:br/>
-        <w:t>| Feroroman | 4 |</w:t>
-        <w:br/>
-        <w:t>| sebastiancajalescid | 3 |</w:t>
-        <w:br/>
-        <w:t>| Sebastian Cajales | 2 |</w:t>
-        <w:br/>
-        <w:t>| Cesar Antonio Lorca Bacian | 1 |</w:t>
-        <w:br/>
-        <w:br/>
-        <w:t>&gt; **Atención:** hay más combinaciones nombre/correo que autores distintos, lo que significa que alguien commiteó con dos identidades:</w:t>
-        <w:br/>
-        <w:t>&gt; - `Cesar Antonio Lorca Bacian &lt;154942382+cesarlorcabacian@users.noreply.github.com&gt;`</w:t>
-        <w:br/>
-        <w:t>&gt; - `César Lorca Bacián &lt;calorcab@gmail.com&gt;`</w:t>
-        <w:br/>
-        <w:t>&gt; - `Fernanda Ovalle Román &lt;p.ovalleroman@uandresbello.edu&gt;`</w:t>
-        <w:br/>
-        <w:t>&gt; - `Feroroman &lt;p.ovalleroman@uandresbello.edu&gt;`</w:t>
-        <w:br/>
-        <w:t>&gt; - `Sebastian Cajales &lt;s.cajalescid@uandresbello.edu&gt;`</w:t>
-        <w:br/>
-        <w:t>&gt; - `Sebastian Cajales Cid &lt;s.cajalescid@uandresbello.edu&gt;`</w:t>
-        <w:br/>
-        <w:t>&gt; - `jaossandon &lt;ossandonjorge81@gmail.com&gt;`</w:t>
-        <w:br/>
-        <w:t>&gt; - `sebastiancajalescid &lt;s,cajalescid@uandresbello.edu&gt;`</w:t>
-        <w:br/>
-        <w:t>&gt; - `sebastiancajalescid &lt;s.cajalescid@uandresbello.edu&gt;`</w:t>
-        <w:br/>
-        <w:br/>
-        <w:t>Últimos commits:</w:t>
-        <w:br/>
-        <w:br/>
-        <w:t>```</w:t>
-        <w:br/>
-        <w:t>8621a08 sebastiancajalescid Merge pull request #7 from Feroroman/fase3-patron-strategy</w:t>
-        <w:br/>
-        <w:t>34c0f25 Fernanda Ovalle Román chore(f3): deja un solo informe en docs/</w:t>
-        <w:br/>
-        <w:t>f2787cb Fernanda Ovalle Román test(f3): 24 pruebas del patron y suites descubribles por unittest</w:t>
-        <w:br/>
-        <w:t>627f55e Fernanda Ovalle Román chore(f3): retira las marcas de referencia [cite: N] de los comentarios</w:t>
-        <w:br/>
-        <w:t>5f343ab Fernanda Ovalle Román refactor(f3): la etapa de escalado delega en una estrategia intercambiable</w:t>
-        <w:br/>
-        <w:t>8a912ba Fernanda Ovalle Román feat(f3): patron Strategy para el escalamiento, con fabrica de estrategias</w:t>
-        <w:br/>
-        <w:t>d36f6db Feroroman Merge pull request #1 from Feroroman/fase3-sebastian-informe</w:t>
-        <w:br/>
-        <w:t>0cbfd1e Sebastian Cajales Cid docs(f3): alinea informe institucional con rubrica oficial de Sumativa 2 y genera f3_s02_entregable_grupo6.pdf</w:t>
-        <w:br/>
-        <w:t>d9601ab Sebastian Cajales Cid docs(f3): informe institucional final integrado, verificacion de 114 pruebas y figuras empiricas</w:t>
-        <w:br/>
-        <w:t>8709a0e Sebastian Cajales Cid merge: integra origin/main con modulos de algoritmos, complejidad, pipeline y notebook F3</w:t>
-        <w:br/>
-        <w:t>2ceb1ff sebastiancajalescid Merge pull request #6 from Feroroman/fase3-integracion</w:t>
-        <w:br/>
-        <w:t>9d7c302 Fernanda Ovalle Román fix(f3): integra los modulos de Cesar y Jorge y ejecuta el notebook completo</w:t>
-        <w:br/>
-        <w:t>```</w:t>
-        <w:br/>
-        <w:br/>
-        <w:t>## 3. Arquitectura de módulos</w:t>
-        <w:br/>
-        <w:br/>
-        <w:t>Leída directamente del código de `src/` con `ast`, no escrita a mano.</w:t>
-        <w:br/>
-        <w:br/>
-        <w:t>| Módulo | Propósito | Clases | Funciones públicas | Depende de | Líneas |</w:t>
-        <w:br/>
-        <w:t>|---|---|---|---|---|---|</w:t>
-        <w:br/>
-        <w:t>| `algoritmos.py` | Fase 3 · Algoritmos estructurados y recursivos. | — | 9 | — | 304 |</w:t>
-        <w:br/>
-        <w:t>| `bitacora.py` | Bitácora de decisiones: registra cada dec</w:t>
-      </w:r>
-    </w:p>
-    <w:p>
-      <w:r>
-        <w:br w:type="page"/>
-      </w:r>
-    </w:p>
-    <w:p>
-      <w:pPr>
-        <w:keepNext/>
-        <w:spacing w:before="220" w:after="60"/>
-      </w:pPr>
-      <w:r>
-        <w:rPr>
-          <w:b/>
-          <w:color w:val="114477"/>
-          <w:sz w:val="21"/>
-        </w:rPr>
-        <w:t>Anexo B · Registro de pruebas automatizadas y cobertura</w:t>
-      </w:r>
-    </w:p>
-    <w:p>
-      <w:r>
-        <w:t>Todas las funciones analíticas del proyecto son verificadas mediante pruebas unitarias exhaustivas en la suite tests/. El marco de pruebas evalúa el comportamiento ante casos normales, condiciones de borde y excepciones. Las suites superan el 100% de las comprobaciones de forma determinista y reproducible:</w:t>
-      </w:r>
-    </w:p>
-    <w:tbl>
-      <w:tblPr>
-        <w:tblW w:type="auto" w:w="0"/>
-        <w:jc w:val="center"/>
-        <w:tblLook w:firstColumn="1" w:firstRow="1" w:lastColumn="0" w:lastRow="0" w:noHBand="0" w:noVBand="1" w:val="04A0"/>
-      </w:tblPr>
-      <w:tblGrid>
-        <w:gridCol w:w="2448"/>
-        <w:gridCol w:w="2448"/>
-        <w:gridCol w:w="2448"/>
-        <w:gridCol w:w="2448"/>
-      </w:tblGrid>
-      <w:tr>
-        <w:tc>
-          <w:tcPr>
-            <w:tcW w:type="dxa" w:w="2448"/>
-            <w:shd w:fill="003366"/>
-            <w:tcMar>
-              <w:top w:w="40" w:type="dxa"/>
-              <w:bottom w:w="40" w:type="dxa"/>
-              <w:left w:w="60" w:type="dxa"/>
-              <w:right w:w="60" w:type="dxa"/>
-            </w:tcMar>
-          </w:tcPr>
-          <w:p>
-            <w:r>
-              <w:rPr>
-                <w:b/>
-                <w:color w:val="FFFFFF"/>
-                <w:sz w:val="17"/>
-              </w:rPr>
-              <w:t>Suite de Pruebas</w:t>
-            </w:r>
-          </w:p>
-        </w:tc>
-        <w:tc>
-          <w:tcPr>
-            <w:tcW w:type="dxa" w:w="2448"/>
-            <w:shd w:fill="003366"/>
-            <w:tcMar>
-              <w:top w:w="40" w:type="dxa"/>
-              <w:bottom w:w="40" w:type="dxa"/>
-              <w:left w:w="60" w:type="dxa"/>
-              <w:right w:w="60" w:type="dxa"/>
-            </w:tcMar>
-          </w:tcPr>
-          <w:p>
-            <w:r>
-              <w:rPr>
-                <w:b/>
-                <w:color w:val="FFFFFF"/>
-                <w:sz w:val="17"/>
-              </w:rPr>
-              <w:t>Área Evaluada</w:t>
-            </w:r>
-          </w:p>
-        </w:tc>
-        <w:tc>
-          <w:tcPr>
-            <w:tcW w:type="dxa" w:w="2448"/>
-            <w:shd w:fill="003366"/>
-            <w:tcMar>
-              <w:top w:w="40" w:type="dxa"/>
-              <w:bottom w:w="40" w:type="dxa"/>
-              <w:left w:w="60" w:type="dxa"/>
-              <w:right w:w="60" w:type="dxa"/>
-            </w:tcMar>
-          </w:tcPr>
-          <w:p>
-            <w:r>
-              <w:rPr>
-                <w:b/>
-                <w:color w:val="FFFFFF"/>
-                <w:sz w:val="17"/>
-              </w:rPr>
-              <w:t>Casos Verificados</w:t>
-            </w:r>
-          </w:p>
-        </w:tc>
-        <w:tc>
-          <w:tcPr>
-            <w:tcW w:type="dxa" w:w="2448"/>
-            <w:shd w:fill="003366"/>
-            <w:tcMar>
-              <w:top w:w="40" w:type="dxa"/>
-              <w:bottom w:w="40" w:type="dxa"/>
-              <w:left w:w="60" w:type="dxa"/>
-              <w:right w:w="60" w:type="dxa"/>
-            </w:tcMar>
-          </w:tcPr>
-          <w:p>
-            <w:r>
-              <w:rPr>
-                <w:b/>
-                <w:color w:val="FFFFFF"/>
-                <w:sz w:val="17"/>
-              </w:rPr>
-              <w:t>Estado</w:t>
-            </w:r>
-          </w:p>
-        </w:tc>
-      </w:tr>
-      <w:tr>
-        <w:tc>
-          <w:tcPr>
-            <w:tcW w:type="dxa" w:w="2448"/>
-            <w:shd w:fill="F9FBFD"/>
-            <w:tcMar>
-              <w:top w:w="35" w:type="dxa"/>
-              <w:bottom w:w="35" w:type="dxa"/>
-              <w:left w:w="60" w:type="dxa"/>
-              <w:right w:w="60" w:type="dxa"/>
-            </w:tcMar>
-          </w:tcPr>
-          <w:p>
-            <w:r>
-              <w:rPr>
-                <w:sz w:val="16"/>
-              </w:rPr>
-              <w:t>tests/test_proyecto.py</w:t>
-            </w:r>
-          </w:p>
-        </w:tc>
-        <w:tc>
-          <w:tcPr>
-            <w:tcW w:type="dxa" w:w="2448"/>
-            <w:shd w:fill="F9FBFD"/>
-            <w:tcMar>
-              <w:top w:w="35" w:type="dxa"/>
-              <w:bottom w:w="35" w:type="dxa"/>
-              <w:left w:w="60" w:type="dxa"/>
-              <w:right w:w="60" w:type="dxa"/>
-            </w:tcMar>
-          </w:tcPr>
-          <w:p>
-            <w:r>
-              <w:rPr>
-                <w:sz w:val="16"/>
-              </w:rPr>
-              <w:t>Fase 1 · Configuración y ProyectoF1</w:t>
-            </w:r>
-          </w:p>
-        </w:tc>
-        <w:tc>
-          <w:tcPr>
-            <w:tcW w:type="dxa" w:w="2448"/>
-            <w:shd w:fill="F9FBFD"/>
-            <w:tcMar>
-              <w:top w:w="35" w:type="dxa"/>
-              <w:bottom w:w="35" w:type="dxa"/>
-              <w:left w:w="60" w:type="dxa"/>
-              <w:right w:w="60" w:type="dxa"/>
-            </w:tcMar>
-          </w:tcPr>
-          <w:p>
-            <w:r>
-              <w:rPr>
-                <w:sz w:val="16"/>
-              </w:rPr>
-              <w:t>8 / 8</w:t>
-            </w:r>
-          </w:p>
-        </w:tc>
-        <w:tc>
-          <w:tcPr>
-            <w:tcW w:type="dxa" w:w="2448"/>
-            <w:shd w:fill="F9FBFD"/>
-            <w:tcMar>
-              <w:top w:w="35" w:type="dxa"/>
-              <w:bottom w:w="35" w:type="dxa"/>
-              <w:left w:w="60" w:type="dxa"/>
-              <w:right w:w="60" w:type="dxa"/>
-            </w:tcMar>
-          </w:tcPr>
-          <w:p>
-            <w:r>
-              <w:rPr>
-                <w:b/>
-                <w:color w:val="006600"/>
-                <w:sz w:val="16"/>
-              </w:rPr>
-              <w:t>Aprobado (100%)</w:t>
-            </w:r>
-          </w:p>
-        </w:tc>
-      </w:tr>
-      <w:tr>
-        <w:tc>
-          <w:tcPr>
-            <w:tcW w:type="dxa" w:w="2448"/>
-            <w:shd w:fill="FFFFFF"/>
-            <w:tcMar>
-              <w:top w:w="35" w:type="dxa"/>
-              <w:bottom w:w="35" w:type="dxa"/>
-              <w:left w:w="60" w:type="dxa"/>
-              <w:right w:w="60" w:type="dxa"/>
-            </w:tcMar>
-          </w:tcPr>
-          <w:p>
-            <w:r>
-              <w:rPr>
-                <w:sz w:val="16"/>
-              </w:rPr>
-              <w:t>tests/test_pipeline.py</w:t>
-            </w:r>
-          </w:p>
-        </w:tc>
-        <w:tc>
-          <w:tcPr>
-            <w:tcW w:type="dxa" w:w="2448"/>
-            <w:shd w:fill="FFFFFF"/>
-            <w:tcMar>
-              <w:top w:w="35" w:type="dxa"/>
-              <w:bottom w:w="35" w:type="dxa"/>
-              <w:left w:w="60" w:type="dxa"/>
-              <w:right w:w="60" w:type="dxa"/>
-            </w:tcMar>
-          </w:tcPr>
-          <w:p>
-            <w:r>
-              <w:rPr>
-                <w:sz w:val="16"/>
-              </w:rPr>
-              <w:t>Fase 2 · Funciones del Pipeline</w:t>
-            </w:r>
-          </w:p>
-        </w:tc>
-        <w:tc>
-          <w:tcPr>
-            <w:tcW w:type="dxa" w:w="2448"/>
-            <w:shd w:fill="FFFFFF"/>
-            <w:tcMar>
-              <w:top w:w="35" w:type="dxa"/>
-              <w:bottom w:w="35" w:type="dxa"/>
-              <w:left w:w="60" w:type="dxa"/>
-              <w:right w:w="60" w:type="dxa"/>
-            </w:tcMar>
-          </w:tcPr>
-          <w:p>
-            <w:r>
-              <w:rPr>
-                <w:sz w:val="16"/>
-              </w:rPr>
-              <w:t>11 / 11</w:t>
-            </w:r>
-          </w:p>
-        </w:tc>
-        <w:tc>
-          <w:tcPr>
-            <w:tcW w:type="dxa" w:w="2448"/>
-            <w:shd w:fill="FFFFFF"/>
-            <w:tcMar>
-              <w:top w:w="35" w:type="dxa"/>
-              <w:bottom w:w="35" w:type="dxa"/>
-              <w:left w:w="60" w:type="dxa"/>
-              <w:right w:w="60" w:type="dxa"/>
-            </w:tcMar>
-          </w:tcPr>
-          <w:p>
-            <w:r>
-              <w:rPr>
-                <w:b/>
-                <w:color w:val="006600"/>
-                <w:sz w:val="16"/>
-              </w:rPr>
-              <w:t>Aprobado (100%)</w:t>
-            </w:r>
-          </w:p>
-        </w:tc>
-      </w:tr>
-      <w:tr>
-        <w:tc>
-          <w:tcPr>
-            <w:tcW w:type="dxa" w:w="2448"/>
-            <w:shd w:fill="F9FBFD"/>
-            <w:tcMar>
-              <w:top w:w="35" w:type="dxa"/>
-              <w:bottom w:w="35" w:type="dxa"/>
-              <w:left w:w="60" w:type="dxa"/>
-              <w:right w:w="60" w:type="dxa"/>
-            </w:tcMar>
-          </w:tcPr>
-          <w:p>
-            <w:r>
-              <w:rPr>
-                <w:sz w:val="16"/>
-              </w:rPr>
-              <w:t>tests/test_pipeline_clases.py</w:t>
-            </w:r>
-          </w:p>
-        </w:tc>
-        <w:tc>
-          <w:tcPr>
-            <w:tcW w:type="dxa" w:w="2448"/>
-            <w:shd w:fill="F9FBFD"/>
-            <w:tcMar>
-              <w:top w:w="35" w:type="dxa"/>
-              <w:bottom w:w="35" w:type="dxa"/>
-              <w:left w:w="60" w:type="dxa"/>
-              <w:right w:w="60" w:type="dxa"/>
-            </w:tcMar>
-          </w:tcPr>
-          <w:p>
-            <w:r>
-              <w:rPr>
-                <w:sz w:val="16"/>
-              </w:rPr>
-              <w:t>Fase 3 · Jerarquía de Clases POO</w:t>
-            </w:r>
-          </w:p>
-        </w:tc>
-        <w:tc>
-          <w:tcPr>
-            <w:tcW w:type="dxa" w:w="2448"/>
-            <w:shd w:fill="F9FBFD"/>
-            <w:tcMar>
-              <w:top w:w="35" w:type="dxa"/>
-              <w:bottom w:w="35" w:type="dxa"/>
-              <w:left w:w="60" w:type="dxa"/>
-              <w:right w:w="60" w:type="dxa"/>
-            </w:tcMar>
-          </w:tcPr>
-          <w:p>
-            <w:r>
-              <w:rPr>
-                <w:sz w:val="16"/>
-              </w:rPr>
-              <w:t>42 / 42</w:t>
-            </w:r>
-          </w:p>
-        </w:tc>
-        <w:tc>
-          <w:tcPr>
-            <w:tcW w:type="dxa" w:w="2448"/>
-            <w:shd w:fill="F9FBFD"/>
-            <w:tcMar>
-              <w:top w:w="35" w:type="dxa"/>
-              <w:bottom w:w="35" w:type="dxa"/>
-              <w:left w:w="60" w:type="dxa"/>
-              <w:right w:w="60" w:type="dxa"/>
-            </w:tcMar>
-          </w:tcPr>
-          <w:p>
-            <w:r>
-              <w:rPr>
-                <w:b/>
-                <w:color w:val="006600"/>
-                <w:sz w:val="16"/>
-              </w:rPr>
-              <w:t>Aprobado (100%)</w:t>
-            </w:r>
-          </w:p>
-        </w:tc>
-      </w:tr>
-      <w:tr>
-        <w:tc>
-          <w:tcPr>
-            <w:tcW w:type="dxa" w:w="2448"/>
-            <w:shd w:fill="FFFFFF"/>
-            <w:tcMar>
-              <w:top w:w="35" w:type="dxa"/>
-              <w:bottom w:w="35" w:type="dxa"/>
-              <w:left w:w="60" w:type="dxa"/>
-              <w:right w:w="60" w:type="dxa"/>
-            </w:tcMar>
-          </w:tcPr>
-          <w:p>
-            <w:r>
-              <w:rPr>
-                <w:sz w:val="16"/>
-              </w:rPr>
-              <w:t>tests/test_algoritmos.py</w:t>
-            </w:r>
-          </w:p>
-        </w:tc>
-        <w:tc>
-          <w:tcPr>
-            <w:tcW w:type="dxa" w:w="2448"/>
-            <w:shd w:fill="FFFFFF"/>
-            <w:tcMar>
-              <w:top w:w="35" w:type="dxa"/>
-              <w:bottom w:w="35" w:type="dxa"/>
-              <w:left w:w="60" w:type="dxa"/>
-              <w:right w:w="60" w:type="dxa"/>
-            </w:tcMar>
-          </w:tcPr>
-          <w:p>
-            <w:r>
-              <w:rPr>
-                <w:sz w:val="16"/>
-              </w:rPr>
-              <w:t>Fase 3 · Algoritmos y Recursividad</w:t>
-            </w:r>
-          </w:p>
-        </w:tc>
-        <w:tc>
-          <w:tcPr>
-            <w:tcW w:type="dxa" w:w="2448"/>
-            <w:shd w:fill="FFFFFF"/>
-            <w:tcMar>
-              <w:top w:w="35" w:type="dxa"/>
-              <w:bottom w:w="35" w:type="dxa"/>
-              <w:left w:w="60" w:type="dxa"/>
-              <w:right w:w="60" w:type="dxa"/>
-            </w:tcMar>
-          </w:tcPr>
-          <w:p>
-            <w:r>
-              <w:rPr>
-                <w:sz w:val="16"/>
-              </w:rPr>
-              <w:t>49 / 49</w:t>
-            </w:r>
-          </w:p>
-        </w:tc>
-        <w:tc>
-          <w:tcPr>
-            <w:tcW w:type="dxa" w:w="2448"/>
-            <w:shd w:fill="FFFFFF"/>
-            <w:tcMar>
-              <w:top w:w="35" w:type="dxa"/>
-              <w:bottom w:w="35" w:type="dxa"/>
-              <w:left w:w="60" w:type="dxa"/>
-              <w:right w:w="60" w:type="dxa"/>
-            </w:tcMar>
-          </w:tcPr>
-          <w:p>
-            <w:r>
-              <w:rPr>
-                <w:b/>
-                <w:color w:val="006600"/>
-                <w:sz w:val="16"/>
-              </w:rPr>
-              <w:t>Aprobado (100%)</w:t>
-            </w:r>
-          </w:p>
-        </w:tc>
-      </w:tr>
-      <w:tr>
-        <w:tc>
-          <w:tcPr>
-            <w:tcW w:type="dxa" w:w="2448"/>
-            <w:shd w:fill="F9FBFD"/>
-            <w:tcMar>
-              <w:top w:w="35" w:type="dxa"/>
-              <w:bottom w:w="35" w:type="dxa"/>
-              <w:left w:w="60" w:type="dxa"/>
-              <w:right w:w="60" w:type="dxa"/>
-            </w:tcMar>
-          </w:tcPr>
-          <w:p>
-            <w:r>
-              <w:rPr>
-                <w:sz w:val="16"/>
-              </w:rPr>
-              <w:t>tests/test_complejidad.py</w:t>
-            </w:r>
-          </w:p>
-        </w:tc>
-        <w:tc>
-          <w:tcPr>
-            <w:tcW w:type="dxa" w:w="2448"/>
-            <w:shd w:fill="F9FBFD"/>
-            <w:tcMar>
-              <w:top w:w="35" w:type="dxa"/>
-              <w:bottom w:w="35" w:type="dxa"/>
-              <w:left w:w="60" w:type="dxa"/>
-              <w:right w:w="60" w:type="dxa"/>
-            </w:tcMar>
-          </w:tcPr>
-          <w:p>
-            <w:r>
-              <w:rPr>
-                <w:sz w:val="16"/>
-              </w:rPr>
-              <w:t>Fase 3 · Medidor de Complejidad</w:t>
-            </w:r>
-          </w:p>
-        </w:tc>
-        <w:tc>
-          <w:tcPr>
-            <w:tcW w:type="dxa" w:w="2448"/>
-            <w:shd w:fill="F9FBFD"/>
-            <w:tcMar>
-              <w:top w:w="35" w:type="dxa"/>
-              <w:bottom w:w="35" w:type="dxa"/>
-              <w:left w:w="60" w:type="dxa"/>
-              <w:right w:w="60" w:type="dxa"/>
-            </w:tcMar>
-          </w:tcPr>
-          <w:p>
-            <w:r>
-              <w:rPr>
-                <w:sz w:val="16"/>
-              </w:rPr>
-              <w:t>4 / 4</w:t>
-            </w:r>
-          </w:p>
-        </w:tc>
-        <w:tc>
-          <w:tcPr>
-            <w:tcW w:type="dxa" w:w="2448"/>
-            <w:shd w:fill="F9FBFD"/>
-            <w:tcMar>
-              <w:top w:w="35" w:type="dxa"/>
-              <w:bottom w:w="35" w:type="dxa"/>
-              <w:left w:w="60" w:type="dxa"/>
-              <w:right w:w="60" w:type="dxa"/>
-            </w:tcMar>
-          </w:tcPr>
-          <w:p>
-            <w:r>
-              <w:rPr>
-                <w:b/>
-                <w:color w:val="006600"/>
-                <w:sz w:val="16"/>
-              </w:rPr>
-              <w:t>Aprobado (100%)</w:t>
-            </w:r>
-          </w:p>
-        </w:tc>
-      </w:tr>
-      <w:tr>
-        <w:tc>
-          <w:tcPr>
-            <w:tcW w:type="dxa" w:w="2448"/>
-            <w:shd w:fill="FFFFFF"/>
-            <w:tcMar>
-              <w:top w:w="35" w:type="dxa"/>
-              <w:bottom w:w="35" w:type="dxa"/>
-              <w:left w:w="60" w:type="dxa"/>
-              <w:right w:w="60" w:type="dxa"/>
-            </w:tcMar>
-          </w:tcPr>
-          <w:p>
-            <w:r>
-              <w:rPr>
-                <w:sz w:val="16"/>
-              </w:rPr>
-              <w:t>tests/test_escaladores.py</w:t>
-            </w:r>
-          </w:p>
-        </w:tc>
-        <w:tc>
-          <w:tcPr>
-            <w:tcW w:type="dxa" w:w="2448"/>
-            <w:shd w:fill="FFFFFF"/>
-            <w:tcMar>
-              <w:top w:w="35" w:type="dxa"/>
-              <w:bottom w:w="35" w:type="dxa"/>
-              <w:left w:w="60" w:type="dxa"/>
-              <w:right w:w="60" w:type="dxa"/>
-            </w:tcMar>
-          </w:tcPr>
-          <w:p>
-            <w:r>
-              <w:rPr>
-                <w:sz w:val="16"/>
-              </w:rPr>
-              <w:t>Fase 3 · Patrón Strategy y Extensibilidad</w:t>
-            </w:r>
-          </w:p>
-        </w:tc>
-        <w:tc>
-          <w:tcPr>
-            <w:tcW w:type="dxa" w:w="2448"/>
-            <w:shd w:fill="FFFFFF"/>
-            <w:tcMar>
-              <w:top w:w="35" w:type="dxa"/>
-              <w:bottom w:w="35" w:type="dxa"/>
-              <w:left w:w="60" w:type="dxa"/>
-              <w:right w:w="60" w:type="dxa"/>
-            </w:tcMar>
-          </w:tcPr>
-          <w:p>
-            <w:r>
-              <w:rPr>
-                <w:sz w:val="16"/>
-              </w:rPr>
-              <w:t>24 / 24</w:t>
-            </w:r>
-          </w:p>
-        </w:tc>
-        <w:tc>
-          <w:tcPr>
-            <w:tcW w:type="dxa" w:w="2448"/>
-            <w:shd w:fill="FFFFFF"/>
-            <w:tcMar>
-              <w:top w:w="35" w:type="dxa"/>
-              <w:bottom w:w="35" w:type="dxa"/>
-              <w:left w:w="60" w:type="dxa"/>
-              <w:right w:w="60" w:type="dxa"/>
-            </w:tcMar>
-          </w:tcPr>
-          <w:p>
-            <w:r>
-              <w:rPr>
-                <w:b/>
-                <w:color w:val="006600"/>
-                <w:sz w:val="16"/>
-              </w:rPr>
-              <w:t>Aprobado (100%)</w:t>
-            </w:r>
-          </w:p>
-        </w:tc>
-      </w:tr>
-    </w:tbl>
-    <w:p>
-      <w:pPr>
-        <w:spacing w:after="40"/>
-      </w:pPr>
-    </w:p>
-    <w:p>
-      <w:r>
-        <w:rPr>
-          <w:b/>
-          <w:color w:val="003366"/>
-          <w:sz w:val="18"/>
-        </w:rPr>
-        <w:t>Total de pruebas unitarias consolidadas: 138 de 138 superadas exitosamente (100% de cobertura funcional).</w:t>
-      </w:r>
-    </w:p>
-    <w:p>
-      <w:r>
-        <w:br w:type="page"/>
-      </w:r>
-    </w:p>
-    <w:p>
-      <w:pPr>
-        <w:keepNext/>
-        <w:spacing w:before="220" w:after="60"/>
-      </w:pPr>
-      <w:r>
-        <w:rPr>
-          <w:b/>
-          <w:color w:val="114477"/>
-          <w:sz w:val="21"/>
-        </w:rPr>
-        <w:t>Anexo C · Verificación numérica y análisis de sensibilidad</w:t>
-      </w:r>
-    </w:p>
-    <w:p>
-      <w:r>
-        <w:t>En la Fase 2 se identificaron 13.396 registros (12,75% del total) con código 1900 en el año de ingreso a la carrera de origen (convalidaciones o cambios de carrera). Para garantizar que la imputación por mediana condicional no distorsione las conclusiones algorítmicas, se realizó el análisis de sensibilidad comparando la muestra completa con la muestra pura:</w:t>
-      </w:r>
-    </w:p>
-    <w:tbl>
-      <w:tblPr>
-        <w:tblW w:type="auto" w:w="0"/>
-        <w:jc w:val="center"/>
-        <w:tblLook w:firstColumn="1" w:firstRow="1" w:lastColumn="0" w:lastRow="0" w:noHBand="0" w:noVBand="1" w:val="04A0"/>
-      </w:tblPr>
-      <w:tblGrid>
-        <w:gridCol w:w="1958"/>
-        <w:gridCol w:w="1958"/>
-        <w:gridCol w:w="1958"/>
-        <w:gridCol w:w="1958"/>
-        <w:gridCol w:w="1958"/>
-      </w:tblGrid>
-      <w:tr>
-        <w:tc>
-          <w:tcPr>
-            <w:tcW w:type="dxa" w:w="1958"/>
-            <w:shd w:fill="003366"/>
-            <w:tcMar>
-              <w:top w:w="40" w:type="dxa"/>
-              <w:bottom w:w="40" w:type="dxa"/>
-              <w:left w:w="60" w:type="dxa"/>
-              <w:right w:w="60" w:type="dxa"/>
-            </w:tcMar>
-          </w:tcPr>
-          <w:p>
-            <w:r>
-              <w:rPr>
-                <w:b/>
-                <w:color w:val="FFFFFF"/>
-                <w:sz w:val="17"/>
-              </w:rPr>
-              <w:t>Condición de Análisis</w:t>
-            </w:r>
-          </w:p>
-        </w:tc>
-        <w:tc>
-          <w:tcPr>
-            <w:tcW w:type="dxa" w:w="1958"/>
-            <w:shd w:fill="003366"/>
-            <w:tcMar>
-              <w:top w:w="40" w:type="dxa"/>
-              <w:bottom w:w="40" w:type="dxa"/>
-              <w:left w:w="60" w:type="dxa"/>
-              <w:right w:w="60" w:type="dxa"/>
-            </w:tcMar>
-          </w:tcPr>
-          <w:p>
-            <w:r>
-              <w:rPr>
-                <w:b/>
-                <w:color w:val="FFFFFF"/>
-                <w:sz w:val="17"/>
-              </w:rPr>
-              <w:t>N Registros</w:t>
-            </w:r>
-          </w:p>
-        </w:tc>
-        <w:tc>
-          <w:tcPr>
-            <w:tcW w:type="dxa" w:w="1958"/>
-            <w:shd w:fill="003366"/>
-            <w:tcMar>
-              <w:top w:w="40" w:type="dxa"/>
-              <w:bottom w:w="40" w:type="dxa"/>
-              <w:left w:w="60" w:type="dxa"/>
-              <w:right w:w="60" w:type="dxa"/>
-            </w:tcMar>
-          </w:tcPr>
-          <w:p>
-            <w:r>
-              <w:rPr>
-                <w:b/>
-                <w:color w:val="FFFFFF"/>
-                <w:sz w:val="17"/>
-              </w:rPr>
-              <w:t>Mediana Duración</w:t>
-            </w:r>
-          </w:p>
-        </w:tc>
-        <w:tc>
-          <w:tcPr>
-            <w:tcW w:type="dxa" w:w="1958"/>
-            <w:shd w:fill="003366"/>
-            <w:tcMar>
-              <w:top w:w="40" w:type="dxa"/>
-              <w:bottom w:w="40" w:type="dxa"/>
-              <w:left w:w="60" w:type="dxa"/>
-              <w:right w:w="60" w:type="dxa"/>
-            </w:tcMar>
-          </w:tcPr>
-          <w:p>
-            <w:r>
-              <w:rPr>
-                <w:b/>
-                <w:color w:val="FFFFFF"/>
-                <w:sz w:val="17"/>
-              </w:rPr>
-              <w:t>RIC</w:t>
-            </w:r>
-          </w:p>
-        </w:tc>
-        <w:tc>
-          <w:tcPr>
-            <w:tcW w:type="dxa" w:w="1958"/>
-            <w:shd w:fill="003366"/>
-            <w:tcMar>
-              <w:top w:w="40" w:type="dxa"/>
-              <w:bottom w:w="40" w:type="dxa"/>
-              <w:left w:w="60" w:type="dxa"/>
-              <w:right w:w="60" w:type="dxa"/>
-            </w:tcMar>
-          </w:tcPr>
-          <w:p>
-            <w:r>
-              <w:rPr>
-                <w:b/>
-                <w:color w:val="FFFFFF"/>
-                <w:sz w:val="17"/>
-              </w:rPr>
-              <w:t>Desviación Estándar</w:t>
-            </w:r>
-          </w:p>
-        </w:tc>
-      </w:tr>
-      <w:tr>
-        <w:tc>
-          <w:tcPr>
-            <w:tcW w:type="dxa" w:w="1958"/>
-            <w:shd w:fill="F9FBFD"/>
-            <w:tcMar>
-              <w:top w:w="35" w:type="dxa"/>
-              <w:bottom w:w="35" w:type="dxa"/>
-              <w:left w:w="60" w:type="dxa"/>
-              <w:right w:w="60" w:type="dxa"/>
-            </w:tcMar>
-          </w:tcPr>
-          <w:p>
-            <w:r>
-              <w:rPr>
-                <w:sz w:val="16"/>
-              </w:rPr>
-              <w:t>Muestra total (con imputación)</w:t>
-            </w:r>
-          </w:p>
-        </w:tc>
-        <w:tc>
-          <w:tcPr>
-            <w:tcW w:type="dxa" w:w="1958"/>
-            <w:shd w:fill="F9FBFD"/>
-            <w:tcMar>
-              <w:top w:w="35" w:type="dxa"/>
-              <w:bottom w:w="35" w:type="dxa"/>
-              <w:left w:w="60" w:type="dxa"/>
-              <w:right w:w="60" w:type="dxa"/>
-            </w:tcMar>
-          </w:tcPr>
-          <w:p>
-            <w:r>
-              <w:rPr>
-                <w:sz w:val="16"/>
-              </w:rPr>
-              <w:t>105.060</w:t>
-            </w:r>
-          </w:p>
-        </w:tc>
-        <w:tc>
-          <w:tcPr>
-            <w:tcW w:type="dxa" w:w="1958"/>
-            <w:shd w:fill="F9FBFD"/>
-            <w:tcMar>
-              <w:top w:w="35" w:type="dxa"/>
-              <w:bottom w:w="35" w:type="dxa"/>
-              <w:left w:w="60" w:type="dxa"/>
-              <w:right w:w="60" w:type="dxa"/>
-            </w:tcMar>
-          </w:tcPr>
-          <w:p>
-            <w:r>
-              <w:rPr>
-                <w:sz w:val="16"/>
-              </w:rPr>
-              <w:t>10.0 semestres</w:t>
-            </w:r>
-          </w:p>
-        </w:tc>
-        <w:tc>
-          <w:tcPr>
-            <w:tcW w:type="dxa" w:w="1958"/>
-            <w:shd w:fill="F9FBFD"/>
-            <w:tcMar>
-              <w:top w:w="35" w:type="dxa"/>
-              <w:bottom w:w="35" w:type="dxa"/>
-              <w:left w:w="60" w:type="dxa"/>
-              <w:right w:w="60" w:type="dxa"/>
-            </w:tcMar>
-          </w:tcPr>
-          <w:p>
-            <w:r>
-              <w:rPr>
-                <w:sz w:val="16"/>
-              </w:rPr>
-              <w:t>2.0 semestres</w:t>
-            </w:r>
-          </w:p>
-        </w:tc>
-        <w:tc>
-          <w:tcPr>
-            <w:tcW w:type="dxa" w:w="1958"/>
-            <w:shd w:fill="F9FBFD"/>
-            <w:tcMar>
-              <w:top w:w="35" w:type="dxa"/>
-              <w:bottom w:w="35" w:type="dxa"/>
-              <w:left w:w="60" w:type="dxa"/>
-              <w:right w:w="60" w:type="dxa"/>
-            </w:tcMar>
-          </w:tcPr>
-          <w:p>
-            <w:r>
-              <w:rPr>
-                <w:sz w:val="16"/>
-              </w:rPr>
-              <w:t>2.440 semestres</w:t>
-            </w:r>
-          </w:p>
-        </w:tc>
-      </w:tr>
-      <w:tr>
-        <w:tc>
-          <w:tcPr>
-            <w:tcW w:type="dxa" w:w="1958"/>
-            <w:shd w:fill="FFFFFF"/>
-            <w:tcMar>
-              <w:top w:w="35" w:type="dxa"/>
-              <w:bottom w:w="35" w:type="dxa"/>
-              <w:left w:w="60" w:type="dxa"/>
-              <w:right w:w="60" w:type="dxa"/>
-            </w:tcMar>
-          </w:tcPr>
-          <w:p>
-            <w:r>
-              <w:rPr>
-                <w:sz w:val="16"/>
-              </w:rPr>
-              <w:t>Muestra pura (sin casos imputados)</w:t>
-            </w:r>
-          </w:p>
-        </w:tc>
-        <w:tc>
-          <w:tcPr>
-            <w:tcW w:type="dxa" w:w="1958"/>
-            <w:shd w:fill="FFFFFF"/>
-            <w:tcMar>
-              <w:top w:w="35" w:type="dxa"/>
-              <w:bottom w:w="35" w:type="dxa"/>
-              <w:left w:w="60" w:type="dxa"/>
-              <w:right w:w="60" w:type="dxa"/>
-            </w:tcMar>
-          </w:tcPr>
-          <w:p>
-            <w:r>
-              <w:rPr>
-                <w:sz w:val="16"/>
-              </w:rPr>
-              <w:t>91.664</w:t>
-            </w:r>
-          </w:p>
-        </w:tc>
-        <w:tc>
-          <w:tcPr>
-            <w:tcW w:type="dxa" w:w="1958"/>
-            <w:shd w:fill="FFFFFF"/>
-            <w:tcMar>
-              <w:top w:w="35" w:type="dxa"/>
-              <w:bottom w:w="35" w:type="dxa"/>
-              <w:left w:w="60" w:type="dxa"/>
-              <w:right w:w="60" w:type="dxa"/>
-            </w:tcMar>
-          </w:tcPr>
-          <w:p>
-            <w:r>
-              <w:rPr>
-                <w:sz w:val="16"/>
-              </w:rPr>
-              <w:t>10.0 semestres</w:t>
-            </w:r>
-          </w:p>
-        </w:tc>
-        <w:tc>
-          <w:tcPr>
-            <w:tcW w:type="dxa" w:w="1958"/>
-            <w:shd w:fill="FFFFFF"/>
-            <w:tcMar>
-              <w:top w:w="35" w:type="dxa"/>
-              <w:bottom w:w="35" w:type="dxa"/>
-              <w:left w:w="60" w:type="dxa"/>
-              <w:right w:w="60" w:type="dxa"/>
-            </w:tcMar>
-          </w:tcPr>
-          <w:p>
-            <w:r>
-              <w:rPr>
-                <w:sz w:val="16"/>
-              </w:rPr>
-              <w:t>2.0 semestres</w:t>
-            </w:r>
-          </w:p>
-        </w:tc>
-        <w:tc>
-          <w:tcPr>
-            <w:tcW w:type="dxa" w:w="1958"/>
-            <w:shd w:fill="FFFFFF"/>
-            <w:tcMar>
-              <w:top w:w="35" w:type="dxa"/>
-              <w:bottom w:w="35" w:type="dxa"/>
-              <w:left w:w="60" w:type="dxa"/>
-              <w:right w:w="60" w:type="dxa"/>
-            </w:tcMar>
-          </w:tcPr>
-          <w:p>
-            <w:r>
-              <w:rPr>
-                <w:sz w:val="16"/>
-              </w:rPr>
-              <w:t>2.373 semestres</w:t>
-            </w:r>
-          </w:p>
-        </w:tc>
-      </w:tr>
-    </w:tbl>
-    <w:p>
-      <w:pPr>
-        <w:keepNext/>
-        <w:spacing w:before="100" w:after="40"/>
-        <w:jc w:val="center"/>
-      </w:pPr>
-      <w:r>
-        <w:drawing>
-          <wp:inline xmlns:a="http://schemas.openxmlformats.org/drawingml/2006/main" xmlns:pic="http://schemas.openxmlformats.org/drawingml/2006/picture">
-            <wp:extent cx="4937760" cy="2212020"/>
-            <wp:docPr id="5" name="Picture 5"/>
-            <wp:cNvGraphicFramePr>
-              <a:graphicFrameLocks noChangeAspect="1"/>
-            </wp:cNvGraphicFramePr>
-            <a:graphic>
-              <a:graphicData uri="http://schemas.openxmlformats.org/drawingml/2006/picture">
-                <pic:pic>
-                  <pic:nvPicPr>
-                    <pic:cNvPr id="0" name="f3_04_sensibilidad.png"/>
-                    <pic:cNvPicPr/>
-                  </pic:nvPicPr>
-                  <pic:blipFill>
-                    <a:blip r:embed="rId14"/>
-                    <a:stretch>
-                      <a:fillRect/>
-                    </a:stretch>
-                  </pic:blipFill>
-                  <pic:spPr>
-                    <a:xfrm>
-                      <a:off x="0" y="0"/>
-                      <a:ext cx="4937760" cy="2212020"/>
-                    </a:xfrm>
-                    <a:prstGeom prst="rect"/>
-                  </pic:spPr>
-                </pic:pic>
-              </a:graphicData>
-            </a:graphic>
-          </wp:inline>
-        </w:drawing>
-      </w:r>
-    </w:p>
-    <w:p>
-      <w:pPr>
-        <w:spacing w:after="100"/>
-        <w:jc w:val="center"/>
-      </w:pPr>
-      <w:r>
-        <w:rPr>
-          <w:i/>
-          <w:color w:val="555555"/>
-          <w:sz w:val="17"/>
-        </w:rPr>
-        <w:t>Figura 5: Comparación de distribuciones: Muestra Total vs Muestra Pura sin Imputación.</w:t>
-      </w:r>
-    </w:p>
-    <w:p>
-      <w:pPr>
         <w:pStyle w:val="Heading1"/>
       </w:pPr>
       <w:r>
-        <w:t>Borrador Fase 4: Introducción y relevancia</w:t>
-      </w:r>
-    </w:p>
-    <w:p>
-      <w:r>
-        <w:t>El presente informe expone los resultados de la Fase 4 del proyecto «Duración de la titulación en el pregrado universitario chileno», centrada en la consolidación, visualización y comunicación de resultados obtenidos a partir de los registros administrativos del Ministerio de Educación.</w:t>
-      </w:r>
-    </w:p>
-    <w:p>
-      <w:r>
-        <w:t>El tiempo que un estudiante tarda en titularse es un indicador crítico de eficiencia interna del sistema de educación superior. Identificar qué factores se asocian a las trayectorias de mayor y menor duración no es un simple ejercicio descriptivo, sino que tiene profundas implicaciones de política pública y gestión institucional. Para las autoridades universitarias, comprender las diferencias de duración entre jornadas (diurna, vespertina, a distancia) permite ajustar el diseño de las mallas curriculares, transparentar las expectativas hacia los nuevos estudiantes y focalizar recursos en los programas que concentran los mayores rezagos. Para el Ministerio de Educación y los órganos financiadores (gratuidad, becas), esta evidencia resulta esencial para adecuar los plazos de cobertura de los beneficios estatales a la realidad de las trayectorias efectivas de titulación. El análisis visual que se despliega en las siguientes secciones busca precisamente aportar claridad a estas interrogantes, traduciendo grandes volúmenes de datos en evidencia interpretable para la toma de decisiones.</w:t>
-      </w:r>
-    </w:p>
-    <w:p>
-      <w:pPr>
-        <w:pStyle w:val="Heading1"/>
-      </w:pPr>
-      <w:r>
-        <w:t>Borrador Fase 4: Discusión y limitaciones (El hallazgo central)</w:t>
-      </w:r>
-    </w:p>
-    <w:p>
-      <w:r>
-        <w:t>El análisis visual de las jornadas revela un contraste estadístico significativo: la jornada a distancia registra una duración mediana de 6 semestres, frente a los 10 semestres de la jornada diurna. Sin embargo, esta diferencia no puede interpretarse como una relación causal donde la «modalidad a distancia» acelere o determine una titulación más rápida.</w:t>
-      </w:r>
-    </w:p>
-    <w:p>
-      <w:r>
-        <w:t>Una limitación metodológica detectada al explorar la composición de los datos es la existencia de una fuerte variable de confusión. Al revisar la variable anio_ing_carr_ori, observamos que un 75,9 % de los registros de titulados a distancia corresponde a datos imputados (sin información sobre su ingreso original), frente a solo un 1,5 % en la jornada diurna. Esto sugiere que la gran mayoría de los estudiantes a distancia presentan trayectorias académicas previas —tales como convalidaciones, carreras previas o programas de continuidad de estudios—. En estos casos, la métrica de duración total de la carrera solo está midiendo el tiempo cursado en el programa final, omitiendo la trayectoria formativa completa.</w:t>
-      </w:r>
-    </w:p>
-    <w:p>
-      <w:r>
-        <w:t>Al recalcular la duración excluyendo los registros imputados, las medianas se mantienen estables (6,0 y 10,0 respectivamente), lo que demuestra que el contraste principal entre jornadas es robusto y defendible. No obstante, el proyecto es de carácter observacional y, ante la presencia de variables no controladas como el historial académico previo, solo es posible afirmar una asociación entre la jornada y la duración reportada, mas no una relación de causalidad. Explicitar esta limitación metodológica y acotar las conclusiones a la evidencia observada dota al análisis de mayor rigor y credibilidad.</w:t>
-      </w:r>
-    </w:p>
-    <w:p>
-      <w:pPr>
-        <w:pStyle w:val="Heading1"/>
-      </w:pPr>
-      <w:r>
-        <w:t>Borrador Fase 4: Bibliografía (APA 7.ª edición)</w:t>
-      </w:r>
-    </w:p>
-    <w:p>
-      <w:r>
-        <w:t>Centro de Estudios MINEDUC. (2025). Bases de datos de titulados de educación superior 2025. Ministerio de Educación de Chile. https://datosabiertos.mineduc.cl/</w:t>
-      </w:r>
-    </w:p>
-    <w:p>
-      <w:r>
-        <w:t>Cormen, T. H., Leiserson, C. E., Rivest, R. L., &amp; Stein, C. (2022). Introduction to algorithms (4.ª ed.). The MIT Press.</w:t>
-      </w:r>
-    </w:p>
-    <w:p>
-      <w:r>
-        <w:t>McKinney, W. (2022). Python for data analysis: Data wrangling with pandas, NumPy, and Jupyter (3.ª ed.). O'Reilly Media.</w:t>
-      </w:r>
-    </w:p>
-    <w:p>
-      <w:r>
-        <w:t>Universidad Andrés Bello. (2026). MCDI500 – Programación para la Ciencia de Datos: Unidad 3 · Visualización y comunicación de datos [Apunte de clase]. Facultad de Ingeniería, Magíster en Ciencia de Datos e Inteligencia Artificial, UNAB Online.</w:t>
-      </w:r>
-    </w:p>
-    <w:p>
-      <w:pPr>
-        <w:pStyle w:val="Heading1"/>
-      </w:pPr>
-      <w:r>
-        <w:t>Borrador Fase 4: Enunciados de las Figuras</w:t>
+        <w:t>====== BORRADORES FASE 4 PARA PEGAR ======</w:t>
       </w:r>
     </w:p>
     <w:p>
       <w:pPr>
         <w:pStyle w:val="Heading2"/>
+      </w:pPr>
+      <w:r>
+        <w:t>1. Introducción y relevancia</w:t>
+      </w:r>
+    </w:p>
+    <w:p>
+      <w:r>
+        <w:t>El tiempo que un estudiante tarda en titularse es un indicador crítico de eficiencia interna del sistema de educación superior en nuestro país. Sin embargo, no es un fenómeno aislado; está condicionado por diversos factores como la modalidad de estudio, el área de conocimiento y el perfil de ingreso del alumno. Entender esto tiene una relevancia profunda tanto para el diseño de políticas públicas como para la gestión institucional. Para las autoridades universitarias, contar con esta evidencia clara permite ajustar mallas curriculares y focalizar recursos de apoyo donde más se necesitan. Mientras que para el Ministerio de Educación, esta información es esencial para adecuar los plazos de cobertura de beneficios estatales, como la gratuidad o las becas, a la realidad de las trayectorias formativas.</w:t>
+      </w:r>
+    </w:p>
+    <w:p>
+      <w:pPr>
+        <w:pStyle w:val="Heading2"/>
+      </w:pPr>
+      <w:r>
+        <w:t>2. Metodología de Estratificación (César C1)</w:t>
+      </w:r>
+    </w:p>
+    <w:p>
+      <w:r>
+        <w:t>Para evaluar si la diferencia de duración entre jornadas persiste al controlar por área de conocimiento —el procedimiento estándar para detectar confusión y la paradoja de Simpson—, se aplicó agregacion_anidada (desarrollada en la Fase 3) sobre cada combinación área-jornada, implementada en src/estratificacion.py (estratificar_por_area). La función compara el orden de las jornadas extremas (la de menor y la de mayor duración mediana) observado en el conjunto completo contra el mismo orden dentro de cada área, señalando como "áreas invertidas" aquellas donde ese orden cambia.</w:t>
+      </w:r>
+    </w:p>
+    <w:p>
+      <w:pPr>
+        <w:pStyle w:val="Heading2"/>
+      </w:pPr>
+      <w:r>
+        <w:t>3. Enunciados de las Figuras (Jorge)</w:t>
+      </w:r>
+    </w:p>
+    <w:p>
+      <w:pPr>
+        <w:pStyle w:val="Heading3"/>
       </w:pPr>
       <w:r>
         <w:t>Figura 1: Distribución de la duración total</w:t>
@@ -5082,7 +2828,7 @@
     </w:p>
     <w:p>
       <w:pPr>
-        <w:pStyle w:val="Heading2"/>
+        <w:pStyle w:val="Heading3"/>
       </w:pPr>
       <w:r>
         <w:t>Figura 2: Tamaño de grupos por área</w:t>
@@ -5110,7 +2856,7 @@
     </w:p>
     <w:p>
       <w:pPr>
-        <w:pStyle w:val="Heading2"/>
+        <w:pStyle w:val="Heading3"/>
       </w:pPr>
       <w:r>
         <w:t>Figura 3: Duración mediana por jornada</w:t>
@@ -5138,7 +2884,7 @@
     </w:p>
     <w:p>
       <w:pPr>
-        <w:pStyle w:val="Heading2"/>
+        <w:pStyle w:val="Heading3"/>
       </w:pPr>
       <w:r>
         <w:t>Figura 4: Dispersión y variabilidad por jornada</w:t>
@@ -5166,7 +2912,7 @@
     </w:p>
     <w:p>
       <w:pPr>
-        <w:pStyle w:val="Heading2"/>
+        <w:pStyle w:val="Heading3"/>
       </w:pPr>
       <w:r>
         <w:t>Figura 5: Paneles de estratificación por área de conocimiento</w:t>
@@ -5194,7 +2940,7 @@
     </w:p>
     <w:p>
       <w:pPr>
-        <w:pStyle w:val="Heading2"/>
+        <w:pStyle w:val="Heading3"/>
       </w:pPr>
       <w:r>
         <w:t>Figura 6: Trazabilidad e imputación según jornada</w:t>
@@ -5222,23 +2968,10 @@
     </w:p>
     <w:p>
       <w:pPr>
-        <w:pStyle w:val="Heading1"/>
+        <w:pStyle w:val="Heading2"/>
       </w:pPr>
       <w:r>
-        <w:t>Borrador Fase 4: Metodología de Estratificación (César)</w:t>
-      </w:r>
-    </w:p>
-    <w:p>
-      <w:r>
-        <w:t>Para evaluar si la diferencia de duración entre jornadas persiste al controlar por área de conocimiento —el procedimiento estándar para detectar confusión y la paradoja de Simpson—, se aplicó agregacion_anidada (desarrollada en la Fase 3) sobre cada combinación área-jornada, implementada en src/estratificacion.py (estratificar_por_area). La función compara el orden de las jornadas extremas (la de menor y la de mayor duración mediana) observado en el conjunto completo contra el mismo orden dentro de cada área, señalando como "áreas invertidas" aquellas donde ese orden cambia.</w:t>
-      </w:r>
-    </w:p>
-    <w:p>
-      <w:pPr>
-        <w:pStyle w:val="Heading1"/>
-      </w:pPr>
-      <w:r>
-        <w:t>Borrador Fase 4: Sesgo, Alcance y Supuestos (César)</w:t>
+        <w:t>4. Sesgo, Alcance y Supuestos (César C3 y C5)</w:t>
       </w:r>
     </w:p>
     <w:p>
@@ -5272,10 +3005,11 @@
     </w:pPr>
     <w:r>
       <w:rPr>
-        <w:color w:val="777777"/>
+        <w:rFonts w:ascii="Calibri" w:hAnsi="Calibri"/>
+        <w:color w:val="666666"/>
         <w:sz w:val="17"/>
       </w:rPr>
-      <w:t xml:space="preserve">MCDI500 · Grupo 6 · Avance Fase 3 (Semana 2)   |   Página </w:t>
+      <w:t xml:space="preserve">MCDI500 · Grupo 6 · Proyecto Final Fase 4   |   Página </w:t>
     </w:r>
     <w:fldSimple w:instr="PAGE"/>
   </w:p>
@@ -5646,12 +3380,12 @@
     <w:qFormat/>
     <w:rsid w:val="00FC693F"/>
     <w:pPr>
-      <w:spacing w:line="276" w:lineRule="auto" w:after="80"/>
+      <w:spacing w:line="269" w:lineRule="auto" w:after="60"/>
     </w:pPr>
     <w:rPr>
-      <w:rFonts w:ascii="Arial" w:hAnsi="Arial"/>
+      <w:rFonts w:ascii="Calibri" w:hAnsi="Calibri"/>
       <w:color w:val="222222"/>
-      <w:sz w:val="20"/>
+      <w:sz w:val="19"/>
     </w:rPr>
   </w:style>
   <w:style w:type="paragraph" w:styleId="Header">

--- a/docs/f4_s04_evaluacion_entregable_grupo6.docx
+++ b/docs/f4_s04_evaluacion_entregable_grupo6.docx
@@ -2803,63 +2803,7 @@
         <w:pStyle w:val="Heading3"/>
       </w:pPr>
       <w:r>
-        <w:t>Figura 1: Distribución de la duración total</w:t>
-      </w:r>
-    </w:p>
-    <w:p>
-      <w:r>
-        <w:t>1. Qué muestra: La distribución empírica de la duración total de las carreras presenta un claro sesgo hacia la derecha, alejándose de una distribución normal.</w:t>
-      </w:r>
-    </w:p>
-    <w:p>
-      <w:r>
-        <w:t>2. Qué se infiere: La mayor concentración de casos se observa a partir del décimo semestre, marcando la pauta habitual de titulación en el sistema.</w:t>
-      </w:r>
-    </w:p>
-    <w:p>
-      <w:r>
-        <w:t>3. Qué límite tiene: La mediana de graduación general se establece por sobre la duración teórica estándar de la mayoría de las carreras de pregrado.</w:t>
-      </w:r>
-    </w:p>
-    <w:p>
-      <w:r>
-        <w:t>4. Cómo aporta al relato: Los valores atípicos superiores indican un subgrupo minoritario pero significativo que extiende sus estudios muy por encima del promedio institucional.</w:t>
-      </w:r>
-    </w:p>
-    <w:p>
-      <w:pPr>
-        <w:pStyle w:val="Heading3"/>
-      </w:pPr>
-      <w:r>
-        <w:t>Figura 2: Tamaño de grupos por área</w:t>
-      </w:r>
-    </w:p>
-    <w:p>
-      <w:r>
-        <w:t>1. Qué muestra: Existe una marcada asimetría en el volumen de titulados según las distintas áreas de conocimiento.</w:t>
-      </w:r>
-    </w:p>
-    <w:p>
-      <w:r>
-        <w:t>2. Qué se infiere: Las áreas principales concentran la abrumadora mayoría de las observaciones del dataset, dictando el comportamiento de las métricas globales.</w:t>
-      </w:r>
-    </w:p>
-    <w:p>
-      <w:r>
-        <w:t>3. Qué límite tiene: Esta disparidad en los tamaños de muestra (n) exige precaución al comparar directamente las métricas de tendencia central entre áreas.</w:t>
-      </w:r>
-    </w:p>
-    <w:p>
-      <w:r>
-        <w:t>4. Cómo aporta al relato: Las áreas con menor representación estadística son más susceptibles a presentar fluctuaciones o verse afectadas por valores extremos.</w:t>
-      </w:r>
-    </w:p>
-    <w:p>
-      <w:pPr>
-        <w:pStyle w:val="Heading3"/>
-      </w:pPr>
-      <w:r>
-        <w:t>Figura 3: Duración mediana por jornada</w:t>
+        <w:t>Figura 1: La duración mediana de la jornada diurna supera en 4 semestres a la vespertina</w:t>
       </w:r>
     </w:p>
     <w:p>
@@ -2887,7 +2831,7 @@
         <w:pStyle w:val="Heading3"/>
       </w:pPr>
       <w:r>
-        <w:t>Figura 4: Dispersión y variabilidad por jornada</w:t>
+        <w:t>Figura 2: La jornada vespertina concentra sus titulaciones con menor dispersión que la diurna</w:t>
       </w:r>
     </w:p>
     <w:p>
@@ -2915,7 +2859,7 @@
         <w:pStyle w:val="Heading3"/>
       </w:pPr>
       <w:r>
-        <w:t>Figura 5: Paneles de estratificación por área de conocimiento</w:t>
+        <w:t>Figura 3: La brecha de duración entre jornadas se mantiene constante al estratificar por área</w:t>
       </w:r>
     </w:p>
     <w:p>
@@ -2936,34 +2880,6 @@
     <w:p>
       <w:r>
         <w:t>4. Cómo aporta al relato: Las áreas con un bajo volumen de observaciones (n) en régimen vespertino obligan a interpretar sus respectivas medianas exclusivamente como referencias, tal como indica la métrica de soporte.</w:t>
-      </w:r>
-    </w:p>
-    <w:p>
-      <w:pPr>
-        <w:pStyle w:val="Heading3"/>
-      </w:pPr>
-      <w:r>
-        <w:t>Figura 6: Trazabilidad e imputación según jornada</w:t>
-      </w:r>
-    </w:p>
-    <w:p>
-      <w:r>
-        <w:t>1. Qué muestra: El análisis de trazabilidad de los datos revela que la necesidad de imputar el año de ingreso no es homogénea entre las distintas jornadas.</w:t>
-      </w:r>
-    </w:p>
-    <w:p>
-      <w:r>
-        <w:t>2. Qué se infiere: Las modalidades a distancia o no tradicionales concentran de manera desproporcionada la mayor cantidad de registros con datos imputados.</w:t>
-      </w:r>
-    </w:p>
-    <w:p>
-      <w:r>
-        <w:t>3. Qué límite tiene: Este sesgo en la calidad de origen del dato introduce una variable de confusión metodológica al intentar comparar rigurosamente todas las categorías.</w:t>
-      </w:r>
-    </w:p>
-    <w:p>
-      <w:r>
-        <w:t>4. Cómo aporta al relato: Las conclusiones extraídas sobre las jornadas tradicionales (diurna y vespertina) mantienen una alta confiabilidad analítica debido a su bajísima tasa de imputación.</w:t>
       </w:r>
     </w:p>
     <w:p>

--- a/docs/f4_s04_evaluacion_entregable_grupo6.docx
+++ b/docs/f4_s04_evaluacion_entregable_grupo6.docx
@@ -2637,6 +2637,11 @@
     </w:p>
     <w:p>
       <w:r>
+        <w:t>Enlace a la grabación: https://drive.google.com/file/d/19imknUpEKtICtm5lLIm27KWAh4BodapC/view?usp=sharing</w:t>
+      </w:r>
+    </w:p>
+    <w:p>
+      <w:r>
         <w:t>En cumplimiento de los requerimientos de la Fase 4, el equipo grabó una presentación audiovisual profesional de 7 minutos y 15 segundos en la herramienta Canvas Studio institucional. La presentación cuenta con la participación activa y visible de los cuatro integrantes, distribuyendo equitativamente los contenidos técnicos:</w:t>
       </w:r>
     </w:p>
